--- a/Чесник-курс алст.docx
+++ b/Чесник-курс алст.docx
@@ -1,6 +1,6 @@
 
 <file path=word/document.xml><?xml version="1.0" encoding="utf-8"?>
-<w:document xmlns:wpc="http://schemas.microsoft.com/office/word/2010/wordprocessingCanvas" xmlns:cx="http://schemas.microsoft.com/office/drawing/2014/chartex" xmlns:cx1="http://schemas.microsoft.com/office/drawing/2015/9/8/chartex" xmlns:cx2="http://schemas.microsoft.com/office/drawing/2015/10/21/chartex" xmlns:cx3="http://schemas.microsoft.com/office/drawing/2016/5/9/chartex" xmlns:cx4="http://schemas.microsoft.com/office/drawing/2016/5/10/chartex" xmlns:cx5="http://schemas.microsoft.com/office/drawing/2016/5/11/chartex" xmlns:cx6="http://schemas.microsoft.com/office/drawing/2016/5/12/chartex" xmlns:cx7="http://schemas.microsoft.com/office/drawing/2016/5/13/chartex" xmlns:cx8="http://schemas.microsoft.com/office/drawing/2016/5/14/chartex" xmlns:mc="http://schemas.openxmlformats.org/markup-compatibility/2006" xmlns:aink="http://schemas.microsoft.com/office/drawing/2016/ink" xmlns:am3d="http://schemas.microsoft.com/office/drawing/2017/model3d" xmlns:o="urn:schemas-microsoft-com:office:office" xmlns:r="http://schemas.openxmlformats.org/officeDocument/2006/relationships" xmlns:m="http://schemas.openxmlformats.org/officeDocument/2006/math" xmlns:v="urn:schemas-microsoft-com:vml" xmlns:wp14="http://schemas.microsoft.com/office/word/2010/wordprocessingDrawing" xmlns:wp="http://schemas.openxmlformats.org/drawingml/2006/wordprocessingDrawing" xmlns:w10="urn:schemas-microsoft-com:office:word" xmlns:w="http://schemas.openxmlformats.org/wordprocessingml/2006/main" xmlns:w14="http://schemas.microsoft.com/office/word/2010/wordml" xmlns:w15="http://schemas.microsoft.com/office/word/2012/wordml" xmlns:w16cex="http://schemas.microsoft.com/office/word/2018/wordml/cex" xmlns:w16cid="http://schemas.microsoft.com/office/word/2016/wordml/cid" xmlns:w16="http://schemas.microsoft.com/office/word/2018/wordml" xmlns:w16se="http://schemas.microsoft.com/office/word/2015/wordml/symex" xmlns:wpg="http://schemas.microsoft.com/office/word/2010/wordprocessingGroup" xmlns:wpi="http://schemas.microsoft.com/office/word/2010/wordprocessingInk" xmlns:wne="http://schemas.microsoft.com/office/word/2006/wordml" xmlns:wps="http://schemas.microsoft.com/office/word/2010/wordprocessingShape" mc:Ignorable="w14 w15 w16se w16cid w16 w16cex wp14">
+<w:document xmlns:wpc="http://schemas.microsoft.com/office/word/2010/wordprocessingCanvas" xmlns:cx="http://schemas.microsoft.com/office/drawing/2014/chartex" xmlns:cx1="http://schemas.microsoft.com/office/drawing/2015/9/8/chartex" xmlns:cx2="http://schemas.microsoft.com/office/drawing/2015/10/21/chartex" xmlns:cx3="http://schemas.microsoft.com/office/drawing/2016/5/9/chartex" xmlns:cx4="http://schemas.microsoft.com/office/drawing/2016/5/10/chartex" xmlns:cx5="http://schemas.microsoft.com/office/drawing/2016/5/11/chartex" xmlns:cx6="http://schemas.microsoft.com/office/drawing/2016/5/12/chartex" xmlns:cx7="http://schemas.microsoft.com/office/drawing/2016/5/13/chartex" xmlns:cx8="http://schemas.microsoft.com/office/drawing/2016/5/14/chartex" xmlns:mc="http://schemas.openxmlformats.org/markup-compatibility/2006" xmlns:aink="http://schemas.microsoft.com/office/drawing/2016/ink" xmlns:am3d="http://schemas.microsoft.com/office/drawing/2017/model3d" xmlns:o="urn:schemas-microsoft-com:office:office" xmlns:oel="http://schemas.microsoft.com/office/2019/extlst" xmlns:r="http://schemas.openxmlformats.org/officeDocument/2006/relationships" xmlns:m="http://schemas.openxmlformats.org/officeDocument/2006/math" xmlns:v="urn:schemas-microsoft-com:vml" xmlns:wp14="http://schemas.microsoft.com/office/word/2010/wordprocessingDrawing" xmlns:wp="http://schemas.openxmlformats.org/drawingml/2006/wordprocessingDrawing" xmlns:w10="urn:schemas-microsoft-com:office:word" xmlns:w="http://schemas.openxmlformats.org/wordprocessingml/2006/main" xmlns:w14="http://schemas.microsoft.com/office/word/2010/wordml" xmlns:w15="http://schemas.microsoft.com/office/word/2012/wordml" xmlns:w16cex="http://schemas.microsoft.com/office/word/2018/wordml/cex" xmlns:w16cid="http://schemas.microsoft.com/office/word/2016/wordml/cid" xmlns:w16="http://schemas.microsoft.com/office/word/2018/wordml" xmlns:w16du="http://schemas.microsoft.com/office/word/2023/wordml/word16du" xmlns:w16sdtdh="http://schemas.microsoft.com/office/word/2020/wordml/sdtdatahash" xmlns:w16sdtfl="http://schemas.microsoft.com/office/word/2024/wordml/sdtformatlock" xmlns:w16se="http://schemas.microsoft.com/office/word/2015/wordml/symex" xmlns:wpg="http://schemas.microsoft.com/office/word/2010/wordprocessingGroup" xmlns:wpi="http://schemas.microsoft.com/office/word/2010/wordprocessingInk" xmlns:wne="http://schemas.microsoft.com/office/word/2006/wordml" xmlns:wps="http://schemas.microsoft.com/office/word/2010/wordprocessingShape" mc:Ignorable="w14 w15 w16se w16cid w16 w16cex w16sdtdh w16sdtfl w16du wp14">
   <w:body>
     <w:p>
       <w:pPr>
@@ -82,27 +82,7 @@
           <w:szCs w:val="28"/>
           <w:lang w:eastAsia="ru-RU"/>
         </w:rPr>
-        <w:t>«</w:t>
-      </w:r>
-      <w:proofErr w:type="spellStart"/>
-      <w:r>
-        <w:rPr>
-          <w:rFonts w:eastAsia="Times New Roman" w:cs="Times New Roman"/>
-          <w:b/>
-          <w:szCs w:val="28"/>
-          <w:lang w:eastAsia="ru-RU"/>
-        </w:rPr>
-        <w:t>Волгодонский</w:t>
-      </w:r>
-      <w:proofErr w:type="spellEnd"/>
-      <w:r>
-        <w:rPr>
-          <w:rFonts w:eastAsia="Times New Roman" w:cs="Times New Roman"/>
-          <w:b/>
-          <w:szCs w:val="28"/>
-          <w:lang w:eastAsia="ru-RU"/>
-        </w:rPr>
-        <w:t xml:space="preserve"> техникум информационных технологий, бизнеса и дизайна имени В.В. Самарского»</w:t>
+        <w:t>«Волгодонский техникум информационных технологий, бизнеса и дизайна имени В.В. Самарского»</w:t>
       </w:r>
     </w:p>
     <w:p/>
@@ -222,19 +202,11 @@
             <w:pPr>
               <w:pStyle w:val="af4"/>
             </w:pPr>
-            <w:proofErr w:type="spellStart"/>
             <w:r>
               <w:rPr>
                 <w:sz w:val="28"/>
               </w:rPr>
-              <w:t>И.о</w:t>
-            </w:r>
-            <w:proofErr w:type="spellEnd"/>
-            <w:r>
-              <w:rPr>
-                <w:sz w:val="28"/>
-              </w:rPr>
-              <w:t>. зам. директора по УР</w:t>
+              <w:t>И.о. зам. директора по УР</w:t>
             </w:r>
           </w:p>
         </w:tc>
@@ -1480,27 +1452,7 @@
           <w:szCs w:val="28"/>
           <w:lang w:eastAsia="ru-RU"/>
         </w:rPr>
-        <w:t>«</w:t>
-      </w:r>
-      <w:proofErr w:type="spellStart"/>
-      <w:r>
-        <w:rPr>
-          <w:rFonts w:eastAsia="Times New Roman" w:cs="Times New Roman"/>
-          <w:b/>
-          <w:szCs w:val="28"/>
-          <w:lang w:eastAsia="ru-RU"/>
-        </w:rPr>
-        <w:t>Волгодонский</w:t>
-      </w:r>
-      <w:proofErr w:type="spellEnd"/>
-      <w:r>
-        <w:rPr>
-          <w:rFonts w:eastAsia="Times New Roman" w:cs="Times New Roman"/>
-          <w:b/>
-          <w:szCs w:val="28"/>
-          <w:lang w:eastAsia="ru-RU"/>
-        </w:rPr>
-        <w:t xml:space="preserve"> техникум информационных технологий, бизнеса и дизайна имени В.В. Самарского»</w:t>
+        <w:t>«Волгодонский техникум информационных технологий, бизнеса и дизайна имени В.В. Самарского»</w:t>
       </w:r>
     </w:p>
     <w:p/>
@@ -1634,19 +1586,11 @@
                 <w:sz w:val="28"/>
               </w:rPr>
             </w:pPr>
-            <w:proofErr w:type="spellStart"/>
             <w:r>
               <w:rPr>
                 <w:sz w:val="28"/>
               </w:rPr>
-              <w:t>И.о</w:t>
-            </w:r>
-            <w:proofErr w:type="spellEnd"/>
-            <w:r>
-              <w:rPr>
-                <w:sz w:val="28"/>
-              </w:rPr>
-              <w:t>. зам. директора по УР</w:t>
+              <w:t>И.о. зам. директора по УР</w:t>
             </w:r>
           </w:p>
         </w:tc>
@@ -4928,39 +4872,23 @@
         <w:t>]</w:t>
       </w:r>
       <w:r>
-        <w:t xml:space="preserve">. Для построения графического пользовательского интерфейса используется технология </w:t>
+        <w:t xml:space="preserve">. Для построения графического пользовательского интерфейса используется технология Windows </w:t>
       </w:r>
       <w:proofErr w:type="spellStart"/>
       <w:r>
-        <w:t>Windows</w:t>
+        <w:t>Forms</w:t>
       </w:r>
       <w:proofErr w:type="spellEnd"/>
       <w:r>
-        <w:t xml:space="preserve"> </w:t>
+        <w:t xml:space="preserve"> либо WPF, серверная часть и бизнес-логика, включая взаимодействие с базой данных, организуются средствами ASP.NET. В основу архитектуры приложения закладываются шаблоны проектирования Model-View-</w:t>
       </w:r>
       <w:proofErr w:type="spellStart"/>
       <w:r>
-        <w:t>Forms</w:t>
+        <w:t>ViewModel</w:t>
       </w:r>
       <w:proofErr w:type="spellEnd"/>
       <w:r>
-        <w:t xml:space="preserve"> либо WPF, серверная часть и бизнес-логика, включая взаимодействие с базой данных, организуются средствами ASP.NET. В основу архитектуры приложения закладываются шаблоны проектирования </w:t>
-      </w:r>
-      <w:proofErr w:type="spellStart"/>
-      <w:r>
-        <w:t>Model-View-ViewModel</w:t>
-      </w:r>
-      <w:proofErr w:type="spellEnd"/>
-      <w:r>
-        <w:t xml:space="preserve"> и </w:t>
-      </w:r>
-      <w:proofErr w:type="spellStart"/>
-      <w:r>
-        <w:t>Command</w:t>
-      </w:r>
-      <w:proofErr w:type="spellEnd"/>
-      <w:r>
-        <w:t xml:space="preserve">, способствующие чёткому разделению ответственности между компонентами системы. Для работы с базой данных применяется пакет </w:t>
+        <w:t xml:space="preserve"> и Command, способствующие чёткому разделению ответственности между компонентами системы. Для работы с базой данных применяется пакет </w:t>
       </w:r>
       <w:proofErr w:type="spellStart"/>
       <w:r>
@@ -5102,14 +5030,22 @@
         <w:rPr>
           <w:lang w:eastAsia="ru-RU"/>
         </w:rPr>
-        <w:t xml:space="preserve"> приведенная в таблице 3.1, их </w:t>
-      </w:r>
+        <w:t xml:space="preserve"> приведенная в таблице 3.1, </w:t>
+      </w:r>
+      <w:proofErr w:type="gramStart"/>
       <w:r>
         <w:rPr>
           <w:lang w:eastAsia="ru-RU"/>
         </w:rPr>
+        <w:t xml:space="preserve">их </w:t>
+      </w:r>
+      <w:r>
+        <w:rPr>
+          <w:lang w:eastAsia="ru-RU"/>
+        </w:rPr>
         <w:t>счетах</w:t>
       </w:r>
+      <w:proofErr w:type="gramEnd"/>
       <w:r>
         <w:rPr>
           <w:lang w:eastAsia="ru-RU"/>
@@ -7087,72 +7023,48 @@
       </w:r>
       <w:proofErr w:type="spellEnd"/>
       <w:r>
-        <w:t xml:space="preserve"> API. Он поддерживает асинхронную обработку запросов, автоматическую генерацию документации и удобную интеграцию с инструментами </w:t>
+        <w:t xml:space="preserve"> API. Он поддерживает асинхронную обработку запросов, автоматическую генерацию документации и удобную интеграцию с инструментами сериализации данных. Запуск API осуществляется с помощью </w:t>
+      </w:r>
+      <w:r>
+        <w:rPr>
+          <w:lang w:val="en-US"/>
+        </w:rPr>
+        <w:t>Kestrel</w:t>
+      </w:r>
+      <w:r>
+        <w:t>, обеспечивающего высокую производительность и совместимость с асинхронными библиотеками</w:t>
+      </w:r>
+      <w:r>
+        <w:t xml:space="preserve"> </w:t>
+      </w:r>
+      <w:r>
+        <w:t>[</w:t>
+      </w:r>
+      <w:r>
+        <w:t>7</w:t>
+      </w:r>
+      <w:r>
+        <w:t>]</w:t>
+      </w:r>
+      <w:r>
+        <w:t>.</w:t>
+      </w:r>
+    </w:p>
+    <w:p>
+      <w:r>
+        <w:t xml:space="preserve">Клиентская часть реализована с использованием языка C# и технологии WPF (Windows </w:t>
       </w:r>
       <w:proofErr w:type="spellStart"/>
       <w:r>
-        <w:t>сериализации</w:t>
+        <w:t>Presentation</w:t>
       </w:r>
       <w:proofErr w:type="spellEnd"/>
       <w:r>
-        <w:t xml:space="preserve"> данных. Запуск API осуществляется с помощью </w:t>
-      </w:r>
-      <w:r>
-        <w:rPr>
-          <w:lang w:val="en-US"/>
-        </w:rPr>
-        <w:t>Kestrel</w:t>
-      </w:r>
-      <w:r>
-        <w:t>, обеспечивающего высокую производительность и совместимость с асинхронными библиотеками</w:t>
-      </w:r>
-      <w:r>
-        <w:t xml:space="preserve"> </w:t>
-      </w:r>
-      <w:r>
-        <w:t>[</w:t>
-      </w:r>
-      <w:r>
-        <w:t>7</w:t>
-      </w:r>
-      <w:r>
-        <w:t>]</w:t>
-      </w:r>
-      <w:r>
-        <w:t>.</w:t>
-      </w:r>
-    </w:p>
-    <w:p>
-      <w:r>
-        <w:t>Клиентская часть реализована с использованием языка C# и технологии WPF (</w:t>
+        <w:t xml:space="preserve"> Foundation), применяя архитектурный шаблон MVVM (Model-View-</w:t>
       </w:r>
       <w:proofErr w:type="spellStart"/>
       <w:r>
-        <w:t>Windows</w:t>
-      </w:r>
-      <w:proofErr w:type="spellEnd"/>
-      <w:r>
-        <w:t xml:space="preserve"> </w:t>
-      </w:r>
-      <w:proofErr w:type="spellStart"/>
-      <w:r>
-        <w:t>Presentation</w:t>
-      </w:r>
-      <w:proofErr w:type="spellEnd"/>
-      <w:r>
-        <w:t xml:space="preserve"> </w:t>
-      </w:r>
-      <w:proofErr w:type="spellStart"/>
-      <w:r>
-        <w:t>Foundation</w:t>
-      </w:r>
-      <w:proofErr w:type="spellEnd"/>
-      <w:r>
-        <w:t>), применяя архитектурный шаблон MVVM (</w:t>
-      </w:r>
-      <w:proofErr w:type="spellStart"/>
-      <w:r>
-        <w:t>Model-View-ViewModel</w:t>
+        <w:t>ViewModel</w:t>
       </w:r>
       <w:proofErr w:type="spellEnd"/>
       <w:r>
@@ -7349,110 +7261,46 @@
         <w:t>Microsoft</w:t>
       </w:r>
       <w:r>
-        <w:t xml:space="preserve">. Она предоставляет удобную навигацию по коду, поддержку виртуальных окружений, </w:t>
+        <w:t>. Она предоставляет удобную навигацию по коду, поддержку виртуальных окружений, автодополнение, встроенный отладчик, работу с REST</w:t>
+      </w:r>
+      <w:r>
+        <w:rPr>
+          <w:rFonts w:cs="Times New Roman"/>
+        </w:rPr>
+        <w:t>–</w:t>
+      </w:r>
+      <w:r>
+        <w:t xml:space="preserve">запросами и терминал. Серверная часть запускается через </w:t>
+      </w:r>
+      <w:r>
+        <w:rPr>
+          <w:lang w:val="en-US"/>
+        </w:rPr>
+        <w:t>Kestrel</w:t>
+      </w:r>
+      <w:r>
+        <w:t xml:space="preserve">. Тестирование API происходило с помощью инструмента </w:t>
       </w:r>
       <w:proofErr w:type="spellStart"/>
       <w:r>
-        <w:t>автодополнение</w:t>
+        <w:t>Postman</w:t>
       </w:r>
       <w:proofErr w:type="spellEnd"/>
       <w:r>
-        <w:t>, встроенный отладчик, работу с REST</w:t>
-      </w:r>
-      <w:r>
-        <w:rPr>
-          <w:rFonts w:cs="Times New Roman"/>
-        </w:rPr>
-        <w:t>–</w:t>
-      </w:r>
-      <w:r>
-        <w:t xml:space="preserve">запросами и терминал. Серверная часть запускается через </w:t>
-      </w:r>
-      <w:r>
-        <w:rPr>
-          <w:lang w:val="en-US"/>
-        </w:rPr>
-        <w:t>Kestrel</w:t>
-      </w:r>
-      <w:r>
-        <w:t xml:space="preserve">. Тестирование API происходило с помощью инструмента </w:t>
+        <w:t>, что позволяло проверять работу всех маршрутов без запуска клиентской части.</w:t>
+      </w:r>
+    </w:p>
+    <w:p>
+      <w:r>
+        <w:t xml:space="preserve">Для клиентской части использовалась среда Microsoft Visual Studio. Она предоставляет мощные средства разработки на языке C# и XAML в рамках технологии WPF (Windows </w:t>
       </w:r>
       <w:proofErr w:type="spellStart"/>
       <w:r>
-        <w:t>Postman</w:t>
+        <w:t>Presentation</w:t>
       </w:r>
       <w:proofErr w:type="spellEnd"/>
       <w:r>
-        <w:t>, что позволяло проверять работу всех маршрутов без запуска клиентской части.</w:t>
-      </w:r>
-    </w:p>
-    <w:p>
-      <w:r>
-        <w:t xml:space="preserve">Для клиентской части использовалась среда </w:t>
-      </w:r>
-      <w:proofErr w:type="spellStart"/>
-      <w:r>
-        <w:t>Microsoft</w:t>
-      </w:r>
-      <w:proofErr w:type="spellEnd"/>
-      <w:r>
-        <w:t xml:space="preserve"> </w:t>
-      </w:r>
-      <w:proofErr w:type="spellStart"/>
-      <w:r>
-        <w:t>Visual</w:t>
-      </w:r>
-      <w:proofErr w:type="spellEnd"/>
-      <w:r>
-        <w:t xml:space="preserve"> </w:t>
-      </w:r>
-      <w:proofErr w:type="spellStart"/>
-      <w:r>
-        <w:t>Studio</w:t>
-      </w:r>
-      <w:proofErr w:type="spellEnd"/>
-      <w:r>
-        <w:t>. Она предоставляет мощные средства разработки на языке C# и XAML в рамках технологии WPF (</w:t>
-      </w:r>
-      <w:proofErr w:type="spellStart"/>
-      <w:r>
-        <w:t>Windows</w:t>
-      </w:r>
-      <w:proofErr w:type="spellEnd"/>
-      <w:r>
-        <w:t xml:space="preserve"> </w:t>
-      </w:r>
-      <w:proofErr w:type="spellStart"/>
-      <w:r>
-        <w:t>Presentation</w:t>
-      </w:r>
-      <w:proofErr w:type="spellEnd"/>
-      <w:r>
-        <w:t xml:space="preserve"> </w:t>
-      </w:r>
-      <w:proofErr w:type="spellStart"/>
-      <w:r>
-        <w:t>Foundation</w:t>
-      </w:r>
-      <w:proofErr w:type="spellEnd"/>
-      <w:r>
-        <w:t xml:space="preserve">). </w:t>
-      </w:r>
-      <w:proofErr w:type="spellStart"/>
-      <w:r>
-        <w:t>Visual</w:t>
-      </w:r>
-      <w:proofErr w:type="spellEnd"/>
-      <w:r>
-        <w:t xml:space="preserve"> </w:t>
-      </w:r>
-      <w:proofErr w:type="spellStart"/>
-      <w:r>
-        <w:t>Studio</w:t>
-      </w:r>
-      <w:proofErr w:type="spellEnd"/>
-      <w:r>
-        <w:t xml:space="preserve"> поддерживает шаблон MVVM, включая работу с </w:t>
+        <w:t xml:space="preserve"> Foundation). Visual Studio поддерживает шаблон MVVM, включая работу с </w:t>
       </w:r>
       <w:proofErr w:type="spellStart"/>
       <w:r>
@@ -7644,15 +7492,7 @@
         <w:t>MVVM</w:t>
       </w:r>
       <w:r>
-        <w:t xml:space="preserve">, интеллектуальное </w:t>
-      </w:r>
-      <w:proofErr w:type="spellStart"/>
-      <w:r>
-        <w:t>автодополнение</w:t>
-      </w:r>
-      <w:proofErr w:type="spellEnd"/>
-      <w:r>
-        <w:t xml:space="preserve"> кода (</w:t>
+        <w:t>, интеллектуальное автодополнение кода (</w:t>
       </w:r>
       <w:r>
         <w:rPr>
@@ -7702,8 +7542,6 @@
       <w:r>
         <w:t xml:space="preserve"> [5]</w:t>
       </w:r>
-      <w:bookmarkStart w:id="13" w:name="_GoBack"/>
-      <w:bookmarkEnd w:id="13"/>
       <w:r>
         <w:t>.</w:t>
       </w:r>
@@ -7743,35 +7581,7 @@
         <w:rPr>
           <w:szCs w:val="28"/>
         </w:rPr>
-        <w:t xml:space="preserve">Операционная система: </w:t>
-      </w:r>
-      <w:proofErr w:type="spellStart"/>
-      <w:r>
-        <w:rPr>
-          <w:szCs w:val="28"/>
-        </w:rPr>
-        <w:t>Microsoft</w:t>
-      </w:r>
-      <w:proofErr w:type="spellEnd"/>
-      <w:r>
-        <w:rPr>
-          <w:szCs w:val="28"/>
-        </w:rPr>
-        <w:t xml:space="preserve"> </w:t>
-      </w:r>
-      <w:proofErr w:type="spellStart"/>
-      <w:r>
-        <w:rPr>
-          <w:szCs w:val="28"/>
-        </w:rPr>
-        <w:t>Windows</w:t>
-      </w:r>
-      <w:proofErr w:type="spellEnd"/>
-      <w:r>
-        <w:rPr>
-          <w:szCs w:val="28"/>
-        </w:rPr>
-        <w:t xml:space="preserve"> 10/11 (x64).</w:t>
+        <w:t>Операционная система: Microsoft Windows 10/11 (x64).</w:t>
       </w:r>
     </w:p>
     <w:p>
@@ -7827,35 +7637,7 @@
         <w:rPr>
           <w:szCs w:val="28"/>
         </w:rPr>
-        <w:t xml:space="preserve"> работы </w:t>
-      </w:r>
-      <w:proofErr w:type="spellStart"/>
-      <w:r>
-        <w:rPr>
-          <w:szCs w:val="28"/>
-        </w:rPr>
-        <w:t>Visual</w:t>
-      </w:r>
-      <w:proofErr w:type="spellEnd"/>
-      <w:r>
-        <w:rPr>
-          <w:szCs w:val="28"/>
-        </w:rPr>
-        <w:t xml:space="preserve"> </w:t>
-      </w:r>
-      <w:proofErr w:type="spellStart"/>
-      <w:r>
-        <w:rPr>
-          <w:szCs w:val="28"/>
-        </w:rPr>
-        <w:t>Studio</w:t>
-      </w:r>
-      <w:proofErr w:type="spellEnd"/>
-      <w:r>
-        <w:rPr>
-          <w:szCs w:val="28"/>
-        </w:rPr>
-        <w:t>).</w:t>
+        <w:t xml:space="preserve"> работы Visual Studio).</w:t>
       </w:r>
     </w:p>
     <w:p>
@@ -7937,21 +7719,7 @@
         <w:rPr>
           <w:szCs w:val="28"/>
         </w:rPr>
-        <w:t xml:space="preserve">Разрешение экрана: не ниже 1366×768 (рекомендуется </w:t>
-      </w:r>
-      <w:proofErr w:type="spellStart"/>
-      <w:r>
-        <w:rPr>
-          <w:szCs w:val="28"/>
-        </w:rPr>
-        <w:t>Full</w:t>
-      </w:r>
-      <w:proofErr w:type="spellEnd"/>
-      <w:r>
-        <w:rPr>
-          <w:szCs w:val="28"/>
-        </w:rPr>
-        <w:t xml:space="preserve"> HD и выше для удобной работы в средах разработки).</w:t>
+        <w:t>Разрешение экрана: не ниже 1366×768 (рекомендуется Full HD и выше для удобной работы в средах разработки).</w:t>
       </w:r>
     </w:p>
     <w:p>
@@ -8045,54 +7813,32 @@
         <w:rPr>
           <w:szCs w:val="28"/>
         </w:rPr>
-        <w:t xml:space="preserve">Интеграция между </w:t>
+        <w:t>Интеграция между Visual Studio</w:t>
+      </w:r>
+      <w:r>
+        <w:rPr>
+          <w:szCs w:val="28"/>
+        </w:rPr>
+        <w:t xml:space="preserve"> и</w:t>
+      </w:r>
+      <w:r>
+        <w:rPr>
+          <w:szCs w:val="28"/>
+        </w:rPr>
+        <w:t xml:space="preserve"> </w:t>
       </w:r>
       <w:proofErr w:type="spellStart"/>
       <w:r>
         <w:rPr>
           <w:szCs w:val="28"/>
         </w:rPr>
-        <w:t>Visual</w:t>
+        <w:t>Git</w:t>
       </w:r>
       <w:proofErr w:type="spellEnd"/>
       <w:r>
         <w:rPr>
           <w:szCs w:val="28"/>
         </w:rPr>
-        <w:t xml:space="preserve"> </w:t>
-      </w:r>
-      <w:proofErr w:type="spellStart"/>
-      <w:r>
-        <w:rPr>
-          <w:szCs w:val="28"/>
-        </w:rPr>
-        <w:t>Studio</w:t>
-      </w:r>
-      <w:proofErr w:type="spellEnd"/>
-      <w:r>
-        <w:rPr>
-          <w:szCs w:val="28"/>
-        </w:rPr>
-        <w:t xml:space="preserve"> и</w:t>
-      </w:r>
-      <w:r>
-        <w:rPr>
-          <w:szCs w:val="28"/>
-        </w:rPr>
-        <w:t xml:space="preserve"> </w:t>
-      </w:r>
-      <w:proofErr w:type="spellStart"/>
-      <w:r>
-        <w:rPr>
-          <w:szCs w:val="28"/>
-        </w:rPr>
-        <w:t>Git</w:t>
-      </w:r>
-      <w:proofErr w:type="spellEnd"/>
-      <w:r>
-        <w:rPr>
-          <w:szCs w:val="28"/>
-        </w:rPr>
         <w:t xml:space="preserve"> осуществляется на уровне стандартных протоколов и расширений, что позволяет работать с ними в рамках единого рабочего процесса без дополнительных сложностей. Таким образом, выбранный набор инструментов охватывает все ключевые этапы разработки — от написания кода до отладки и работы с данными.</w:t>
       </w:r>
     </w:p>
@@ -8105,7 +7851,7 @@
       <w:pPr>
         <w:pStyle w:val="1"/>
       </w:pPr>
-      <w:bookmarkStart w:id="14" w:name="_Toc200024338"/>
+      <w:bookmarkStart w:id="13" w:name="_Toc200024338"/>
       <w:r>
         <w:lastRenderedPageBreak/>
         <w:t xml:space="preserve">5 </w:t>
@@ -8113,7 +7859,7 @@
       <w:r>
         <w:t>Разработка программного модуля</w:t>
       </w:r>
-      <w:bookmarkEnd w:id="14"/>
+      <w:bookmarkEnd w:id="13"/>
     </w:p>
     <w:p/>
     <w:p>
@@ -8142,7 +7888,7 @@
       <w:pPr>
         <w:pStyle w:val="2"/>
       </w:pPr>
-      <w:bookmarkStart w:id="15" w:name="_Toc200024339"/>
+      <w:bookmarkStart w:id="14" w:name="_Toc200024339"/>
       <w:r>
         <w:lastRenderedPageBreak/>
         <w:t xml:space="preserve">5.1 </w:t>
@@ -8150,7 +7896,7 @@
       <w:r>
         <w:t>Пользовательский интерфейс программного модуля</w:t>
       </w:r>
-      <w:bookmarkEnd w:id="15"/>
+      <w:bookmarkEnd w:id="14"/>
     </w:p>
     <w:p>
       <w:pPr>
@@ -8478,14 +8224,14 @@
       <w:pPr>
         <w:pStyle w:val="2"/>
       </w:pPr>
-      <w:bookmarkStart w:id="16" w:name="_Toc200024340"/>
+      <w:bookmarkStart w:id="15" w:name="_Toc200024340"/>
       <w:r>
         <w:t xml:space="preserve">5.2 </w:t>
       </w:r>
       <w:r>
         <w:t>Описание методов разработки</w:t>
       </w:r>
-      <w:bookmarkEnd w:id="16"/>
+      <w:bookmarkEnd w:id="15"/>
     </w:p>
     <w:p/>
     <w:p>
@@ -8541,35 +8287,19 @@
         <w:rPr>
           <w:rFonts w:eastAsiaTheme="minorHAnsi" w:cs="Times New Roman"/>
         </w:rPr>
-        <w:t>Шаблон MVVM (</w:t>
-      </w:r>
-      <w:proofErr w:type="spellStart"/>
+        <w:t>Шаблон MVVM (Model</w:t>
+      </w:r>
+      <w:r>
+        <w:rPr>
+          <w:rFonts w:cs="Times New Roman"/>
+        </w:rPr>
+        <w:t>–</w:t>
+      </w:r>
       <w:r>
         <w:rPr>
           <w:rFonts w:eastAsiaTheme="minorHAnsi" w:cs="Times New Roman"/>
         </w:rPr>
-        <w:t>Model</w:t>
-      </w:r>
-      <w:proofErr w:type="spellEnd"/>
-      <w:r>
-        <w:rPr>
-          <w:rFonts w:cs="Times New Roman"/>
-        </w:rPr>
-        <w:t>–</w:t>
-      </w:r>
-      <w:proofErr w:type="spellStart"/>
-      <w:r>
-        <w:rPr>
-          <w:rFonts w:eastAsiaTheme="minorHAnsi" w:cs="Times New Roman"/>
-        </w:rPr>
-        <w:t>View</w:t>
-      </w:r>
-      <w:proofErr w:type="spellEnd"/>
-      <w:r>
-        <w:rPr>
-          <w:rFonts w:eastAsiaTheme="minorHAnsi" w:cs="Times New Roman"/>
-        </w:rPr>
-        <w:t xml:space="preserve"> </w:t>
+        <w:t xml:space="preserve">View </w:t>
       </w:r>
       <w:r>
         <w:rPr>
@@ -8618,13 +8348,8 @@
         </w:tabs>
         <w:ind w:left="0" w:firstLine="851"/>
       </w:pPr>
-      <w:proofErr w:type="spellStart"/>
-      <w:r>
-        <w:t>Model</w:t>
-      </w:r>
-      <w:proofErr w:type="spellEnd"/>
-      <w:r>
-        <w:t xml:space="preserve"> представляет собой структуру данных и служит отражением информации, получаемой от API (например, </w:t>
+      <w:r>
+        <w:t xml:space="preserve">Model представляет собой структуру данных и служит отражением информации, получаемой от API (например, </w:t>
       </w:r>
       <w:r>
         <w:t>список транзакций</w:t>
@@ -8660,20 +8385,12 @@
           <w:rFonts w:eastAsiaTheme="minorHAnsi" w:cs="Times New Roman"/>
         </w:rPr>
       </w:pPr>
-      <w:proofErr w:type="spellStart"/>
       <w:r>
         <w:rPr>
           <w:rFonts w:eastAsiaTheme="minorHAnsi" w:cs="Times New Roman"/>
         </w:rPr>
         <w:lastRenderedPageBreak/>
-        <w:t>View</w:t>
-      </w:r>
-      <w:proofErr w:type="spellEnd"/>
-      <w:r>
-        <w:rPr>
-          <w:rFonts w:eastAsiaTheme="minorHAnsi" w:cs="Times New Roman"/>
-        </w:rPr>
-        <w:t xml:space="preserve"> </w:t>
+        <w:t xml:space="preserve">View </w:t>
       </w:r>
       <w:r>
         <w:rPr>
@@ -8715,35 +8432,7 @@
         <w:rPr>
           <w:rFonts w:eastAsiaTheme="minorHAnsi" w:cs="Times New Roman"/>
         </w:rPr>
-        <w:t xml:space="preserve"> выступает как посредник между </w:t>
-      </w:r>
-      <w:proofErr w:type="spellStart"/>
-      <w:r>
-        <w:rPr>
-          <w:rFonts w:eastAsiaTheme="minorHAnsi" w:cs="Times New Roman"/>
-        </w:rPr>
-        <w:t>View</w:t>
-      </w:r>
-      <w:proofErr w:type="spellEnd"/>
-      <w:r>
-        <w:rPr>
-          <w:rFonts w:eastAsiaTheme="minorHAnsi" w:cs="Times New Roman"/>
-        </w:rPr>
-        <w:t xml:space="preserve"> и </w:t>
-      </w:r>
-      <w:proofErr w:type="spellStart"/>
-      <w:r>
-        <w:rPr>
-          <w:rFonts w:eastAsiaTheme="minorHAnsi" w:cs="Times New Roman"/>
-        </w:rPr>
-        <w:t>Model</w:t>
-      </w:r>
-      <w:proofErr w:type="spellEnd"/>
-      <w:r>
-        <w:rPr>
-          <w:rFonts w:eastAsiaTheme="minorHAnsi" w:cs="Times New Roman"/>
-        </w:rPr>
-        <w:t>, связывая данные через механизм привязки (</w:t>
+        <w:t xml:space="preserve"> выступает как посредник между View и Model, связывая данные через механизм привязки (</w:t>
       </w:r>
       <w:proofErr w:type="spellStart"/>
       <w:r>
@@ -8944,11 +8633,11 @@
     </w:p>
     <w:p>
       <w:r>
-        <w:t xml:space="preserve">Этот метод реализован с помощью шаблона </w:t>
+        <w:t>Этот метод реализован с помощью шаблона Model-View-</w:t>
       </w:r>
       <w:proofErr w:type="spellStart"/>
       <w:r>
-        <w:t>Model-View-ViewModel</w:t>
+        <w:t>ViewModel</w:t>
       </w:r>
       <w:proofErr w:type="spellEnd"/>
       <w:r>
@@ -9637,6 +9326,7 @@
         <w:t xml:space="preserve"> = new </w:t>
       </w:r>
       <w:proofErr w:type="spellStart"/>
+      <w:proofErr w:type="gramStart"/>
       <w:r>
         <w:rPr>
           <w:sz w:val="24"/>
@@ -9652,23 +9342,32 @@
           <w:szCs w:val="24"/>
           <w:lang w:val="en-US"/>
         </w:rPr>
-        <w:t>();</w:t>
-      </w:r>
-    </w:p>
-    <w:p>
-      <w:pPr>
+        <w:t>(</w:t>
+      </w:r>
+      <w:proofErr w:type="gramEnd"/>
+      <w:r>
         <w:rPr>
           <w:sz w:val="24"/>
           <w:szCs w:val="24"/>
           <w:lang w:val="en-US"/>
         </w:rPr>
-      </w:pPr>
-      <w:r>
+        <w:t>);</w:t>
+      </w:r>
+    </w:p>
+    <w:p>
+      <w:pPr>
         <w:rPr>
           <w:sz w:val="24"/>
           <w:szCs w:val="24"/>
           <w:lang w:val="en-US"/>
         </w:rPr>
+      </w:pPr>
+      <w:r>
+        <w:rPr>
+          <w:sz w:val="24"/>
+          <w:szCs w:val="24"/>
+          <w:lang w:val="en-US"/>
+        </w:rPr>
         <w:t xml:space="preserve">                </w:t>
       </w:r>
       <w:proofErr w:type="spellStart"/>
@@ -9871,6 +9570,7 @@
         <w:t xml:space="preserve">(u =&gt; </w:t>
       </w:r>
       <w:proofErr w:type="spellStart"/>
+      <w:proofErr w:type="gramStart"/>
       <w:r>
         <w:rPr>
           <w:sz w:val="24"/>
@@ -9880,6 +9580,7 @@
         <w:t>u.Login</w:t>
       </w:r>
       <w:proofErr w:type="spellEnd"/>
+      <w:proofErr w:type="gramEnd"/>
       <w:r>
         <w:rPr>
           <w:sz w:val="24"/>
@@ -9889,6 +9590,7 @@
         <w:t xml:space="preserve"> == Login &amp;&amp; </w:t>
       </w:r>
       <w:proofErr w:type="spellStart"/>
+      <w:proofErr w:type="gramStart"/>
       <w:r>
         <w:rPr>
           <w:sz w:val="24"/>
@@ -9898,47 +9600,58 @@
         <w:t>u.Password</w:t>
       </w:r>
       <w:proofErr w:type="spellEnd"/>
+      <w:proofErr w:type="gramEnd"/>
       <w:r>
         <w:rPr>
           <w:sz w:val="24"/>
           <w:szCs w:val="24"/>
           <w:lang w:val="en-US"/>
         </w:rPr>
-        <w:t xml:space="preserve"> == Password).</w:t>
-      </w:r>
-      <w:proofErr w:type="spellStart"/>
+        <w:t xml:space="preserve"> == Password</w:t>
+      </w:r>
+      <w:proofErr w:type="gramStart"/>
       <w:r>
         <w:rPr>
           <w:sz w:val="24"/>
           <w:szCs w:val="24"/>
           <w:lang w:val="en-US"/>
         </w:rPr>
-        <w:t>FirstOrDefault</w:t>
-      </w:r>
-      <w:proofErr w:type="spellEnd"/>
+        <w:t>).</w:t>
+      </w:r>
+      <w:proofErr w:type="spellStart"/>
       <w:r>
         <w:rPr>
           <w:sz w:val="24"/>
           <w:szCs w:val="24"/>
           <w:lang w:val="en-US"/>
         </w:rPr>
-        <w:t>();</w:t>
-      </w:r>
-    </w:p>
-    <w:p>
-      <w:pPr>
+        <w:t>FirstOrDefault</w:t>
+      </w:r>
+      <w:proofErr w:type="spellEnd"/>
+      <w:proofErr w:type="gramEnd"/>
+      <w:r>
         <w:rPr>
           <w:sz w:val="24"/>
           <w:szCs w:val="24"/>
           <w:lang w:val="en-US"/>
         </w:rPr>
-      </w:pPr>
-      <w:r>
+        <w:t>();</w:t>
+      </w:r>
+    </w:p>
+    <w:p>
+      <w:pPr>
         <w:rPr>
           <w:sz w:val="24"/>
           <w:szCs w:val="24"/>
           <w:lang w:val="en-US"/>
         </w:rPr>
+      </w:pPr>
+      <w:r>
+        <w:rPr>
+          <w:sz w:val="24"/>
+          <w:szCs w:val="24"/>
+          <w:lang w:val="en-US"/>
+        </w:rPr>
         <w:lastRenderedPageBreak/>
         <w:t xml:space="preserve">            return _user is not null;</w:t>
       </w:r>
@@ -10022,47 +9735,52 @@
       </w:r>
       <w:proofErr w:type="spellEnd"/>
       <w:r>
-        <w:t xml:space="preserve"> и </w:t>
+        <w:t xml:space="preserve"> и Password. Атрибуты [</w:t>
       </w:r>
       <w:proofErr w:type="spellStart"/>
       <w:r>
-        <w:t>Password</w:t>
+        <w:t>ObservableProperty</w:t>
       </w:r>
       <w:proofErr w:type="spellEnd"/>
       <w:r>
-        <w:t>. Атрибуты [</w:t>
+        <w:t>] и [</w:t>
       </w:r>
       <w:proofErr w:type="spellStart"/>
       <w:r>
-        <w:t>ObservableProperty</w:t>
+        <w:t>RelayCommand</w:t>
       </w:r>
       <w:proofErr w:type="spellEnd"/>
       <w:r>
-        <w:t>] и [</w:t>
+        <w:t xml:space="preserve">] сокращают объём шаблонного кода. Метод </w:t>
       </w:r>
       <w:proofErr w:type="spellStart"/>
       <w:r>
-        <w:t>RelayCommand</w:t>
+        <w:t>Submit</w:t>
       </w:r>
       <w:proofErr w:type="spellEnd"/>
       <w:r>
-        <w:t xml:space="preserve">] сокращают объём шаблонного кода. Метод </w:t>
+        <w:t xml:space="preserve"> вызывается при нажатии кнопки входа. Внутри него через контекст </w:t>
       </w:r>
       <w:proofErr w:type="spellStart"/>
       <w:r>
-        <w:t>Submit</w:t>
+        <w:t>App.Context</w:t>
       </w:r>
       <w:proofErr w:type="spellEnd"/>
       <w:r>
-        <w:t xml:space="preserve"> вызывается при нажатии кнопки входа. Внутри него через контекст </w:t>
+        <w:t xml:space="preserve"> выполняется LINQ-запрос к базе данных. </w:t>
       </w:r>
       <w:proofErr w:type="spellStart"/>
       <w:r>
-        <w:t>App.Context</w:t>
+        <w:t>Entity</w:t>
       </w:r>
       <w:proofErr w:type="spellEnd"/>
       <w:r>
-        <w:t xml:space="preserve"> выполняется LINQ-запрос к базе данных. </w:t>
+        <w:t xml:space="preserve"> Framework Core преобразует его в безопасный параметризованный SQL-запрос, исключающий SQL-инъекции. При успешном нахождении пользователя открывается главное окно приложения. Директива #if DEBUG автоматически подставляет тестовые данные в отладочной версии. Данный подход демонстрирует ключевые принципы разработки на .NET.</w:t>
+      </w:r>
+    </w:p>
+    <w:p>
+      <w:r>
+        <w:t xml:space="preserve">Таким образом, применение шаблона MVVM в сочетании с фреймворком ASP.NET и технологией </w:t>
       </w:r>
       <w:proofErr w:type="spellStart"/>
       <w:r>
@@ -10070,111 +9788,45 @@
       </w:r>
       <w:proofErr w:type="spellEnd"/>
       <w:r>
+        <w:t xml:space="preserve"> Framework Core позволило выстроить чёткую архитектуру программного модуля, в которой каждый компонент выполняет строго определённую функцию. Это упростило процесс разработки, сделало код более читаемым и подготовило основу для возможного дальнейшего расширения функциональности приложения без существенной переработки существующей структуры. Описанные методы и подходы обеспечили создание модуля, отвечающего ключевым критериям качества: надёжность хранения данных, корректность обработки пользовательских действий и удобство сопровождения кода. Реализованный механизм авторизации, основанный на взаимодействии </w:t>
+      </w:r>
+      <w:proofErr w:type="spellStart"/>
+      <w:r>
+        <w:t>ViewModel</w:t>
+      </w:r>
+      <w:proofErr w:type="spellEnd"/>
+      <w:r>
+        <w:t xml:space="preserve"> с базой данных через </w:t>
+      </w:r>
+      <w:proofErr w:type="spellStart"/>
+      <w:r>
+        <w:t>Entity</w:t>
+      </w:r>
+      <w:proofErr w:type="spellEnd"/>
+      <w:r>
+        <w:t xml:space="preserve"> Framework Core</w:t>
+      </w:r>
+      <w:r>
+        <w:t xml:space="preserve"> и ядром в виде </w:t>
+      </w:r>
+      <w:r>
+        <w:rPr>
+          <w:lang w:val="en-US"/>
+        </w:rPr>
+        <w:t>Microsoft</w:t>
+      </w:r>
+      <w:r>
         <w:t xml:space="preserve"> </w:t>
       </w:r>
-      <w:proofErr w:type="spellStart"/>
-      <w:r>
-        <w:t>Framework</w:t>
-      </w:r>
-      <w:proofErr w:type="spellEnd"/>
+      <w:r>
+        <w:rPr>
+          <w:lang w:val="en-US"/>
+        </w:rPr>
+        <w:t>SQL</w:t>
+      </w:r>
       <w:r>
         <w:t xml:space="preserve"> </w:t>
       </w:r>
-      <w:proofErr w:type="spellStart"/>
-      <w:r>
-        <w:t>Core</w:t>
-      </w:r>
-      <w:proofErr w:type="spellEnd"/>
-      <w:r>
-        <w:t xml:space="preserve"> преобразует его в безопасный параметризованный SQL-запрос, исключающий SQL-инъекции. При успешном нахождении пользователя открывается главное окно приложения. Директива #</w:t>
-      </w:r>
-      <w:proofErr w:type="spellStart"/>
-      <w:r>
-        <w:t>if</w:t>
-      </w:r>
-      <w:proofErr w:type="spellEnd"/>
-      <w:r>
-        <w:t xml:space="preserve"> DEBUG автоматически подставляет тестовые данные в отладочной версии. Данный подход демонстрирует ключевые принципы разработки на .NET.</w:t>
-      </w:r>
-    </w:p>
-    <w:p>
-      <w:r>
-        <w:t xml:space="preserve">Таким образом, применение шаблона MVVM в сочетании с фреймворком ASP.NET и технологией </w:t>
-      </w:r>
-      <w:proofErr w:type="spellStart"/>
-      <w:r>
-        <w:t>Entity</w:t>
-      </w:r>
-      <w:proofErr w:type="spellEnd"/>
-      <w:r>
-        <w:t xml:space="preserve"> </w:t>
-      </w:r>
-      <w:proofErr w:type="spellStart"/>
-      <w:r>
-        <w:t>Framework</w:t>
-      </w:r>
-      <w:proofErr w:type="spellEnd"/>
-      <w:r>
-        <w:t xml:space="preserve"> </w:t>
-      </w:r>
-      <w:proofErr w:type="spellStart"/>
-      <w:r>
-        <w:t>Core</w:t>
-      </w:r>
-      <w:proofErr w:type="spellEnd"/>
-      <w:r>
-        <w:t xml:space="preserve"> позволило выстроить чёткую архитектуру программного модуля, в которой каждый компонент выполняет строго определённую функцию. Это упростило процесс разработки, сделало код более читаемым и подготовило основу для возможного дальнейшего расширения функциональности приложения без существенной переработки существующей структуры. Описанные методы и подходы обеспечили создание модуля, отвечающего ключевым критериям качества: надёжность хранения данных, корректность обработки пользовательских действий и удобство сопровождения кода. Реализованный механизм авторизации, основанный на взаимодействии </w:t>
-      </w:r>
-      <w:proofErr w:type="spellStart"/>
-      <w:r>
-        <w:t>ViewModel</w:t>
-      </w:r>
-      <w:proofErr w:type="spellEnd"/>
-      <w:r>
-        <w:t xml:space="preserve"> с базой данных через </w:t>
-      </w:r>
-      <w:proofErr w:type="spellStart"/>
-      <w:r>
-        <w:t>Entity</w:t>
-      </w:r>
-      <w:proofErr w:type="spellEnd"/>
-      <w:r>
-        <w:t xml:space="preserve"> </w:t>
-      </w:r>
-      <w:proofErr w:type="spellStart"/>
-      <w:r>
-        <w:t>Framework</w:t>
-      </w:r>
-      <w:proofErr w:type="spellEnd"/>
-      <w:r>
-        <w:t xml:space="preserve"> </w:t>
-      </w:r>
-      <w:proofErr w:type="spellStart"/>
-      <w:r>
-        <w:t>Core</w:t>
-      </w:r>
-      <w:proofErr w:type="spellEnd"/>
-      <w:r>
-        <w:t xml:space="preserve"> и ядром в виде </w:t>
-      </w:r>
-      <w:r>
-        <w:rPr>
-          <w:lang w:val="en-US"/>
-        </w:rPr>
-        <w:t>Microsoft</w:t>
-      </w:r>
-      <w:r>
-        <w:t xml:space="preserve"> </w:t>
-      </w:r>
-      <w:r>
-        <w:rPr>
-          <w:lang w:val="en-US"/>
-        </w:rPr>
-        <w:t>SQL</w:t>
-      </w:r>
-      <w:r>
-        <w:t xml:space="preserve"> </w:t>
-      </w:r>
       <w:r>
         <w:rPr>
           <w:lang w:val="en-US"/>
@@ -10182,15 +9834,20 @@
         <w:t>Server</w:t>
       </w:r>
       <w:r>
-        <w:t>, наглядно демонстрирует эффективность выбранной архитектуры при реше</w:t>
+        <w:t xml:space="preserve">, </w:t>
+      </w:r>
+      <w:proofErr w:type="gramStart"/>
+      <w:r>
+        <w:t>наглядно демонстрирует</w:t>
+      </w:r>
+      <w:proofErr w:type="gramEnd"/>
+      <w:r>
+        <w:t xml:space="preserve"> эффективность выбранной архитектуры при реше</w:t>
       </w:r>
       <w:r>
         <w:t>нии конкретных прикладных задач</w:t>
       </w:r>
       <w:r>
-        <w:t xml:space="preserve"> []</w:t>
-      </w:r>
-      <w:r>
         <w:t>.</w:t>
       </w:r>
     </w:p>
@@ -10198,12 +9855,12 @@
       <w:pPr>
         <w:pStyle w:val="1"/>
       </w:pPr>
-      <w:bookmarkStart w:id="17" w:name="_Toc200024341"/>
+      <w:bookmarkStart w:id="16" w:name="_Toc200024341"/>
       <w:r>
         <w:lastRenderedPageBreak/>
         <w:t>Заключение</w:t>
       </w:r>
-      <w:bookmarkEnd w:id="17"/>
+      <w:bookmarkEnd w:id="16"/>
     </w:p>
     <w:p/>
     <w:p>
@@ -10240,12 +9897,12 @@
       <w:pPr>
         <w:pStyle w:val="1"/>
       </w:pPr>
-      <w:bookmarkStart w:id="18" w:name="_Toc200024342"/>
+      <w:bookmarkStart w:id="17" w:name="_Toc200024342"/>
       <w:r>
         <w:lastRenderedPageBreak/>
         <w:t>Список использованных источников</w:t>
       </w:r>
-      <w:bookmarkEnd w:id="18"/>
+      <w:bookmarkEnd w:id="17"/>
     </w:p>
     <w:p/>
     <w:p>
@@ -10269,15 +9926,7 @@
         <w:ind w:left="0" w:firstLine="851"/>
       </w:pPr>
       <w:r>
-        <w:t xml:space="preserve">Бэнкс, Д. Архитектура программного обеспечения. – </w:t>
-      </w:r>
-      <w:proofErr w:type="gramStart"/>
-      <w:r>
-        <w:t>М. :</w:t>
-      </w:r>
-      <w:proofErr w:type="gramEnd"/>
-      <w:r>
-        <w:t xml:space="preserve"> ДМК Пресс, 2021. </w:t>
+        <w:t xml:space="preserve">Бэнкс, Д. Архитектура программного обеспечения. – М. : ДМК Пресс, 2021. </w:t>
       </w:r>
     </w:p>
     <w:p>
@@ -10293,15 +9942,7 @@
         <w:ind w:left="0" w:firstLine="851"/>
       </w:pPr>
       <w:r>
-        <w:t xml:space="preserve">Гамма, Э., </w:t>
-      </w:r>
-      <w:proofErr w:type="spellStart"/>
-      <w:r>
-        <w:t>Хелм</w:t>
-      </w:r>
-      <w:proofErr w:type="spellEnd"/>
-      <w:r>
-        <w:t xml:space="preserve">, Р., Джонсон, Р., </w:t>
+        <w:t xml:space="preserve">Гамма, Э., Хелм, Р., Джонсон, Р., </w:t>
       </w:r>
       <w:proofErr w:type="spellStart"/>
       <w:r>
@@ -10332,29 +9973,16 @@
         </w:tabs>
         <w:ind w:left="0" w:firstLine="851"/>
       </w:pPr>
+      <w:r>
+        <w:t xml:space="preserve">Коннолли, Т., </w:t>
+      </w:r>
       <w:proofErr w:type="spellStart"/>
       <w:r>
-        <w:t>Коннолли</w:t>
+        <w:t>Бегг</w:t>
       </w:r>
       <w:proofErr w:type="spellEnd"/>
       <w:r>
-        <w:t xml:space="preserve">, Т., </w:t>
-      </w:r>
-      <w:proofErr w:type="spellStart"/>
-      <w:r>
-        <w:t>Бегг</w:t>
-      </w:r>
-      <w:proofErr w:type="spellEnd"/>
-      <w:r>
-        <w:t xml:space="preserve">, К. Базы данных. Проектирование, реализация и сопровождение. – 6-е изд. – </w:t>
-      </w:r>
-      <w:proofErr w:type="gramStart"/>
-      <w:r>
-        <w:t>М. :</w:t>
-      </w:r>
-      <w:proofErr w:type="gramEnd"/>
-      <w:r>
-        <w:t xml:space="preserve"> Вильямс, 2019. </w:t>
+        <w:t xml:space="preserve">, К. Базы данных. Проектирование, реализация и сопровождение. – 6-е изд. – М. : Вильямс, 2019. </w:t>
       </w:r>
     </w:p>
     <w:p>
@@ -10388,23 +10016,7 @@
         <w:t xml:space="preserve">. CLR via C#. </w:t>
       </w:r>
       <w:r>
-        <w:t xml:space="preserve">Программирование на платформе </w:t>
-      </w:r>
-      <w:proofErr w:type="spellStart"/>
-      <w:r>
-        <w:t>Microsoft</w:t>
-      </w:r>
-      <w:proofErr w:type="spellEnd"/>
-      <w:r>
-        <w:t xml:space="preserve"> .NET </w:t>
-      </w:r>
-      <w:proofErr w:type="spellStart"/>
-      <w:r>
-        <w:t>Framework</w:t>
-      </w:r>
-      <w:proofErr w:type="spellEnd"/>
-      <w:r>
-        <w:t xml:space="preserve"> 4.5 на языке C#. – 4-е изд. – СПб</w:t>
+        <w:t>Программирование на платформе Microsoft .NET Framework 4.5 на языке C#. – 4-е изд. – СПб</w:t>
       </w:r>
       <w:proofErr w:type="gramStart"/>
       <w:r>
@@ -10441,15 +10053,7 @@
       </w:r>
       <w:proofErr w:type="spellEnd"/>
       <w:r>
-        <w:t xml:space="preserve">, Ф. Язык программирования C# 9.0 и платформа .NET 5. – </w:t>
-      </w:r>
-      <w:proofErr w:type="gramStart"/>
-      <w:r>
-        <w:t>М. :</w:t>
-      </w:r>
-      <w:proofErr w:type="gramEnd"/>
-      <w:r>
-        <w:t xml:space="preserve"> ДМК Пресс, 2021.</w:t>
+        <w:t>, Ф. Язык программирования C# 9.0 и платформа .NET 5. – М. : ДМК Пресс, 2021.</w:t>
       </w:r>
     </w:p>
     <w:p>
@@ -10509,23 +10113,7 @@
       </w:r>
       <w:proofErr w:type="spellEnd"/>
       <w:r>
-        <w:t xml:space="preserve"> </w:t>
-      </w:r>
-      <w:proofErr w:type="spellStart"/>
-      <w:r>
-        <w:t>Framework</w:t>
-      </w:r>
-      <w:proofErr w:type="spellEnd"/>
-      <w:r>
-        <w:t xml:space="preserve"> </w:t>
-      </w:r>
-      <w:proofErr w:type="spellStart"/>
-      <w:r>
-        <w:t>Core</w:t>
-      </w:r>
-      <w:proofErr w:type="spellEnd"/>
-      <w:r>
-        <w:t xml:space="preserve">. – Режим доступа: https://learn.microsoft.com/ru-ru/ef/core/ (дата обращения: 03.06.2026) </w:t>
+        <w:t xml:space="preserve"> Framework Core. – Режим доступа: https://learn.microsoft.com/ru-ru/ef/core/ (дата обращения: 03.06.2026) </w:t>
       </w:r>
     </w:p>
     <w:p>
@@ -10589,15 +10177,7 @@
         <w:ind w:left="0" w:firstLine="851"/>
       </w:pPr>
       <w:r>
-        <w:t xml:space="preserve">Введение в SQL </w:t>
-      </w:r>
-      <w:proofErr w:type="spellStart"/>
-      <w:r>
-        <w:t>Server</w:t>
-      </w:r>
-      <w:proofErr w:type="spellEnd"/>
-      <w:r>
-        <w:t>. – Режим доступа: https://learn.microsoft.com/ru-ru/sql/sql-server/ (дата обращения: 01.06.2026)</w:t>
+        <w:t>Введение в SQL Server. – Режим доступа: https://learn.microsoft.com/ru-ru/sql/sql-server/ (дата обращения: 01.06.2026)</w:t>
       </w:r>
     </w:p>
     <w:p>
@@ -10612,29 +10192,8 @@
         </w:tabs>
         <w:ind w:left="0" w:firstLine="851"/>
       </w:pPr>
-      <w:proofErr w:type="spellStart"/>
-      <w:r>
-        <w:t>Microsoft</w:t>
-      </w:r>
-      <w:proofErr w:type="spellEnd"/>
-      <w:r>
-        <w:t xml:space="preserve"> </w:t>
-      </w:r>
-      <w:proofErr w:type="spellStart"/>
-      <w:r>
-        <w:t>Visual</w:t>
-      </w:r>
-      <w:proofErr w:type="spellEnd"/>
-      <w:r>
-        <w:t xml:space="preserve"> </w:t>
-      </w:r>
-      <w:proofErr w:type="spellStart"/>
-      <w:r>
-        <w:t>Studio</w:t>
-      </w:r>
-      <w:proofErr w:type="spellEnd"/>
-      <w:r>
-        <w:t xml:space="preserve">. – Режим доступа: https://ru.wikipedia.org/wiki/Microsoft_Visual_Studio (дата обращения: 29.05.2026) </w:t>
+      <w:r>
+        <w:t xml:space="preserve">Microsoft Visual Studio. – Режим доступа: https://ru.wikipedia.org/wiki/Microsoft_Visual_Studio (дата обращения: 29.05.2026) </w:t>
       </w:r>
     </w:p>
     <w:p>
@@ -10679,12 +10238,12 @@
         <w:ind w:firstLine="0"/>
         <w:jc w:val="center"/>
       </w:pPr>
-      <w:bookmarkStart w:id="19" w:name="_Toc200024343"/>
+      <w:bookmarkStart w:id="18" w:name="_Toc200024343"/>
       <w:r>
         <w:lastRenderedPageBreak/>
         <w:t>Приложение А</w:t>
       </w:r>
-      <w:bookmarkEnd w:id="19"/>
+      <w:bookmarkEnd w:id="18"/>
     </w:p>
     <w:p>
       <w:pPr>
@@ -10790,12 +10349,12 @@
         <w:ind w:firstLine="0"/>
         <w:jc w:val="center"/>
       </w:pPr>
-      <w:bookmarkStart w:id="20" w:name="_Toc200024344"/>
+      <w:bookmarkStart w:id="19" w:name="_Toc200024344"/>
       <w:r>
         <w:lastRenderedPageBreak/>
         <w:t>Приложение Б</w:t>
       </w:r>
-      <w:bookmarkEnd w:id="20"/>
+      <w:bookmarkEnd w:id="19"/>
     </w:p>
     <w:p>
       <w:pPr>
@@ -12143,7 +11702,47 @@
           <w:szCs w:val="18"/>
           <w:lang w:val="en-US"/>
         </w:rPr>
-        <w:t xml:space="preserve">            if (</w:t>
+        <w:t xml:space="preserve">            if (CurrentInstance is LoginPage)</w:t>
+      </w:r>
+    </w:p>
+    <w:p>
+      <w:pPr>
+        <w:pStyle w:val="HTML"/>
+        <w:rPr>
+          <w:rFonts w:ascii="Cascadia Mono" w:hAnsi="Cascadia Mono"/>
+          <w:sz w:val="18"/>
+          <w:szCs w:val="18"/>
+          <w:lang w:val="en-US"/>
+        </w:rPr>
+      </w:pPr>
+      <w:r>
+        <w:rPr>
+          <w:rFonts w:ascii="Cascadia Mono" w:hAnsi="Cascadia Mono"/>
+          <w:sz w:val="18"/>
+          <w:szCs w:val="18"/>
+          <w:lang w:val="en-US"/>
+        </w:rPr>
+        <w:t xml:space="preserve">            {</w:t>
+      </w:r>
+    </w:p>
+    <w:p>
+      <w:pPr>
+        <w:pStyle w:val="HTML"/>
+        <w:rPr>
+          <w:rFonts w:ascii="Cascadia Mono" w:hAnsi="Cascadia Mono"/>
+          <w:sz w:val="18"/>
+          <w:szCs w:val="18"/>
+          <w:lang w:val="en-US"/>
+        </w:rPr>
+      </w:pPr>
+      <w:r>
+        <w:rPr>
+          <w:rFonts w:ascii="Cascadia Mono" w:hAnsi="Cascadia Mono"/>
+          <w:sz w:val="18"/>
+          <w:szCs w:val="18"/>
+          <w:lang w:val="en-US"/>
+        </w:rPr>
+        <w:t xml:space="preserve">                </w:t>
       </w:r>
       <w:proofErr w:type="spellStart"/>
       <w:r>
@@ -12153,7 +11752,7 @@
           <w:szCs w:val="18"/>
           <w:lang w:val="en-US"/>
         </w:rPr>
-        <w:t>CurrentInstance</w:t>
+        <w:t>ButtonName</w:t>
       </w:r>
       <w:proofErr w:type="spellEnd"/>
       <w:r>
@@ -12163,7 +11762,44 @@
           <w:szCs w:val="18"/>
           <w:lang w:val="en-US"/>
         </w:rPr>
-        <w:t xml:space="preserve"> is </w:t>
+        <w:t xml:space="preserve"> = "</w:t>
+      </w:r>
+      <w:r>
+        <w:rPr>
+          <w:rFonts w:ascii="Cascadia Mono" w:hAnsi="Cascadia Mono"/>
+          <w:sz w:val="18"/>
+          <w:szCs w:val="18"/>
+        </w:rPr>
+        <w:t>Вход</w:t>
+      </w:r>
+      <w:r>
+        <w:rPr>
+          <w:rFonts w:ascii="Cascadia Mono" w:hAnsi="Cascadia Mono"/>
+          <w:sz w:val="18"/>
+          <w:szCs w:val="18"/>
+          <w:lang w:val="en-US"/>
+        </w:rPr>
+        <w:t>";</w:t>
+      </w:r>
+    </w:p>
+    <w:p>
+      <w:pPr>
+        <w:pStyle w:val="HTML"/>
+        <w:rPr>
+          <w:rFonts w:ascii="Cascadia Mono" w:hAnsi="Cascadia Mono"/>
+          <w:sz w:val="18"/>
+          <w:szCs w:val="18"/>
+          <w:lang w:val="en-US"/>
+        </w:rPr>
+      </w:pPr>
+      <w:r>
+        <w:rPr>
+          <w:rFonts w:ascii="Cascadia Mono" w:hAnsi="Cascadia Mono"/>
+          <w:sz w:val="18"/>
+          <w:szCs w:val="18"/>
+          <w:lang w:val="en-US"/>
+        </w:rPr>
+        <w:t xml:space="preserve">                CurrentInstance = _</w:t>
       </w:r>
       <w:proofErr w:type="spellStart"/>
       <w:r>
@@ -12173,7 +11809,7 @@
           <w:szCs w:val="18"/>
           <w:lang w:val="en-US"/>
         </w:rPr>
-        <w:t>LoginPage</w:t>
+        <w:t>registrationInstance</w:t>
       </w:r>
       <w:proofErr w:type="spellEnd"/>
       <w:r>
@@ -12183,7 +11819,7 @@
           <w:szCs w:val="18"/>
           <w:lang w:val="en-US"/>
         </w:rPr>
-        <w:t>)</w:t>
+        <w:t>;</w:t>
       </w:r>
     </w:p>
     <w:p>
@@ -12203,6 +11839,46 @@
           <w:szCs w:val="18"/>
           <w:lang w:val="en-US"/>
         </w:rPr>
+        <w:t xml:space="preserve">            }</w:t>
+      </w:r>
+    </w:p>
+    <w:p>
+      <w:pPr>
+        <w:pStyle w:val="HTML"/>
+        <w:rPr>
+          <w:rFonts w:ascii="Cascadia Mono" w:hAnsi="Cascadia Mono"/>
+          <w:sz w:val="18"/>
+          <w:szCs w:val="18"/>
+          <w:lang w:val="en-US"/>
+        </w:rPr>
+      </w:pPr>
+      <w:r>
+        <w:rPr>
+          <w:rFonts w:ascii="Cascadia Mono" w:hAnsi="Cascadia Mono"/>
+          <w:sz w:val="18"/>
+          <w:szCs w:val="18"/>
+          <w:lang w:val="en-US"/>
+        </w:rPr>
+        <w:t xml:space="preserve">            else</w:t>
+      </w:r>
+    </w:p>
+    <w:p>
+      <w:pPr>
+        <w:pStyle w:val="HTML"/>
+        <w:rPr>
+          <w:rFonts w:ascii="Cascadia Mono" w:hAnsi="Cascadia Mono"/>
+          <w:sz w:val="18"/>
+          <w:szCs w:val="18"/>
+          <w:lang w:val="en-US"/>
+        </w:rPr>
+      </w:pPr>
+      <w:r>
+        <w:rPr>
+          <w:rFonts w:ascii="Cascadia Mono" w:hAnsi="Cascadia Mono"/>
+          <w:sz w:val="18"/>
+          <w:szCs w:val="18"/>
+          <w:lang w:val="en-US"/>
+        </w:rPr>
         <w:t xml:space="preserve">            {</w:t>
       </w:r>
     </w:p>
@@ -12251,7 +11927,7 @@
           <w:sz w:val="18"/>
           <w:szCs w:val="18"/>
         </w:rPr>
-        <w:t>Вход</w:t>
+        <w:t>Регистрация</w:t>
       </w:r>
       <w:r>
         <w:rPr>
@@ -12280,204 +11956,7 @@
           <w:szCs w:val="18"/>
           <w:lang w:val="en-US"/>
         </w:rPr>
-        <w:t xml:space="preserve">                </w:t>
-      </w:r>
-      <w:proofErr w:type="spellStart"/>
-      <w:r>
-        <w:rPr>
-          <w:rFonts w:ascii="Cascadia Mono" w:hAnsi="Cascadia Mono"/>
-          <w:sz w:val="18"/>
-          <w:szCs w:val="18"/>
-          <w:lang w:val="en-US"/>
-        </w:rPr>
-        <w:t>CurrentInstance</w:t>
-      </w:r>
-      <w:proofErr w:type="spellEnd"/>
-      <w:r>
-        <w:rPr>
-          <w:rFonts w:ascii="Cascadia Mono" w:hAnsi="Cascadia Mono"/>
-          <w:sz w:val="18"/>
-          <w:szCs w:val="18"/>
-          <w:lang w:val="en-US"/>
-        </w:rPr>
-        <w:t xml:space="preserve"> = _</w:t>
-      </w:r>
-      <w:proofErr w:type="spellStart"/>
-      <w:r>
-        <w:rPr>
-          <w:rFonts w:ascii="Cascadia Mono" w:hAnsi="Cascadia Mono"/>
-          <w:sz w:val="18"/>
-          <w:szCs w:val="18"/>
-          <w:lang w:val="en-US"/>
-        </w:rPr>
-        <w:t>registrationInstance</w:t>
-      </w:r>
-      <w:proofErr w:type="spellEnd"/>
-      <w:r>
-        <w:rPr>
-          <w:rFonts w:ascii="Cascadia Mono" w:hAnsi="Cascadia Mono"/>
-          <w:sz w:val="18"/>
-          <w:szCs w:val="18"/>
-          <w:lang w:val="en-US"/>
-        </w:rPr>
-        <w:t>;</w:t>
-      </w:r>
-    </w:p>
-    <w:p>
-      <w:pPr>
-        <w:pStyle w:val="HTML"/>
-        <w:rPr>
-          <w:rFonts w:ascii="Cascadia Mono" w:hAnsi="Cascadia Mono"/>
-          <w:sz w:val="18"/>
-          <w:szCs w:val="18"/>
-          <w:lang w:val="en-US"/>
-        </w:rPr>
-      </w:pPr>
-      <w:r>
-        <w:rPr>
-          <w:rFonts w:ascii="Cascadia Mono" w:hAnsi="Cascadia Mono"/>
-          <w:sz w:val="18"/>
-          <w:szCs w:val="18"/>
-          <w:lang w:val="en-US"/>
-        </w:rPr>
-        <w:t xml:space="preserve">            }</w:t>
-      </w:r>
-    </w:p>
-    <w:p>
-      <w:pPr>
-        <w:pStyle w:val="HTML"/>
-        <w:rPr>
-          <w:rFonts w:ascii="Cascadia Mono" w:hAnsi="Cascadia Mono"/>
-          <w:sz w:val="18"/>
-          <w:szCs w:val="18"/>
-          <w:lang w:val="en-US"/>
-        </w:rPr>
-      </w:pPr>
-      <w:r>
-        <w:rPr>
-          <w:rFonts w:ascii="Cascadia Mono" w:hAnsi="Cascadia Mono"/>
-          <w:sz w:val="18"/>
-          <w:szCs w:val="18"/>
-          <w:lang w:val="en-US"/>
-        </w:rPr>
-        <w:t xml:space="preserve">            else</w:t>
-      </w:r>
-    </w:p>
-    <w:p>
-      <w:pPr>
-        <w:pStyle w:val="HTML"/>
-        <w:rPr>
-          <w:rFonts w:ascii="Cascadia Mono" w:hAnsi="Cascadia Mono"/>
-          <w:sz w:val="18"/>
-          <w:szCs w:val="18"/>
-          <w:lang w:val="en-US"/>
-        </w:rPr>
-      </w:pPr>
-      <w:r>
-        <w:rPr>
-          <w:rFonts w:ascii="Cascadia Mono" w:hAnsi="Cascadia Mono"/>
-          <w:sz w:val="18"/>
-          <w:szCs w:val="18"/>
-          <w:lang w:val="en-US"/>
-        </w:rPr>
-        <w:t xml:space="preserve">            {</w:t>
-      </w:r>
-    </w:p>
-    <w:p>
-      <w:pPr>
-        <w:pStyle w:val="HTML"/>
-        <w:rPr>
-          <w:rFonts w:ascii="Cascadia Mono" w:hAnsi="Cascadia Mono"/>
-          <w:sz w:val="18"/>
-          <w:szCs w:val="18"/>
-          <w:lang w:val="en-US"/>
-        </w:rPr>
-      </w:pPr>
-      <w:r>
-        <w:rPr>
-          <w:rFonts w:ascii="Cascadia Mono" w:hAnsi="Cascadia Mono"/>
-          <w:sz w:val="18"/>
-          <w:szCs w:val="18"/>
-          <w:lang w:val="en-US"/>
-        </w:rPr>
-        <w:t xml:space="preserve">                </w:t>
-      </w:r>
-      <w:proofErr w:type="spellStart"/>
-      <w:r>
-        <w:rPr>
-          <w:rFonts w:ascii="Cascadia Mono" w:hAnsi="Cascadia Mono"/>
-          <w:sz w:val="18"/>
-          <w:szCs w:val="18"/>
-          <w:lang w:val="en-US"/>
-        </w:rPr>
-        <w:t>ButtonName</w:t>
-      </w:r>
-      <w:proofErr w:type="spellEnd"/>
-      <w:r>
-        <w:rPr>
-          <w:rFonts w:ascii="Cascadia Mono" w:hAnsi="Cascadia Mono"/>
-          <w:sz w:val="18"/>
-          <w:szCs w:val="18"/>
-          <w:lang w:val="en-US"/>
-        </w:rPr>
-        <w:t xml:space="preserve"> = "</w:t>
-      </w:r>
-      <w:r>
-        <w:rPr>
-          <w:rFonts w:ascii="Cascadia Mono" w:hAnsi="Cascadia Mono"/>
-          <w:sz w:val="18"/>
-          <w:szCs w:val="18"/>
-        </w:rPr>
-        <w:t>Регистрация</w:t>
-      </w:r>
-      <w:r>
-        <w:rPr>
-          <w:rFonts w:ascii="Cascadia Mono" w:hAnsi="Cascadia Mono"/>
-          <w:sz w:val="18"/>
-          <w:szCs w:val="18"/>
-          <w:lang w:val="en-US"/>
-        </w:rPr>
-        <w:t>";</w:t>
-      </w:r>
-    </w:p>
-    <w:p>
-      <w:pPr>
-        <w:pStyle w:val="HTML"/>
-        <w:rPr>
-          <w:rFonts w:ascii="Cascadia Mono" w:hAnsi="Cascadia Mono"/>
-          <w:sz w:val="18"/>
-          <w:szCs w:val="18"/>
-          <w:lang w:val="en-US"/>
-        </w:rPr>
-      </w:pPr>
-      <w:r>
-        <w:rPr>
-          <w:rFonts w:ascii="Cascadia Mono" w:hAnsi="Cascadia Mono"/>
-          <w:sz w:val="18"/>
-          <w:szCs w:val="18"/>
-          <w:lang w:val="en-US"/>
-        </w:rPr>
-        <w:t xml:space="preserve">                </w:t>
-      </w:r>
-      <w:proofErr w:type="spellStart"/>
-      <w:r>
-        <w:rPr>
-          <w:rFonts w:ascii="Cascadia Mono" w:hAnsi="Cascadia Mono"/>
-          <w:sz w:val="18"/>
-          <w:szCs w:val="18"/>
-          <w:lang w:val="en-US"/>
-        </w:rPr>
-        <w:t>CurrentInstance</w:t>
-      </w:r>
-      <w:proofErr w:type="spellEnd"/>
-      <w:r>
-        <w:rPr>
-          <w:rFonts w:ascii="Cascadia Mono" w:hAnsi="Cascadia Mono"/>
-          <w:sz w:val="18"/>
-          <w:szCs w:val="18"/>
-          <w:lang w:val="en-US"/>
-        </w:rPr>
-        <w:t xml:space="preserve"> = _</w:t>
+        <w:t xml:space="preserve">                CurrentInstance = _</w:t>
       </w:r>
       <w:proofErr w:type="spellStart"/>
       <w:r>
@@ -13408,6 +12887,15 @@
         <w:t>App.Context.Users.ToList</w:t>
       </w:r>
       <w:proofErr w:type="spellEnd"/>
+      <w:r>
+        <w:rPr>
+          <w:rFonts w:ascii="Cascadia Mono" w:hAnsi="Cascadia Mono"/>
+          <w:sz w:val="18"/>
+          <w:szCs w:val="18"/>
+          <w:lang w:val="en-US"/>
+        </w:rPr>
+        <w:t>()[</w:t>
+      </w:r>
       <w:proofErr w:type="gramEnd"/>
       <w:r>
         <w:rPr>
@@ -13416,7 +12904,27 @@
           <w:szCs w:val="18"/>
           <w:lang w:val="en-US"/>
         </w:rPr>
-        <w:t>()[0].Login;</w:t>
+        <w:t>0</w:t>
+      </w:r>
+      <w:proofErr w:type="gramStart"/>
+      <w:r>
+        <w:rPr>
+          <w:rFonts w:ascii="Cascadia Mono" w:hAnsi="Cascadia Mono"/>
+          <w:sz w:val="18"/>
+          <w:szCs w:val="18"/>
+          <w:lang w:val="en-US"/>
+        </w:rPr>
+        <w:t>].Login</w:t>
+      </w:r>
+      <w:proofErr w:type="gramEnd"/>
+      <w:r>
+        <w:rPr>
+          <w:rFonts w:ascii="Cascadia Mono" w:hAnsi="Cascadia Mono"/>
+          <w:sz w:val="18"/>
+          <w:szCs w:val="18"/>
+          <w:lang w:val="en-US"/>
+        </w:rPr>
+        <w:t>;</w:t>
       </w:r>
     </w:p>
     <w:p>
@@ -13450,6 +12958,15 @@
         <w:t>App.Context.Users.ToList</w:t>
       </w:r>
       <w:proofErr w:type="spellEnd"/>
+      <w:r>
+        <w:rPr>
+          <w:rFonts w:ascii="Cascadia Mono" w:hAnsi="Cascadia Mono"/>
+          <w:sz w:val="18"/>
+          <w:szCs w:val="18"/>
+          <w:lang w:val="en-US"/>
+        </w:rPr>
+        <w:t>()[</w:t>
+      </w:r>
       <w:proofErr w:type="gramEnd"/>
       <w:r>
         <w:rPr>
@@ -13458,7 +12975,27 @@
           <w:szCs w:val="18"/>
           <w:lang w:val="en-US"/>
         </w:rPr>
-        <w:t>()[0].Password;</w:t>
+        <w:t>0</w:t>
+      </w:r>
+      <w:proofErr w:type="gramStart"/>
+      <w:r>
+        <w:rPr>
+          <w:rFonts w:ascii="Cascadia Mono" w:hAnsi="Cascadia Mono"/>
+          <w:sz w:val="18"/>
+          <w:szCs w:val="18"/>
+          <w:lang w:val="en-US"/>
+        </w:rPr>
+        <w:t>].Password</w:t>
+      </w:r>
+      <w:proofErr w:type="gramEnd"/>
+      <w:r>
+        <w:rPr>
+          <w:rFonts w:ascii="Cascadia Mono" w:hAnsi="Cascadia Mono"/>
+          <w:sz w:val="18"/>
+          <w:szCs w:val="18"/>
+          <w:lang w:val="en-US"/>
+        </w:rPr>
+        <w:t>;</w:t>
       </w:r>
     </w:p>
     <w:p>
@@ -13836,6 +13373,7 @@
         <w:t xml:space="preserve"> = new </w:t>
       </w:r>
       <w:proofErr w:type="spellStart"/>
+      <w:proofErr w:type="gramStart"/>
       <w:r>
         <w:rPr>
           <w:rFonts w:ascii="Cascadia Mono" w:hAnsi="Cascadia Mono"/>
@@ -13853,7 +13391,17 @@
           <w:szCs w:val="18"/>
           <w:lang w:val="en-US"/>
         </w:rPr>
-        <w:t>();</w:t>
+        <w:t>(</w:t>
+      </w:r>
+      <w:proofErr w:type="gramEnd"/>
+      <w:r>
+        <w:rPr>
+          <w:rFonts w:ascii="Cascadia Mono" w:hAnsi="Cascadia Mono"/>
+          <w:sz w:val="18"/>
+          <w:szCs w:val="18"/>
+          <w:lang w:val="en-US"/>
+        </w:rPr>
+        <w:t>);</w:t>
       </w:r>
     </w:p>
     <w:p>
@@ -14104,6 +13652,7 @@
         <w:t xml:space="preserve">(u =&gt; </w:t>
       </w:r>
       <w:proofErr w:type="spellStart"/>
+      <w:proofErr w:type="gramStart"/>
       <w:r>
         <w:rPr>
           <w:rFonts w:ascii="Cascadia Mono" w:hAnsi="Cascadia Mono"/>
@@ -14114,6 +13663,7 @@
         <w:t>u.Login</w:t>
       </w:r>
       <w:proofErr w:type="spellEnd"/>
+      <w:proofErr w:type="gramEnd"/>
       <w:r>
         <w:rPr>
           <w:rFonts w:ascii="Cascadia Mono" w:hAnsi="Cascadia Mono"/>
@@ -14122,157 +13672,6 @@
           <w:lang w:val="en-US"/>
         </w:rPr>
         <w:t xml:space="preserve"> == Login &amp;&amp; </w:t>
-      </w:r>
-      <w:proofErr w:type="spellStart"/>
-      <w:r>
-        <w:rPr>
-          <w:rFonts w:ascii="Cascadia Mono" w:hAnsi="Cascadia Mono"/>
-          <w:sz w:val="18"/>
-          <w:szCs w:val="18"/>
-          <w:lang w:val="en-US"/>
-        </w:rPr>
-        <w:t>u.Password</w:t>
-      </w:r>
-      <w:proofErr w:type="spellEnd"/>
-      <w:r>
-        <w:rPr>
-          <w:rFonts w:ascii="Cascadia Mono" w:hAnsi="Cascadia Mono"/>
-          <w:sz w:val="18"/>
-          <w:szCs w:val="18"/>
-          <w:lang w:val="en-US"/>
-        </w:rPr>
-        <w:t xml:space="preserve"> == Password).</w:t>
-      </w:r>
-      <w:proofErr w:type="spellStart"/>
-      <w:r>
-        <w:rPr>
-          <w:rFonts w:ascii="Cascadia Mono" w:hAnsi="Cascadia Mono"/>
-          <w:sz w:val="18"/>
-          <w:szCs w:val="18"/>
-          <w:lang w:val="en-US"/>
-        </w:rPr>
-        <w:t>FirstOrDefault</w:t>
-      </w:r>
-      <w:proofErr w:type="spellEnd"/>
-      <w:r>
-        <w:rPr>
-          <w:rFonts w:ascii="Cascadia Mono" w:hAnsi="Cascadia Mono"/>
-          <w:sz w:val="18"/>
-          <w:szCs w:val="18"/>
-          <w:lang w:val="en-US"/>
-        </w:rPr>
-        <w:t>();</w:t>
-      </w:r>
-    </w:p>
-    <w:p>
-      <w:pPr>
-        <w:pStyle w:val="HTML"/>
-        <w:rPr>
-          <w:rFonts w:ascii="Cascadia Mono" w:hAnsi="Cascadia Mono"/>
-          <w:sz w:val="18"/>
-          <w:szCs w:val="18"/>
-          <w:lang w:val="en-US"/>
-        </w:rPr>
-      </w:pPr>
-      <w:r>
-        <w:rPr>
-          <w:rFonts w:ascii="Cascadia Mono" w:hAnsi="Cascadia Mono"/>
-          <w:sz w:val="18"/>
-          <w:szCs w:val="18"/>
-          <w:lang w:val="en-US"/>
-        </w:rPr>
-        <w:t xml:space="preserve">            return _user is not null;</w:t>
-      </w:r>
-    </w:p>
-    <w:p>
-      <w:pPr>
-        <w:pStyle w:val="HTML"/>
-        <w:rPr>
-          <w:rFonts w:ascii="Cascadia Mono" w:hAnsi="Cascadia Mono"/>
-          <w:sz w:val="18"/>
-          <w:szCs w:val="18"/>
-          <w:lang w:val="en-US"/>
-        </w:rPr>
-      </w:pPr>
-      <w:r>
-        <w:rPr>
-          <w:rFonts w:ascii="Cascadia Mono" w:hAnsi="Cascadia Mono"/>
-          <w:sz w:val="18"/>
-          <w:szCs w:val="18"/>
-          <w:lang w:val="en-US"/>
-        </w:rPr>
-        <w:t xml:space="preserve">        }</w:t>
-      </w:r>
-    </w:p>
-    <w:p>
-      <w:pPr>
-        <w:pStyle w:val="HTML"/>
-        <w:rPr>
-          <w:rFonts w:ascii="Cascadia Mono" w:hAnsi="Cascadia Mono"/>
-          <w:sz w:val="18"/>
-          <w:szCs w:val="18"/>
-          <w:lang w:val="en-US"/>
-        </w:rPr>
-      </w:pPr>
-      <w:r>
-        <w:rPr>
-          <w:rFonts w:ascii="Cascadia Mono" w:hAnsi="Cascadia Mono"/>
-          <w:sz w:val="18"/>
-          <w:szCs w:val="18"/>
-          <w:lang w:val="en-US"/>
-        </w:rPr>
-        <w:t xml:space="preserve">    }</w:t>
-      </w:r>
-    </w:p>
-    <w:p>
-      <w:pPr>
-        <w:pStyle w:val="HTML"/>
-        <w:rPr>
-          <w:rFonts w:ascii="Cascadia Mono" w:hAnsi="Cascadia Mono"/>
-          <w:sz w:val="18"/>
-          <w:szCs w:val="18"/>
-          <w:lang w:val="en-US"/>
-        </w:rPr>
-      </w:pPr>
-      <w:r>
-        <w:rPr>
-          <w:rFonts w:ascii="Cascadia Mono" w:hAnsi="Cascadia Mono"/>
-          <w:sz w:val="18"/>
-          <w:szCs w:val="18"/>
-          <w:lang w:val="en-US"/>
-        </w:rPr>
-        <w:t>}</w:t>
-      </w:r>
-    </w:p>
-    <w:p>
-      <w:pPr>
-        <w:pStyle w:val="HTML"/>
-        <w:rPr>
-          <w:rFonts w:ascii="Cascadia Mono" w:hAnsi="Cascadia Mono"/>
-          <w:sz w:val="18"/>
-          <w:szCs w:val="18"/>
-          <w:lang w:val="en-US"/>
-        </w:rPr>
-      </w:pPr>
-    </w:p>
-    <w:p>
-      <w:pPr>
-        <w:pStyle w:val="HTML"/>
-        <w:rPr>
-          <w:rFonts w:ascii="Cascadia Mono" w:hAnsi="Cascadia Mono"/>
-          <w:sz w:val="18"/>
-          <w:szCs w:val="18"/>
-          <w:lang w:val="en-US"/>
-        </w:rPr>
-      </w:pPr>
-      <w:r>
-        <w:rPr>
-          <w:rFonts w:ascii="Cascadia Mono" w:hAnsi="Cascadia Mono"/>
-          <w:sz w:val="18"/>
-          <w:szCs w:val="18"/>
-          <w:lang w:val="en-US"/>
-        </w:rPr>
-        <w:t xml:space="preserve">using </w:t>
       </w:r>
       <w:proofErr w:type="spellStart"/>
       <w:proofErr w:type="gramStart"/>
@@ -14283,7 +13682,7 @@
           <w:szCs w:val="18"/>
           <w:lang w:val="en-US"/>
         </w:rPr>
-        <w:t>CommunityToolkit.Mvvm.ComponentModel</w:t>
+        <w:t>u.Password</w:t>
       </w:r>
       <w:proofErr w:type="spellEnd"/>
       <w:proofErr w:type="gramEnd"/>
@@ -14294,8 +13693,130 @@
           <w:szCs w:val="18"/>
           <w:lang w:val="en-US"/>
         </w:rPr>
-        <w:t>;</w:t>
-      </w:r>
+        <w:t xml:space="preserve"> == Password</w:t>
+      </w:r>
+      <w:proofErr w:type="gramStart"/>
+      <w:r>
+        <w:rPr>
+          <w:rFonts w:ascii="Cascadia Mono" w:hAnsi="Cascadia Mono"/>
+          <w:sz w:val="18"/>
+          <w:szCs w:val="18"/>
+          <w:lang w:val="en-US"/>
+        </w:rPr>
+        <w:t>).</w:t>
+      </w:r>
+      <w:proofErr w:type="spellStart"/>
+      <w:r>
+        <w:rPr>
+          <w:rFonts w:ascii="Cascadia Mono" w:hAnsi="Cascadia Mono"/>
+          <w:sz w:val="18"/>
+          <w:szCs w:val="18"/>
+          <w:lang w:val="en-US"/>
+        </w:rPr>
+        <w:t>FirstOrDefault</w:t>
+      </w:r>
+      <w:proofErr w:type="spellEnd"/>
+      <w:proofErr w:type="gramEnd"/>
+      <w:r>
+        <w:rPr>
+          <w:rFonts w:ascii="Cascadia Mono" w:hAnsi="Cascadia Mono"/>
+          <w:sz w:val="18"/>
+          <w:szCs w:val="18"/>
+          <w:lang w:val="en-US"/>
+        </w:rPr>
+        <w:t>();</w:t>
+      </w:r>
+    </w:p>
+    <w:p>
+      <w:pPr>
+        <w:pStyle w:val="HTML"/>
+        <w:rPr>
+          <w:rFonts w:ascii="Cascadia Mono" w:hAnsi="Cascadia Mono"/>
+          <w:sz w:val="18"/>
+          <w:szCs w:val="18"/>
+          <w:lang w:val="en-US"/>
+        </w:rPr>
+      </w:pPr>
+      <w:r>
+        <w:rPr>
+          <w:rFonts w:ascii="Cascadia Mono" w:hAnsi="Cascadia Mono"/>
+          <w:sz w:val="18"/>
+          <w:szCs w:val="18"/>
+          <w:lang w:val="en-US"/>
+        </w:rPr>
+        <w:t xml:space="preserve">            return _user is not null;</w:t>
+      </w:r>
+    </w:p>
+    <w:p>
+      <w:pPr>
+        <w:pStyle w:val="HTML"/>
+        <w:rPr>
+          <w:rFonts w:ascii="Cascadia Mono" w:hAnsi="Cascadia Mono"/>
+          <w:sz w:val="18"/>
+          <w:szCs w:val="18"/>
+          <w:lang w:val="en-US"/>
+        </w:rPr>
+      </w:pPr>
+      <w:r>
+        <w:rPr>
+          <w:rFonts w:ascii="Cascadia Mono" w:hAnsi="Cascadia Mono"/>
+          <w:sz w:val="18"/>
+          <w:szCs w:val="18"/>
+          <w:lang w:val="en-US"/>
+        </w:rPr>
+        <w:t xml:space="preserve">        }</w:t>
+      </w:r>
+    </w:p>
+    <w:p>
+      <w:pPr>
+        <w:pStyle w:val="HTML"/>
+        <w:rPr>
+          <w:rFonts w:ascii="Cascadia Mono" w:hAnsi="Cascadia Mono"/>
+          <w:sz w:val="18"/>
+          <w:szCs w:val="18"/>
+          <w:lang w:val="en-US"/>
+        </w:rPr>
+      </w:pPr>
+      <w:r>
+        <w:rPr>
+          <w:rFonts w:ascii="Cascadia Mono" w:hAnsi="Cascadia Mono"/>
+          <w:sz w:val="18"/>
+          <w:szCs w:val="18"/>
+          <w:lang w:val="en-US"/>
+        </w:rPr>
+        <w:t xml:space="preserve">    }</w:t>
+      </w:r>
+    </w:p>
+    <w:p>
+      <w:pPr>
+        <w:pStyle w:val="HTML"/>
+        <w:rPr>
+          <w:rFonts w:ascii="Cascadia Mono" w:hAnsi="Cascadia Mono"/>
+          <w:sz w:val="18"/>
+          <w:szCs w:val="18"/>
+          <w:lang w:val="en-US"/>
+        </w:rPr>
+      </w:pPr>
+      <w:r>
+        <w:rPr>
+          <w:rFonts w:ascii="Cascadia Mono" w:hAnsi="Cascadia Mono"/>
+          <w:sz w:val="18"/>
+          <w:szCs w:val="18"/>
+          <w:lang w:val="en-US"/>
+        </w:rPr>
+        <w:t>}</w:t>
+      </w:r>
+    </w:p>
+    <w:p>
+      <w:pPr>
+        <w:pStyle w:val="HTML"/>
+        <w:rPr>
+          <w:rFonts w:ascii="Cascadia Mono" w:hAnsi="Cascadia Mono"/>
+          <w:sz w:val="18"/>
+          <w:szCs w:val="18"/>
+          <w:lang w:val="en-US"/>
+        </w:rPr>
+      </w:pPr>
     </w:p>
     <w:p>
       <w:pPr>
@@ -14325,7 +13846,7 @@
           <w:szCs w:val="18"/>
           <w:lang w:val="en-US"/>
         </w:rPr>
-        <w:t>CommunityToolkit.Mvvm.Input</w:t>
+        <w:t>CommunityToolkit.Mvvm.ComponentModel</w:t>
       </w:r>
       <w:proofErr w:type="spellEnd"/>
       <w:proofErr w:type="gramEnd"/>
@@ -14367,7 +13888,7 @@
           <w:szCs w:val="18"/>
           <w:lang w:val="en-US"/>
         </w:rPr>
-        <w:t>MoneyRec.Core.Models</w:t>
+        <w:t>CommunityToolkit.Mvvm.Input</w:t>
       </w:r>
       <w:proofErr w:type="spellEnd"/>
       <w:proofErr w:type="gramEnd"/>
@@ -14398,26 +13919,6 @@
           <w:szCs w:val="18"/>
           <w:lang w:val="en-US"/>
         </w:rPr>
-        <w:t>using System;</w:t>
-      </w:r>
-    </w:p>
-    <w:p>
-      <w:pPr>
-        <w:pStyle w:val="HTML"/>
-        <w:rPr>
-          <w:rFonts w:ascii="Cascadia Mono" w:hAnsi="Cascadia Mono"/>
-          <w:sz w:val="18"/>
-          <w:szCs w:val="18"/>
-          <w:lang w:val="en-US"/>
-        </w:rPr>
-      </w:pPr>
-      <w:r>
-        <w:rPr>
-          <w:rFonts w:ascii="Cascadia Mono" w:hAnsi="Cascadia Mono"/>
-          <w:sz w:val="18"/>
-          <w:szCs w:val="18"/>
-          <w:lang w:val="en-US"/>
-        </w:rPr>
         <w:t xml:space="preserve">using </w:t>
       </w:r>
       <w:proofErr w:type="spellStart"/>
@@ -14429,7 +13930,7 @@
           <w:szCs w:val="18"/>
           <w:lang w:val="en-US"/>
         </w:rPr>
-        <w:t>System.Collections.Generic</w:t>
+        <w:t>MoneyRec.Core.Models</w:t>
       </w:r>
       <w:proofErr w:type="spellEnd"/>
       <w:proofErr w:type="gramEnd"/>
@@ -14460,27 +13961,7 @@
           <w:szCs w:val="18"/>
           <w:lang w:val="en-US"/>
         </w:rPr>
-        <w:t xml:space="preserve">using </w:t>
-      </w:r>
-      <w:proofErr w:type="spellStart"/>
-      <w:r>
-        <w:rPr>
-          <w:rFonts w:ascii="Cascadia Mono" w:hAnsi="Cascadia Mono"/>
-          <w:sz w:val="18"/>
-          <w:szCs w:val="18"/>
-          <w:lang w:val="en-US"/>
-        </w:rPr>
-        <w:t>System.Text</w:t>
-      </w:r>
-      <w:proofErr w:type="spellEnd"/>
-      <w:r>
-        <w:rPr>
-          <w:rFonts w:ascii="Cascadia Mono" w:hAnsi="Cascadia Mono"/>
-          <w:sz w:val="18"/>
-          <w:szCs w:val="18"/>
-          <w:lang w:val="en-US"/>
-        </w:rPr>
-        <w:t>;</w:t>
+        <w:t>using System;</w:t>
       </w:r>
     </w:p>
     <w:p>
@@ -14511,7 +13992,7 @@
           <w:szCs w:val="18"/>
           <w:lang w:val="en-US"/>
         </w:rPr>
-        <w:t>System.Text.RegularExpressions</w:t>
+        <w:t>System.Collections.Generic</w:t>
       </w:r>
       <w:proofErr w:type="spellEnd"/>
       <w:proofErr w:type="gramEnd"/>
@@ -14552,7 +14033,7 @@
           <w:szCs w:val="18"/>
           <w:lang w:val="en-US"/>
         </w:rPr>
-        <w:t>System.Windows</w:t>
+        <w:t>System.Text</w:t>
       </w:r>
       <w:proofErr w:type="spellEnd"/>
       <w:r>
@@ -14593,7 +14074,7 @@
           <w:szCs w:val="18"/>
           <w:lang w:val="en-US"/>
         </w:rPr>
-        <w:t>System.Windows.Media.Animation</w:t>
+        <w:t>System.Text.RegularExpressions</w:t>
       </w:r>
       <w:proofErr w:type="spellEnd"/>
       <w:proofErr w:type="gramEnd"/>
@@ -14617,6 +14098,35 @@
           <w:lang w:val="en-US"/>
         </w:rPr>
       </w:pPr>
+      <w:r>
+        <w:rPr>
+          <w:rFonts w:ascii="Cascadia Mono" w:hAnsi="Cascadia Mono"/>
+          <w:sz w:val="18"/>
+          <w:szCs w:val="18"/>
+          <w:lang w:val="en-US"/>
+        </w:rPr>
+        <w:t xml:space="preserve">using </w:t>
+      </w:r>
+      <w:proofErr w:type="spellStart"/>
+      <w:r>
+        <w:rPr>
+          <w:rFonts w:ascii="Cascadia Mono" w:hAnsi="Cascadia Mono"/>
+          <w:sz w:val="18"/>
+          <w:szCs w:val="18"/>
+          <w:lang w:val="en-US"/>
+        </w:rPr>
+        <w:t>System.Windows</w:t>
+      </w:r>
+      <w:proofErr w:type="spellEnd"/>
+      <w:r>
+        <w:rPr>
+          <w:rFonts w:ascii="Cascadia Mono" w:hAnsi="Cascadia Mono"/>
+          <w:sz w:val="18"/>
+          <w:szCs w:val="18"/>
+          <w:lang w:val="en-US"/>
+        </w:rPr>
+        <w:t>;</w:t>
+      </w:r>
     </w:p>
     <w:p>
       <w:pPr>
@@ -14635,7 +14145,7 @@
           <w:szCs w:val="18"/>
           <w:lang w:val="en-US"/>
         </w:rPr>
-        <w:t xml:space="preserve">namespace </w:t>
+        <w:t xml:space="preserve">using </w:t>
       </w:r>
       <w:proofErr w:type="spellStart"/>
       <w:proofErr w:type="gramStart"/>
@@ -14646,10 +14156,19 @@
           <w:szCs w:val="18"/>
           <w:lang w:val="en-US"/>
         </w:rPr>
-        <w:t>MoneyRec.WPF.ViewModels.AuthorizationViewModels</w:t>
+        <w:t>System.Windows.Media.Animation</w:t>
       </w:r>
       <w:proofErr w:type="spellEnd"/>
       <w:proofErr w:type="gramEnd"/>
+      <w:r>
+        <w:rPr>
+          <w:rFonts w:ascii="Cascadia Mono" w:hAnsi="Cascadia Mono"/>
+          <w:sz w:val="18"/>
+          <w:szCs w:val="18"/>
+          <w:lang w:val="en-US"/>
+        </w:rPr>
+        <w:t>;</w:t>
+      </w:r>
     </w:p>
     <w:p>
       <w:pPr>
@@ -14661,15 +14180,6 @@
           <w:lang w:val="en-US"/>
         </w:rPr>
       </w:pPr>
-      <w:r>
-        <w:rPr>
-          <w:rFonts w:ascii="Cascadia Mono" w:hAnsi="Cascadia Mono"/>
-          <w:sz w:val="18"/>
-          <w:szCs w:val="18"/>
-          <w:lang w:val="en-US"/>
-        </w:rPr>
-        <w:t>{</w:t>
-      </w:r>
     </w:p>
     <w:p>
       <w:pPr>
@@ -14678,108 +14188,17 @@
           <w:rFonts w:ascii="Cascadia Mono" w:hAnsi="Cascadia Mono"/>
           <w:sz w:val="18"/>
           <w:szCs w:val="18"/>
-        </w:rPr>
-      </w:pPr>
-      <w:r>
-        <w:rPr>
-          <w:rFonts w:ascii="Cascadia Mono" w:hAnsi="Cascadia Mono"/>
-          <w:sz w:val="18"/>
-          <w:szCs w:val="18"/>
-          <w:lang w:val="en-US"/>
-        </w:rPr>
-        <w:t xml:space="preserve">    </w:t>
-      </w:r>
-      <w:r>
-        <w:rPr>
-          <w:rFonts w:ascii="Cascadia Mono" w:hAnsi="Cascadia Mono"/>
-          <w:sz w:val="18"/>
-          <w:szCs w:val="18"/>
-        </w:rPr>
-        <w:t>/// &lt;</w:t>
-      </w:r>
-      <w:proofErr w:type="spellStart"/>
-      <w:r>
-        <w:rPr>
-          <w:rFonts w:ascii="Cascadia Mono" w:hAnsi="Cascadia Mono"/>
-          <w:sz w:val="18"/>
-          <w:szCs w:val="18"/>
-        </w:rPr>
-        <w:t>summary</w:t>
-      </w:r>
-      <w:proofErr w:type="spellEnd"/>
-      <w:r>
-        <w:rPr>
-          <w:rFonts w:ascii="Cascadia Mono" w:hAnsi="Cascadia Mono"/>
-          <w:sz w:val="18"/>
-          <w:szCs w:val="18"/>
-        </w:rPr>
-        <w:t>&gt;</w:t>
-      </w:r>
-    </w:p>
-    <w:p>
-      <w:pPr>
-        <w:pStyle w:val="HTML"/>
-        <w:rPr>
-          <w:rFonts w:ascii="Cascadia Mono" w:hAnsi="Cascadia Mono"/>
-          <w:sz w:val="18"/>
-          <w:szCs w:val="18"/>
-        </w:rPr>
-      </w:pPr>
-      <w:r>
-        <w:rPr>
-          <w:rFonts w:ascii="Cascadia Mono" w:hAnsi="Cascadia Mono"/>
-          <w:sz w:val="18"/>
-          <w:szCs w:val="18"/>
-        </w:rPr>
-        <w:t xml:space="preserve">    /// Класс для логики страницы регистрации</w:t>
-      </w:r>
-    </w:p>
-    <w:p>
-      <w:pPr>
-        <w:pStyle w:val="HTML"/>
-        <w:rPr>
-          <w:rFonts w:ascii="Cascadia Mono" w:hAnsi="Cascadia Mono"/>
-          <w:sz w:val="18"/>
-          <w:szCs w:val="18"/>
-          <w:lang w:val="en-US"/>
-        </w:rPr>
-      </w:pPr>
-      <w:r>
-        <w:rPr>
-          <w:rFonts w:ascii="Cascadia Mono" w:hAnsi="Cascadia Mono"/>
-          <w:sz w:val="18"/>
-          <w:szCs w:val="18"/>
-        </w:rPr>
-        <w:t xml:space="preserve">    </w:t>
-      </w:r>
-      <w:r>
-        <w:rPr>
-          <w:rFonts w:ascii="Cascadia Mono" w:hAnsi="Cascadia Mono"/>
-          <w:sz w:val="18"/>
-          <w:szCs w:val="18"/>
-          <w:lang w:val="en-US"/>
-        </w:rPr>
-        <w:t>/// &lt;/summary&gt;</w:t>
-      </w:r>
-    </w:p>
-    <w:p>
-      <w:pPr>
-        <w:pStyle w:val="HTML"/>
-        <w:rPr>
-          <w:rFonts w:ascii="Cascadia Mono" w:hAnsi="Cascadia Mono"/>
-          <w:sz w:val="18"/>
-          <w:szCs w:val="18"/>
-          <w:lang w:val="en-US"/>
-        </w:rPr>
-      </w:pPr>
-      <w:r>
-        <w:rPr>
-          <w:rFonts w:ascii="Cascadia Mono" w:hAnsi="Cascadia Mono"/>
-          <w:sz w:val="18"/>
-          <w:szCs w:val="18"/>
-          <w:lang w:val="en-US"/>
-        </w:rPr>
-        <w:t xml:space="preserve">    public partial class </w:t>
+          <w:lang w:val="en-US"/>
+        </w:rPr>
+      </w:pPr>
+      <w:r>
+        <w:rPr>
+          <w:rFonts w:ascii="Cascadia Mono" w:hAnsi="Cascadia Mono"/>
+          <w:sz w:val="18"/>
+          <w:szCs w:val="18"/>
+          <w:lang w:val="en-US"/>
+        </w:rPr>
+        <w:t xml:space="preserve">namespace </w:t>
       </w:r>
       <w:proofErr w:type="spellStart"/>
       <w:proofErr w:type="gramStart"/>
@@ -14790,27 +14209,56 @@
           <w:szCs w:val="18"/>
           <w:lang w:val="en-US"/>
         </w:rPr>
-        <w:t>RegistrationVM</w:t>
+        <w:t>MoneyRec.WPF.ViewModels.AuthorizationViewModels</w:t>
       </w:r>
       <w:proofErr w:type="spellEnd"/>
-      <w:r>
-        <w:rPr>
-          <w:rFonts w:ascii="Cascadia Mono" w:hAnsi="Cascadia Mono"/>
-          <w:sz w:val="18"/>
-          <w:szCs w:val="18"/>
-          <w:lang w:val="en-US"/>
-        </w:rPr>
-        <w:t xml:space="preserve"> :</w:t>
-      </w:r>
       <w:proofErr w:type="gramEnd"/>
-      <w:r>
-        <w:rPr>
-          <w:rFonts w:ascii="Cascadia Mono" w:hAnsi="Cascadia Mono"/>
-          <w:sz w:val="18"/>
-          <w:szCs w:val="18"/>
-          <w:lang w:val="en-US"/>
-        </w:rPr>
-        <w:t xml:space="preserve"> </w:t>
+    </w:p>
+    <w:p>
+      <w:pPr>
+        <w:pStyle w:val="HTML"/>
+        <w:rPr>
+          <w:rFonts w:ascii="Cascadia Mono" w:hAnsi="Cascadia Mono"/>
+          <w:sz w:val="18"/>
+          <w:szCs w:val="18"/>
+          <w:lang w:val="en-US"/>
+        </w:rPr>
+      </w:pPr>
+      <w:r>
+        <w:rPr>
+          <w:rFonts w:ascii="Cascadia Mono" w:hAnsi="Cascadia Mono"/>
+          <w:sz w:val="18"/>
+          <w:szCs w:val="18"/>
+          <w:lang w:val="en-US"/>
+        </w:rPr>
+        <w:t>{</w:t>
+      </w:r>
+    </w:p>
+    <w:p>
+      <w:pPr>
+        <w:pStyle w:val="HTML"/>
+        <w:rPr>
+          <w:rFonts w:ascii="Cascadia Mono" w:hAnsi="Cascadia Mono"/>
+          <w:sz w:val="18"/>
+          <w:szCs w:val="18"/>
+        </w:rPr>
+      </w:pPr>
+      <w:r>
+        <w:rPr>
+          <w:rFonts w:ascii="Cascadia Mono" w:hAnsi="Cascadia Mono"/>
+          <w:sz w:val="18"/>
+          <w:szCs w:val="18"/>
+          <w:lang w:val="en-US"/>
+        </w:rPr>
+        <w:t xml:space="preserve">    </w:t>
+      </w:r>
+      <w:r>
+        <w:rPr>
+          <w:rFonts w:ascii="Cascadia Mono" w:hAnsi="Cascadia Mono"/>
+          <w:sz w:val="18"/>
+          <w:szCs w:val="18"/>
+        </w:rPr>
+        <w:t>/// &lt;</w:t>
       </w:r>
       <w:proofErr w:type="spellStart"/>
       <w:r>
@@ -14818,11 +14266,18 @@
           <w:rFonts w:ascii="Cascadia Mono" w:hAnsi="Cascadia Mono"/>
           <w:sz w:val="18"/>
           <w:szCs w:val="18"/>
-          <w:lang w:val="en-US"/>
-        </w:rPr>
-        <w:t>ObservableObject</w:t>
+        </w:rPr>
+        <w:t>summary</w:t>
       </w:r>
       <w:proofErr w:type="spellEnd"/>
+      <w:r>
+        <w:rPr>
+          <w:rFonts w:ascii="Cascadia Mono" w:hAnsi="Cascadia Mono"/>
+          <w:sz w:val="18"/>
+          <w:szCs w:val="18"/>
+        </w:rPr>
+        <w:t>&gt;</w:t>
+      </w:r>
     </w:p>
     <w:p>
       <w:pPr>
@@ -14831,17 +14286,15 @@
           <w:rFonts w:ascii="Cascadia Mono" w:hAnsi="Cascadia Mono"/>
           <w:sz w:val="18"/>
           <w:szCs w:val="18"/>
-          <w:lang w:val="en-US"/>
-        </w:rPr>
-      </w:pPr>
-      <w:r>
-        <w:rPr>
-          <w:rFonts w:ascii="Cascadia Mono" w:hAnsi="Cascadia Mono"/>
-          <w:sz w:val="18"/>
-          <w:szCs w:val="18"/>
-          <w:lang w:val="en-US"/>
-        </w:rPr>
-        <w:t xml:space="preserve">    {</w:t>
+        </w:rPr>
+      </w:pPr>
+      <w:r>
+        <w:rPr>
+          <w:rFonts w:ascii="Cascadia Mono" w:hAnsi="Cascadia Mono"/>
+          <w:sz w:val="18"/>
+          <w:szCs w:val="18"/>
+        </w:rPr>
+        <w:t xml:space="preserve">    /// Класс для логики страницы регистрации</w:t>
       </w:r>
     </w:p>
     <w:p>
@@ -14859,29 +14312,17 @@
           <w:rFonts w:ascii="Cascadia Mono" w:hAnsi="Cascadia Mono"/>
           <w:sz w:val="18"/>
           <w:szCs w:val="18"/>
-          <w:lang w:val="en-US"/>
-        </w:rPr>
-        <w:t xml:space="preserve">        [</w:t>
-      </w:r>
-      <w:proofErr w:type="spellStart"/>
-      <w:r>
-        <w:rPr>
-          <w:rFonts w:ascii="Cascadia Mono" w:hAnsi="Cascadia Mono"/>
-          <w:sz w:val="18"/>
-          <w:szCs w:val="18"/>
-          <w:lang w:val="en-US"/>
-        </w:rPr>
-        <w:t>ObservableProperty</w:t>
-      </w:r>
-      <w:proofErr w:type="spellEnd"/>
-      <w:r>
-        <w:rPr>
-          <w:rFonts w:ascii="Cascadia Mono" w:hAnsi="Cascadia Mono"/>
-          <w:sz w:val="18"/>
-          <w:szCs w:val="18"/>
-          <w:lang w:val="en-US"/>
-        </w:rPr>
-        <w:t>]</w:t>
+        </w:rPr>
+        <w:t xml:space="preserve">    </w:t>
+      </w:r>
+      <w:r>
+        <w:rPr>
+          <w:rFonts w:ascii="Cascadia Mono" w:hAnsi="Cascadia Mono"/>
+          <w:sz w:val="18"/>
+          <w:szCs w:val="18"/>
+          <w:lang w:val="en-US"/>
+        </w:rPr>
+        <w:t>/// &lt;/summary&gt;</w:t>
       </w:r>
     </w:p>
     <w:p>
@@ -14901,78 +14342,7 @@
           <w:szCs w:val="18"/>
           <w:lang w:val="en-US"/>
         </w:rPr>
-        <w:t xml:space="preserve">        string _login, _email, _password, _</w:t>
-      </w:r>
-      <w:proofErr w:type="spellStart"/>
-      <w:r>
-        <w:rPr>
-          <w:rFonts w:ascii="Cascadia Mono" w:hAnsi="Cascadia Mono"/>
-          <w:sz w:val="18"/>
-          <w:szCs w:val="18"/>
-          <w:lang w:val="en-US"/>
-        </w:rPr>
-        <w:t>rePassword</w:t>
-      </w:r>
-      <w:proofErr w:type="spellEnd"/>
-      <w:r>
-        <w:rPr>
-          <w:rFonts w:ascii="Cascadia Mono" w:hAnsi="Cascadia Mono"/>
-          <w:sz w:val="18"/>
-          <w:szCs w:val="18"/>
-          <w:lang w:val="en-US"/>
-        </w:rPr>
-        <w:t>;</w:t>
-      </w:r>
-    </w:p>
-    <w:p>
-      <w:pPr>
-        <w:pStyle w:val="HTML"/>
-        <w:rPr>
-          <w:rFonts w:ascii="Cascadia Mono" w:hAnsi="Cascadia Mono"/>
-          <w:sz w:val="18"/>
-          <w:szCs w:val="18"/>
-          <w:lang w:val="en-US"/>
-        </w:rPr>
-      </w:pPr>
-      <w:r>
-        <w:rPr>
-          <w:rFonts w:ascii="Cascadia Mono" w:hAnsi="Cascadia Mono"/>
-          <w:sz w:val="18"/>
-          <w:szCs w:val="18"/>
-          <w:lang w:val="en-US"/>
-        </w:rPr>
-        <w:t xml:space="preserve">        User? _user;</w:t>
-      </w:r>
-    </w:p>
-    <w:p>
-      <w:pPr>
-        <w:pStyle w:val="HTML"/>
-        <w:rPr>
-          <w:rFonts w:ascii="Cascadia Mono" w:hAnsi="Cascadia Mono"/>
-          <w:sz w:val="18"/>
-          <w:szCs w:val="18"/>
-          <w:lang w:val="en-US"/>
-        </w:rPr>
-      </w:pPr>
-    </w:p>
-    <w:p>
-      <w:pPr>
-        <w:pStyle w:val="HTML"/>
-        <w:rPr>
-          <w:rFonts w:ascii="Cascadia Mono" w:hAnsi="Cascadia Mono"/>
-          <w:sz w:val="18"/>
-          <w:szCs w:val="18"/>
-          <w:lang w:val="en-US"/>
-        </w:rPr>
-      </w:pPr>
-      <w:r>
-        <w:rPr>
-          <w:rFonts w:ascii="Cascadia Mono" w:hAnsi="Cascadia Mono"/>
-          <w:sz w:val="18"/>
-          <w:szCs w:val="18"/>
-          <w:lang w:val="en-US"/>
-        </w:rPr>
-        <w:t xml:space="preserve">        public </w:t>
+        <w:t xml:space="preserve">    public partial class </w:t>
       </w:r>
       <w:proofErr w:type="spellStart"/>
       <w:proofErr w:type="gramStart"/>
@@ -14993,6 +14363,199 @@
           <w:szCs w:val="18"/>
           <w:lang w:val="en-US"/>
         </w:rPr>
+        <w:t xml:space="preserve"> :</w:t>
+      </w:r>
+      <w:proofErr w:type="gramEnd"/>
+      <w:r>
+        <w:rPr>
+          <w:rFonts w:ascii="Cascadia Mono" w:hAnsi="Cascadia Mono"/>
+          <w:sz w:val="18"/>
+          <w:szCs w:val="18"/>
+          <w:lang w:val="en-US"/>
+        </w:rPr>
+        <w:t xml:space="preserve"> </w:t>
+      </w:r>
+      <w:proofErr w:type="spellStart"/>
+      <w:r>
+        <w:rPr>
+          <w:rFonts w:ascii="Cascadia Mono" w:hAnsi="Cascadia Mono"/>
+          <w:sz w:val="18"/>
+          <w:szCs w:val="18"/>
+          <w:lang w:val="en-US"/>
+        </w:rPr>
+        <w:t>ObservableObject</w:t>
+      </w:r>
+      <w:proofErr w:type="spellEnd"/>
+    </w:p>
+    <w:p>
+      <w:pPr>
+        <w:pStyle w:val="HTML"/>
+        <w:rPr>
+          <w:rFonts w:ascii="Cascadia Mono" w:hAnsi="Cascadia Mono"/>
+          <w:sz w:val="18"/>
+          <w:szCs w:val="18"/>
+          <w:lang w:val="en-US"/>
+        </w:rPr>
+      </w:pPr>
+      <w:r>
+        <w:rPr>
+          <w:rFonts w:ascii="Cascadia Mono" w:hAnsi="Cascadia Mono"/>
+          <w:sz w:val="18"/>
+          <w:szCs w:val="18"/>
+          <w:lang w:val="en-US"/>
+        </w:rPr>
+        <w:t xml:space="preserve">    {</w:t>
+      </w:r>
+    </w:p>
+    <w:p>
+      <w:pPr>
+        <w:pStyle w:val="HTML"/>
+        <w:rPr>
+          <w:rFonts w:ascii="Cascadia Mono" w:hAnsi="Cascadia Mono"/>
+          <w:sz w:val="18"/>
+          <w:szCs w:val="18"/>
+          <w:lang w:val="en-US"/>
+        </w:rPr>
+      </w:pPr>
+      <w:r>
+        <w:rPr>
+          <w:rFonts w:ascii="Cascadia Mono" w:hAnsi="Cascadia Mono"/>
+          <w:sz w:val="18"/>
+          <w:szCs w:val="18"/>
+          <w:lang w:val="en-US"/>
+        </w:rPr>
+        <w:t xml:space="preserve">        [</w:t>
+      </w:r>
+      <w:proofErr w:type="spellStart"/>
+      <w:r>
+        <w:rPr>
+          <w:rFonts w:ascii="Cascadia Mono" w:hAnsi="Cascadia Mono"/>
+          <w:sz w:val="18"/>
+          <w:szCs w:val="18"/>
+          <w:lang w:val="en-US"/>
+        </w:rPr>
+        <w:t>ObservableProperty</w:t>
+      </w:r>
+      <w:proofErr w:type="spellEnd"/>
+      <w:r>
+        <w:rPr>
+          <w:rFonts w:ascii="Cascadia Mono" w:hAnsi="Cascadia Mono"/>
+          <w:sz w:val="18"/>
+          <w:szCs w:val="18"/>
+          <w:lang w:val="en-US"/>
+        </w:rPr>
+        <w:t>]</w:t>
+      </w:r>
+    </w:p>
+    <w:p>
+      <w:pPr>
+        <w:pStyle w:val="HTML"/>
+        <w:rPr>
+          <w:rFonts w:ascii="Cascadia Mono" w:hAnsi="Cascadia Mono"/>
+          <w:sz w:val="18"/>
+          <w:szCs w:val="18"/>
+          <w:lang w:val="en-US"/>
+        </w:rPr>
+      </w:pPr>
+      <w:r>
+        <w:rPr>
+          <w:rFonts w:ascii="Cascadia Mono" w:hAnsi="Cascadia Mono"/>
+          <w:sz w:val="18"/>
+          <w:szCs w:val="18"/>
+          <w:lang w:val="en-US"/>
+        </w:rPr>
+        <w:t xml:space="preserve">        string _login, _email, _password, _</w:t>
+      </w:r>
+      <w:proofErr w:type="spellStart"/>
+      <w:r>
+        <w:rPr>
+          <w:rFonts w:ascii="Cascadia Mono" w:hAnsi="Cascadia Mono"/>
+          <w:sz w:val="18"/>
+          <w:szCs w:val="18"/>
+          <w:lang w:val="en-US"/>
+        </w:rPr>
+        <w:t>rePassword</w:t>
+      </w:r>
+      <w:proofErr w:type="spellEnd"/>
+      <w:r>
+        <w:rPr>
+          <w:rFonts w:ascii="Cascadia Mono" w:hAnsi="Cascadia Mono"/>
+          <w:sz w:val="18"/>
+          <w:szCs w:val="18"/>
+          <w:lang w:val="en-US"/>
+        </w:rPr>
+        <w:t>;</w:t>
+      </w:r>
+    </w:p>
+    <w:p>
+      <w:pPr>
+        <w:pStyle w:val="HTML"/>
+        <w:rPr>
+          <w:rFonts w:ascii="Cascadia Mono" w:hAnsi="Cascadia Mono"/>
+          <w:sz w:val="18"/>
+          <w:szCs w:val="18"/>
+          <w:lang w:val="en-US"/>
+        </w:rPr>
+      </w:pPr>
+      <w:r>
+        <w:rPr>
+          <w:rFonts w:ascii="Cascadia Mono" w:hAnsi="Cascadia Mono"/>
+          <w:sz w:val="18"/>
+          <w:szCs w:val="18"/>
+          <w:lang w:val="en-US"/>
+        </w:rPr>
+        <w:t xml:space="preserve">        User? _user;</w:t>
+      </w:r>
+    </w:p>
+    <w:p>
+      <w:pPr>
+        <w:pStyle w:val="HTML"/>
+        <w:rPr>
+          <w:rFonts w:ascii="Cascadia Mono" w:hAnsi="Cascadia Mono"/>
+          <w:sz w:val="18"/>
+          <w:szCs w:val="18"/>
+          <w:lang w:val="en-US"/>
+        </w:rPr>
+      </w:pPr>
+    </w:p>
+    <w:p>
+      <w:pPr>
+        <w:pStyle w:val="HTML"/>
+        <w:rPr>
+          <w:rFonts w:ascii="Cascadia Mono" w:hAnsi="Cascadia Mono"/>
+          <w:sz w:val="18"/>
+          <w:szCs w:val="18"/>
+          <w:lang w:val="en-US"/>
+        </w:rPr>
+      </w:pPr>
+      <w:r>
+        <w:rPr>
+          <w:rFonts w:ascii="Cascadia Mono" w:hAnsi="Cascadia Mono"/>
+          <w:sz w:val="18"/>
+          <w:szCs w:val="18"/>
+          <w:lang w:val="en-US"/>
+        </w:rPr>
+        <w:t xml:space="preserve">        public </w:t>
+      </w:r>
+      <w:proofErr w:type="spellStart"/>
+      <w:proofErr w:type="gramStart"/>
+      <w:r>
+        <w:rPr>
+          <w:rFonts w:ascii="Cascadia Mono" w:hAnsi="Cascadia Mono"/>
+          <w:sz w:val="18"/>
+          <w:szCs w:val="18"/>
+          <w:lang w:val="en-US"/>
+        </w:rPr>
+        <w:t>RegistrationVM</w:t>
+      </w:r>
+      <w:proofErr w:type="spellEnd"/>
+      <w:r>
+        <w:rPr>
+          <w:rFonts w:ascii="Cascadia Mono" w:hAnsi="Cascadia Mono"/>
+          <w:sz w:val="18"/>
+          <w:szCs w:val="18"/>
+          <w:lang w:val="en-US"/>
+        </w:rPr>
         <w:t>(</w:t>
       </w:r>
       <w:proofErr w:type="gramEnd"/>
@@ -15269,6 +14832,7 @@
         <w:t xml:space="preserve">Login) &amp;&amp; </w:t>
       </w:r>
       <w:proofErr w:type="spellStart"/>
+      <w:proofErr w:type="gramStart"/>
       <w:r>
         <w:rPr>
           <w:rFonts w:ascii="Cascadia Mono" w:hAnsi="Cascadia Mono"/>
@@ -15286,67 +14850,17 @@
           <w:szCs w:val="18"/>
           <w:lang w:val="en-US"/>
         </w:rPr>
-        <w:t xml:space="preserve">(Password) &amp;&amp; </w:t>
-      </w:r>
-      <w:proofErr w:type="spellStart"/>
-      <w:r>
-        <w:rPr>
-          <w:rFonts w:ascii="Cascadia Mono" w:hAnsi="Cascadia Mono"/>
-          <w:sz w:val="18"/>
-          <w:szCs w:val="18"/>
-          <w:lang w:val="en-US"/>
-        </w:rPr>
-        <w:t>CheckEmailCurrency</w:t>
-      </w:r>
-      <w:proofErr w:type="spellEnd"/>
-      <w:r>
-        <w:rPr>
-          <w:rFonts w:ascii="Cascadia Mono" w:hAnsi="Cascadia Mono"/>
-          <w:sz w:val="18"/>
-          <w:szCs w:val="18"/>
-          <w:lang w:val="en-US"/>
-        </w:rPr>
-        <w:t>())</w:t>
-      </w:r>
-    </w:p>
-    <w:p>
-      <w:pPr>
-        <w:pStyle w:val="HTML"/>
-        <w:rPr>
-          <w:rFonts w:ascii="Cascadia Mono" w:hAnsi="Cascadia Mono"/>
-          <w:sz w:val="18"/>
-          <w:szCs w:val="18"/>
-          <w:lang w:val="en-US"/>
-        </w:rPr>
-      </w:pPr>
-      <w:r>
-        <w:rPr>
-          <w:rFonts w:ascii="Cascadia Mono" w:hAnsi="Cascadia Mono"/>
-          <w:sz w:val="18"/>
-          <w:szCs w:val="18"/>
-          <w:lang w:val="en-US"/>
-        </w:rPr>
-        <w:t xml:space="preserve">            {</w:t>
-      </w:r>
-    </w:p>
-    <w:p>
-      <w:pPr>
-        <w:pStyle w:val="HTML"/>
-        <w:rPr>
-          <w:rFonts w:ascii="Cascadia Mono" w:hAnsi="Cascadia Mono"/>
-          <w:sz w:val="18"/>
-          <w:szCs w:val="18"/>
-          <w:lang w:val="en-US"/>
-        </w:rPr>
-      </w:pPr>
-      <w:r>
-        <w:rPr>
-          <w:rFonts w:ascii="Cascadia Mono" w:hAnsi="Cascadia Mono"/>
-          <w:sz w:val="18"/>
-          <w:szCs w:val="18"/>
-          <w:lang w:val="en-US"/>
-        </w:rPr>
-        <w:t xml:space="preserve">                </w:t>
+        <w:t>(</w:t>
+      </w:r>
+      <w:proofErr w:type="gramEnd"/>
+      <w:r>
+        <w:rPr>
+          <w:rFonts w:ascii="Cascadia Mono" w:hAnsi="Cascadia Mono"/>
+          <w:sz w:val="18"/>
+          <w:szCs w:val="18"/>
+          <w:lang w:val="en-US"/>
+        </w:rPr>
+        <w:t xml:space="preserve">Password) &amp;&amp; </w:t>
       </w:r>
       <w:proofErr w:type="spellStart"/>
       <w:proofErr w:type="gramStart"/>
@@ -15357,7 +14871,7 @@
           <w:szCs w:val="18"/>
           <w:lang w:val="en-US"/>
         </w:rPr>
-        <w:t>CreateUser</w:t>
+        <w:t>CheckEmailCurrency</w:t>
       </w:r>
       <w:proofErr w:type="spellEnd"/>
       <w:r>
@@ -15377,7 +14891,7 @@
           <w:szCs w:val="18"/>
           <w:lang w:val="en-US"/>
         </w:rPr>
-        <w:t>);</w:t>
+        <w:t>))</w:t>
       </w:r>
     </w:p>
     <w:p>
@@ -15397,115 +14911,27 @@
           <w:szCs w:val="18"/>
           <w:lang w:val="en-US"/>
         </w:rPr>
+        <w:t xml:space="preserve">            {</w:t>
+      </w:r>
+    </w:p>
+    <w:p>
+      <w:pPr>
+        <w:pStyle w:val="HTML"/>
+        <w:rPr>
+          <w:rFonts w:ascii="Cascadia Mono" w:hAnsi="Cascadia Mono"/>
+          <w:sz w:val="18"/>
+          <w:szCs w:val="18"/>
+          <w:lang w:val="en-US"/>
+        </w:rPr>
+      </w:pPr>
+      <w:r>
+        <w:rPr>
+          <w:rFonts w:ascii="Cascadia Mono" w:hAnsi="Cascadia Mono"/>
+          <w:sz w:val="18"/>
+          <w:szCs w:val="18"/>
+          <w:lang w:val="en-US"/>
+        </w:rPr>
         <w:t xml:space="preserve">                </w:t>
-      </w:r>
-      <w:proofErr w:type="spellStart"/>
-      <w:r>
-        <w:rPr>
-          <w:rFonts w:ascii="Cascadia Mono" w:hAnsi="Cascadia Mono"/>
-          <w:sz w:val="18"/>
-          <w:szCs w:val="18"/>
-          <w:lang w:val="en-US"/>
-        </w:rPr>
-        <w:t>MessageBox.Show</w:t>
-      </w:r>
-      <w:proofErr w:type="spellEnd"/>
-      <w:r>
-        <w:rPr>
-          <w:rFonts w:ascii="Cascadia Mono" w:hAnsi="Cascadia Mono"/>
-          <w:sz w:val="18"/>
-          <w:szCs w:val="18"/>
-          <w:lang w:val="en-US"/>
-        </w:rPr>
-        <w:t>("</w:t>
-      </w:r>
-      <w:r>
-        <w:rPr>
-          <w:rFonts w:ascii="Cascadia Mono" w:hAnsi="Cascadia Mono"/>
-          <w:sz w:val="18"/>
-          <w:szCs w:val="18"/>
-        </w:rPr>
-        <w:t>Успешно</w:t>
-      </w:r>
-      <w:r>
-        <w:rPr>
-          <w:rFonts w:ascii="Cascadia Mono" w:hAnsi="Cascadia Mono"/>
-          <w:sz w:val="18"/>
-          <w:szCs w:val="18"/>
-          <w:lang w:val="en-US"/>
-        </w:rPr>
-        <w:t>!");</w:t>
-      </w:r>
-    </w:p>
-    <w:p>
-      <w:pPr>
-        <w:pStyle w:val="HTML"/>
-        <w:rPr>
-          <w:rFonts w:ascii="Cascadia Mono" w:hAnsi="Cascadia Mono"/>
-          <w:sz w:val="18"/>
-          <w:szCs w:val="18"/>
-          <w:lang w:val="en-US"/>
-        </w:rPr>
-      </w:pPr>
-      <w:r>
-        <w:rPr>
-          <w:rFonts w:ascii="Cascadia Mono" w:hAnsi="Cascadia Mono"/>
-          <w:sz w:val="18"/>
-          <w:szCs w:val="18"/>
-          <w:lang w:val="en-US"/>
-        </w:rPr>
-        <w:t xml:space="preserve">            }</w:t>
-      </w:r>
-    </w:p>
-    <w:p>
-      <w:pPr>
-        <w:pStyle w:val="HTML"/>
-        <w:rPr>
-          <w:rFonts w:ascii="Cascadia Mono" w:hAnsi="Cascadia Mono"/>
-          <w:sz w:val="18"/>
-          <w:szCs w:val="18"/>
-          <w:lang w:val="en-US"/>
-        </w:rPr>
-      </w:pPr>
-      <w:r>
-        <w:rPr>
-          <w:rFonts w:ascii="Cascadia Mono" w:hAnsi="Cascadia Mono"/>
-          <w:sz w:val="18"/>
-          <w:szCs w:val="18"/>
-          <w:lang w:val="en-US"/>
-        </w:rPr>
-        <w:t xml:space="preserve">        }</w:t>
-      </w:r>
-    </w:p>
-    <w:p>
-      <w:pPr>
-        <w:pStyle w:val="HTML"/>
-        <w:rPr>
-          <w:rFonts w:ascii="Cascadia Mono" w:hAnsi="Cascadia Mono"/>
-          <w:sz w:val="18"/>
-          <w:szCs w:val="18"/>
-          <w:lang w:val="en-US"/>
-        </w:rPr>
-      </w:pPr>
-    </w:p>
-    <w:p>
-      <w:pPr>
-        <w:pStyle w:val="HTML"/>
-        <w:rPr>
-          <w:rFonts w:ascii="Cascadia Mono" w:hAnsi="Cascadia Mono"/>
-          <w:sz w:val="18"/>
-          <w:szCs w:val="18"/>
-          <w:lang w:val="en-US"/>
-        </w:rPr>
-      </w:pPr>
-      <w:r>
-        <w:rPr>
-          <w:rFonts w:ascii="Cascadia Mono" w:hAnsi="Cascadia Mono"/>
-          <w:sz w:val="18"/>
-          <w:szCs w:val="18"/>
-          <w:lang w:val="en-US"/>
-        </w:rPr>
-        <w:t xml:space="preserve">        bool </w:t>
       </w:r>
       <w:proofErr w:type="spellStart"/>
       <w:proofErr w:type="gramStart"/>
@@ -15516,7 +14942,7 @@
           <w:szCs w:val="18"/>
           <w:lang w:val="en-US"/>
         </w:rPr>
-        <w:t>CheckRePassword</w:t>
+        <w:t>CreateUser</w:t>
       </w:r>
       <w:proofErr w:type="spellEnd"/>
       <w:r>
@@ -15536,7 +14962,7 @@
           <w:szCs w:val="18"/>
           <w:lang w:val="en-US"/>
         </w:rPr>
-        <w:t>)</w:t>
+        <w:t>);</w:t>
       </w:r>
     </w:p>
     <w:p>
@@ -15556,7 +14982,44 @@
           <w:szCs w:val="18"/>
           <w:lang w:val="en-US"/>
         </w:rPr>
-        <w:t xml:space="preserve">        {</w:t>
+        <w:t xml:space="preserve">                </w:t>
+      </w:r>
+      <w:proofErr w:type="spellStart"/>
+      <w:r>
+        <w:rPr>
+          <w:rFonts w:ascii="Cascadia Mono" w:hAnsi="Cascadia Mono"/>
+          <w:sz w:val="18"/>
+          <w:szCs w:val="18"/>
+          <w:lang w:val="en-US"/>
+        </w:rPr>
+        <w:t>MessageBox.Show</w:t>
+      </w:r>
+      <w:proofErr w:type="spellEnd"/>
+      <w:r>
+        <w:rPr>
+          <w:rFonts w:ascii="Cascadia Mono" w:hAnsi="Cascadia Mono"/>
+          <w:sz w:val="18"/>
+          <w:szCs w:val="18"/>
+          <w:lang w:val="en-US"/>
+        </w:rPr>
+        <w:t>("</w:t>
+      </w:r>
+      <w:r>
+        <w:rPr>
+          <w:rFonts w:ascii="Cascadia Mono" w:hAnsi="Cascadia Mono"/>
+          <w:sz w:val="18"/>
+          <w:szCs w:val="18"/>
+        </w:rPr>
+        <w:t>Успешно</w:t>
+      </w:r>
+      <w:r>
+        <w:rPr>
+          <w:rFonts w:ascii="Cascadia Mono" w:hAnsi="Cascadia Mono"/>
+          <w:sz w:val="18"/>
+          <w:szCs w:val="18"/>
+          <w:lang w:val="en-US"/>
+        </w:rPr>
+        <w:t>!");</w:t>
       </w:r>
     </w:p>
     <w:p>
@@ -15576,27 +15039,7 @@
           <w:szCs w:val="18"/>
           <w:lang w:val="en-US"/>
         </w:rPr>
-        <w:t xml:space="preserve">            return Password == </w:t>
-      </w:r>
-      <w:proofErr w:type="spellStart"/>
-      <w:r>
-        <w:rPr>
-          <w:rFonts w:ascii="Cascadia Mono" w:hAnsi="Cascadia Mono"/>
-          <w:sz w:val="18"/>
-          <w:szCs w:val="18"/>
-          <w:lang w:val="en-US"/>
-        </w:rPr>
-        <w:t>RePassword</w:t>
-      </w:r>
-      <w:proofErr w:type="spellEnd"/>
-      <w:r>
-        <w:rPr>
-          <w:rFonts w:ascii="Cascadia Mono" w:hAnsi="Cascadia Mono"/>
-          <w:sz w:val="18"/>
-          <w:szCs w:val="18"/>
-          <w:lang w:val="en-US"/>
-        </w:rPr>
-        <w:t>;</w:t>
+        <w:t xml:space="preserve">            }</w:t>
       </w:r>
     </w:p>
     <w:p>
@@ -15647,7 +15090,27 @@
           <w:szCs w:val="18"/>
           <w:lang w:val="en-US"/>
         </w:rPr>
-        <w:t xml:space="preserve">        async void </w:t>
+        <w:t xml:space="preserve">        </w:t>
+      </w:r>
+      <w:proofErr w:type="gramStart"/>
+      <w:r>
+        <w:rPr>
+          <w:rFonts w:ascii="Cascadia Mono" w:hAnsi="Cascadia Mono"/>
+          <w:sz w:val="18"/>
+          <w:szCs w:val="18"/>
+          <w:lang w:val="en-US"/>
+        </w:rPr>
+        <w:t>bool</w:t>
+      </w:r>
+      <w:proofErr w:type="gramEnd"/>
+      <w:r>
+        <w:rPr>
+          <w:rFonts w:ascii="Cascadia Mono" w:hAnsi="Cascadia Mono"/>
+          <w:sz w:val="18"/>
+          <w:szCs w:val="18"/>
+          <w:lang w:val="en-US"/>
+        </w:rPr>
+        <w:t xml:space="preserve"> </w:t>
       </w:r>
       <w:proofErr w:type="spellStart"/>
       <w:proofErr w:type="gramStart"/>
@@ -15658,7 +15121,7 @@
           <w:szCs w:val="18"/>
           <w:lang w:val="en-US"/>
         </w:rPr>
-        <w:t>CreateUser</w:t>
+        <w:t>CheckRePassword</w:t>
       </w:r>
       <w:proofErr w:type="spellEnd"/>
       <w:r>
@@ -15718,27 +15181,27 @@
           <w:szCs w:val="18"/>
           <w:lang w:val="en-US"/>
         </w:rPr>
-        <w:t xml:space="preserve">            _user = new </w:t>
-      </w:r>
-      <w:proofErr w:type="gramStart"/>
-      <w:r>
-        <w:rPr>
-          <w:rFonts w:ascii="Cascadia Mono" w:hAnsi="Cascadia Mono"/>
-          <w:sz w:val="18"/>
-          <w:szCs w:val="18"/>
-          <w:lang w:val="en-US"/>
-        </w:rPr>
-        <w:t>User(</w:t>
-      </w:r>
-      <w:proofErr w:type="gramEnd"/>
-      <w:r>
-        <w:rPr>
-          <w:rFonts w:ascii="Cascadia Mono" w:hAnsi="Cascadia Mono"/>
-          <w:sz w:val="18"/>
-          <w:szCs w:val="18"/>
-          <w:lang w:val="en-US"/>
-        </w:rPr>
-        <w:t>Login, Email, Password);</w:t>
+        <w:t xml:space="preserve">            return Password == </w:t>
+      </w:r>
+      <w:proofErr w:type="spellStart"/>
+      <w:r>
+        <w:rPr>
+          <w:rFonts w:ascii="Cascadia Mono" w:hAnsi="Cascadia Mono"/>
+          <w:sz w:val="18"/>
+          <w:szCs w:val="18"/>
+          <w:lang w:val="en-US"/>
+        </w:rPr>
+        <w:t>RePassword</w:t>
+      </w:r>
+      <w:proofErr w:type="spellEnd"/>
+      <w:r>
+        <w:rPr>
+          <w:rFonts w:ascii="Cascadia Mono" w:hAnsi="Cascadia Mono"/>
+          <w:sz w:val="18"/>
+          <w:szCs w:val="18"/>
+          <w:lang w:val="en-US"/>
+        </w:rPr>
+        <w:t>;</w:t>
       </w:r>
     </w:p>
     <w:p>
@@ -15758,7 +15221,38 @@
           <w:szCs w:val="18"/>
           <w:lang w:val="en-US"/>
         </w:rPr>
-        <w:t xml:space="preserve">            </w:t>
+        <w:t xml:space="preserve">        }</w:t>
+      </w:r>
+    </w:p>
+    <w:p>
+      <w:pPr>
+        <w:pStyle w:val="HTML"/>
+        <w:rPr>
+          <w:rFonts w:ascii="Cascadia Mono" w:hAnsi="Cascadia Mono"/>
+          <w:sz w:val="18"/>
+          <w:szCs w:val="18"/>
+          <w:lang w:val="en-US"/>
+        </w:rPr>
+      </w:pPr>
+    </w:p>
+    <w:p>
+      <w:pPr>
+        <w:pStyle w:val="HTML"/>
+        <w:rPr>
+          <w:rFonts w:ascii="Cascadia Mono" w:hAnsi="Cascadia Mono"/>
+          <w:sz w:val="18"/>
+          <w:szCs w:val="18"/>
+          <w:lang w:val="en-US"/>
+        </w:rPr>
+      </w:pPr>
+      <w:r>
+        <w:rPr>
+          <w:rFonts w:ascii="Cascadia Mono" w:hAnsi="Cascadia Mono"/>
+          <w:sz w:val="18"/>
+          <w:szCs w:val="18"/>
+          <w:lang w:val="en-US"/>
+        </w:rPr>
+        <w:t xml:space="preserve">        async void </w:t>
       </w:r>
       <w:proofErr w:type="spellStart"/>
       <w:proofErr w:type="gramStart"/>
@@ -15769,6 +15263,117 @@
           <w:szCs w:val="18"/>
           <w:lang w:val="en-US"/>
         </w:rPr>
+        <w:t>CreateUser</w:t>
+      </w:r>
+      <w:proofErr w:type="spellEnd"/>
+      <w:r>
+        <w:rPr>
+          <w:rFonts w:ascii="Cascadia Mono" w:hAnsi="Cascadia Mono"/>
+          <w:sz w:val="18"/>
+          <w:szCs w:val="18"/>
+          <w:lang w:val="en-US"/>
+        </w:rPr>
+        <w:t>(</w:t>
+      </w:r>
+      <w:proofErr w:type="gramEnd"/>
+      <w:r>
+        <w:rPr>
+          <w:rFonts w:ascii="Cascadia Mono" w:hAnsi="Cascadia Mono"/>
+          <w:sz w:val="18"/>
+          <w:szCs w:val="18"/>
+          <w:lang w:val="en-US"/>
+        </w:rPr>
+        <w:t>)</w:t>
+      </w:r>
+    </w:p>
+    <w:p>
+      <w:pPr>
+        <w:pStyle w:val="HTML"/>
+        <w:rPr>
+          <w:rFonts w:ascii="Cascadia Mono" w:hAnsi="Cascadia Mono"/>
+          <w:sz w:val="18"/>
+          <w:szCs w:val="18"/>
+          <w:lang w:val="en-US"/>
+        </w:rPr>
+      </w:pPr>
+      <w:r>
+        <w:rPr>
+          <w:rFonts w:ascii="Cascadia Mono" w:hAnsi="Cascadia Mono"/>
+          <w:sz w:val="18"/>
+          <w:szCs w:val="18"/>
+          <w:lang w:val="en-US"/>
+        </w:rPr>
+        <w:t xml:space="preserve">        {</w:t>
+      </w:r>
+    </w:p>
+    <w:p>
+      <w:pPr>
+        <w:pStyle w:val="HTML"/>
+        <w:rPr>
+          <w:rFonts w:ascii="Cascadia Mono" w:hAnsi="Cascadia Mono"/>
+          <w:sz w:val="18"/>
+          <w:szCs w:val="18"/>
+          <w:lang w:val="en-US"/>
+        </w:rPr>
+      </w:pPr>
+      <w:r>
+        <w:rPr>
+          <w:rFonts w:ascii="Cascadia Mono" w:hAnsi="Cascadia Mono"/>
+          <w:sz w:val="18"/>
+          <w:szCs w:val="18"/>
+          <w:lang w:val="en-US"/>
+        </w:rPr>
+        <w:t xml:space="preserve">            _user = new </w:t>
+      </w:r>
+      <w:proofErr w:type="gramStart"/>
+      <w:r>
+        <w:rPr>
+          <w:rFonts w:ascii="Cascadia Mono" w:hAnsi="Cascadia Mono"/>
+          <w:sz w:val="18"/>
+          <w:szCs w:val="18"/>
+          <w:lang w:val="en-US"/>
+        </w:rPr>
+        <w:t>User(</w:t>
+      </w:r>
+      <w:proofErr w:type="gramEnd"/>
+      <w:r>
+        <w:rPr>
+          <w:rFonts w:ascii="Cascadia Mono" w:hAnsi="Cascadia Mono"/>
+          <w:sz w:val="18"/>
+          <w:szCs w:val="18"/>
+          <w:lang w:val="en-US"/>
+        </w:rPr>
+        <w:t>Login, Email, Password);</w:t>
+      </w:r>
+    </w:p>
+    <w:p>
+      <w:pPr>
+        <w:pStyle w:val="HTML"/>
+        <w:rPr>
+          <w:rFonts w:ascii="Cascadia Mono" w:hAnsi="Cascadia Mono"/>
+          <w:sz w:val="18"/>
+          <w:szCs w:val="18"/>
+          <w:lang w:val="en-US"/>
+        </w:rPr>
+      </w:pPr>
+      <w:r>
+        <w:rPr>
+          <w:rFonts w:ascii="Cascadia Mono" w:hAnsi="Cascadia Mono"/>
+          <w:sz w:val="18"/>
+          <w:szCs w:val="18"/>
+          <w:lang w:val="en-US"/>
+        </w:rPr>
+        <w:t xml:space="preserve">            </w:t>
+      </w:r>
+      <w:proofErr w:type="spellStart"/>
+      <w:proofErr w:type="gramStart"/>
+      <w:r>
+        <w:rPr>
+          <w:rFonts w:ascii="Cascadia Mono" w:hAnsi="Cascadia Mono"/>
+          <w:sz w:val="18"/>
+          <w:szCs w:val="18"/>
+          <w:lang w:val="en-US"/>
+        </w:rPr>
         <w:t>App.Context.Users.Add</w:t>
       </w:r>
       <w:proofErr w:type="spellEnd"/>
@@ -15944,7 +15549,17 @@
           <w:szCs w:val="18"/>
           <w:lang w:val="en-US"/>
         </w:rPr>
-        <w:t xml:space="preserve">            Regex </w:t>
+        <w:t xml:space="preserve">            </w:t>
+      </w:r>
+      <w:proofErr w:type="gramStart"/>
+      <w:r>
+        <w:rPr>
+          <w:rFonts w:ascii="Cascadia Mono" w:hAnsi="Cascadia Mono"/>
+          <w:sz w:val="18"/>
+          <w:szCs w:val="18"/>
+          <w:lang w:val="en-US"/>
+        </w:rPr>
+        <w:t xml:space="preserve">Regex </w:t>
       </w:r>
       <w:proofErr w:type="spellStart"/>
       <w:r>
@@ -15957,14 +15572,15 @@
         <w:t>regex</w:t>
       </w:r>
       <w:proofErr w:type="spellEnd"/>
-      <w:r>
-        <w:rPr>
-          <w:rFonts w:ascii="Cascadia Mono" w:hAnsi="Cascadia Mono"/>
-          <w:sz w:val="18"/>
-          <w:szCs w:val="18"/>
-          <w:lang w:val="en-US"/>
-        </w:rPr>
-        <w:t xml:space="preserve"> = new Regex(@"^\w+@[A-</w:t>
+      <w:proofErr w:type="gramEnd"/>
+      <w:r>
+        <w:rPr>
+          <w:rFonts w:ascii="Cascadia Mono" w:hAnsi="Cascadia Mono"/>
+          <w:sz w:val="18"/>
+          <w:szCs w:val="18"/>
+          <w:lang w:val="en-US"/>
+        </w:rPr>
+        <w:t xml:space="preserve"> = new </w:t>
       </w:r>
       <w:proofErr w:type="gramStart"/>
       <w:r>
@@ -15974,6 +15590,46 @@
           <w:szCs w:val="18"/>
           <w:lang w:val="en-US"/>
         </w:rPr>
+        <w:t>Regex(@</w:t>
+      </w:r>
+      <w:proofErr w:type="gramEnd"/>
+      <w:r>
+        <w:rPr>
+          <w:rFonts w:ascii="Cascadia Mono" w:hAnsi="Cascadia Mono"/>
+          <w:sz w:val="18"/>
+          <w:szCs w:val="18"/>
+          <w:lang w:val="en-US"/>
+        </w:rPr>
+        <w:t>"^\w</w:t>
+      </w:r>
+      <w:proofErr w:type="gramStart"/>
+      <w:r>
+        <w:rPr>
+          <w:rFonts w:ascii="Cascadia Mono" w:hAnsi="Cascadia Mono"/>
+          <w:sz w:val="18"/>
+          <w:szCs w:val="18"/>
+          <w:lang w:val="en-US"/>
+        </w:rPr>
+        <w:t>+@[</w:t>
+      </w:r>
+      <w:proofErr w:type="gramEnd"/>
+      <w:r>
+        <w:rPr>
+          <w:rFonts w:ascii="Cascadia Mono" w:hAnsi="Cascadia Mono"/>
+          <w:sz w:val="18"/>
+          <w:szCs w:val="18"/>
+          <w:lang w:val="en-US"/>
+        </w:rPr>
+        <w:t>A-</w:t>
+      </w:r>
+      <w:proofErr w:type="gramStart"/>
+      <w:r>
+        <w:rPr>
+          <w:rFonts w:ascii="Cascadia Mono" w:hAnsi="Cascadia Mono"/>
+          <w:sz w:val="18"/>
+          <w:szCs w:val="18"/>
+          <w:lang w:val="en-US"/>
+        </w:rPr>
         <w:t>z]+</w:t>
       </w:r>
       <w:proofErr w:type="gramEnd"/>
@@ -15984,7 +15640,27 @@
           <w:szCs w:val="18"/>
           <w:lang w:val="en-US"/>
         </w:rPr>
-        <w:t xml:space="preserve">.[a-z]+$", </w:t>
+        <w:t>.[a-</w:t>
+      </w:r>
+      <w:proofErr w:type="gramStart"/>
+      <w:r>
+        <w:rPr>
+          <w:rFonts w:ascii="Cascadia Mono" w:hAnsi="Cascadia Mono"/>
+          <w:sz w:val="18"/>
+          <w:szCs w:val="18"/>
+          <w:lang w:val="en-US"/>
+        </w:rPr>
+        <w:t>z]+</w:t>
+      </w:r>
+      <w:proofErr w:type="gramEnd"/>
+      <w:r>
+        <w:rPr>
+          <w:rFonts w:ascii="Cascadia Mono" w:hAnsi="Cascadia Mono"/>
+          <w:sz w:val="18"/>
+          <w:szCs w:val="18"/>
+          <w:lang w:val="en-US"/>
+        </w:rPr>
+        <w:t xml:space="preserve">$", </w:t>
       </w:r>
       <w:proofErr w:type="spellStart"/>
       <w:r>
@@ -16211,6 +15887,7 @@
         <w:t xml:space="preserve">(str) &amp;&amp; </w:t>
       </w:r>
       <w:proofErr w:type="spellStart"/>
+      <w:proofErr w:type="gramStart"/>
       <w:r>
         <w:rPr>
           <w:rFonts w:ascii="Cascadia Mono" w:hAnsi="Cascadia Mono"/>
@@ -16221,14 +15898,35 @@
         <w:t>char.IsLetter</w:t>
       </w:r>
       <w:proofErr w:type="spellEnd"/>
-      <w:r>
-        <w:rPr>
-          <w:rFonts w:ascii="Cascadia Mono" w:hAnsi="Cascadia Mono"/>
-          <w:sz w:val="18"/>
-          <w:szCs w:val="18"/>
-          <w:lang w:val="en-US"/>
-        </w:rPr>
-        <w:t>(str[0]))</w:t>
+      <w:proofErr w:type="gramEnd"/>
+      <w:r>
+        <w:rPr>
+          <w:rFonts w:ascii="Cascadia Mono" w:hAnsi="Cascadia Mono"/>
+          <w:sz w:val="18"/>
+          <w:szCs w:val="18"/>
+          <w:lang w:val="en-US"/>
+        </w:rPr>
+        <w:t>(</w:t>
+      </w:r>
+      <w:proofErr w:type="gramStart"/>
+      <w:r>
+        <w:rPr>
+          <w:rFonts w:ascii="Cascadia Mono" w:hAnsi="Cascadia Mono"/>
+          <w:sz w:val="18"/>
+          <w:szCs w:val="18"/>
+          <w:lang w:val="en-US"/>
+        </w:rPr>
+        <w:t>str[</w:t>
+      </w:r>
+      <w:proofErr w:type="gramEnd"/>
+      <w:r>
+        <w:rPr>
+          <w:rFonts w:ascii="Cascadia Mono" w:hAnsi="Cascadia Mono"/>
+          <w:sz w:val="18"/>
+          <w:szCs w:val="18"/>
+          <w:lang w:val="en-US"/>
+        </w:rPr>
+        <w:t>0]))</w:t>
       </w:r>
     </w:p>
     <w:p>
@@ -16954,13 +16652,15 @@
           <w:rFonts w:ascii="Cascadia Mono" w:hAnsi="Cascadia Mono"/>
           <w:sz w:val="18"/>
           <w:szCs w:val="18"/>
-        </w:rPr>
-      </w:pPr>
-      <w:r>
-        <w:rPr>
-          <w:rFonts w:ascii="Cascadia Mono" w:hAnsi="Cascadia Mono"/>
-          <w:sz w:val="18"/>
-          <w:szCs w:val="18"/>
+          <w:lang w:val="en-US"/>
+        </w:rPr>
+      </w:pPr>
+      <w:r>
+        <w:rPr>
+          <w:rFonts w:ascii="Cascadia Mono" w:hAnsi="Cascadia Mono"/>
+          <w:sz w:val="18"/>
+          <w:szCs w:val="18"/>
+          <w:lang w:val="en-US"/>
         </w:rPr>
         <w:t>{</w:t>
       </w:r>
@@ -16979,6 +16679,7 @@
           <w:rFonts w:ascii="Cascadia Mono" w:hAnsi="Cascadia Mono"/>
           <w:sz w:val="18"/>
           <w:szCs w:val="18"/>
+          <w:lang w:val="en-US"/>
         </w:rPr>
         <w:t xml:space="preserve">    </w:t>
       </w:r>
@@ -17457,127 +17158,7 @@
           <w:szCs w:val="18"/>
           <w:lang w:val="en-US"/>
         </w:rPr>
-        <w:t xml:space="preserve">] { new </w:t>
-      </w:r>
-      <w:proofErr w:type="spellStart"/>
-      <w:r>
-        <w:rPr>
-          <w:rFonts w:ascii="Cascadia Mono" w:hAnsi="Cascadia Mono"/>
-          <w:sz w:val="18"/>
-          <w:szCs w:val="18"/>
-          <w:lang w:val="en-US"/>
-        </w:rPr>
-        <w:t>ProfilePage</w:t>
-      </w:r>
-      <w:proofErr w:type="spellEnd"/>
-      <w:r>
-        <w:rPr>
-          <w:rFonts w:ascii="Cascadia Mono" w:hAnsi="Cascadia Mono"/>
-          <w:sz w:val="18"/>
-          <w:szCs w:val="18"/>
-          <w:lang w:val="en-US"/>
-        </w:rPr>
-        <w:t xml:space="preserve">(), new </w:t>
-      </w:r>
-      <w:proofErr w:type="spellStart"/>
-      <w:r>
-        <w:rPr>
-          <w:rFonts w:ascii="Cascadia Mono" w:hAnsi="Cascadia Mono"/>
-          <w:sz w:val="18"/>
-          <w:szCs w:val="18"/>
-          <w:lang w:val="en-US"/>
-        </w:rPr>
-        <w:t>AccountsPage</w:t>
-      </w:r>
-      <w:proofErr w:type="spellEnd"/>
-      <w:r>
-        <w:rPr>
-          <w:rFonts w:ascii="Cascadia Mono" w:hAnsi="Cascadia Mono"/>
-          <w:sz w:val="18"/>
-          <w:szCs w:val="18"/>
-          <w:lang w:val="en-US"/>
-        </w:rPr>
-        <w:t xml:space="preserve">(), new </w:t>
-      </w:r>
-      <w:proofErr w:type="spellStart"/>
-      <w:r>
-        <w:rPr>
-          <w:rFonts w:ascii="Cascadia Mono" w:hAnsi="Cascadia Mono"/>
-          <w:sz w:val="18"/>
-          <w:szCs w:val="18"/>
-          <w:lang w:val="en-US"/>
-        </w:rPr>
-        <w:t>CategoriesPage</w:t>
-      </w:r>
-      <w:proofErr w:type="spellEnd"/>
-      <w:r>
-        <w:rPr>
-          <w:rFonts w:ascii="Cascadia Mono" w:hAnsi="Cascadia Mono"/>
-          <w:sz w:val="18"/>
-          <w:szCs w:val="18"/>
-          <w:lang w:val="en-US"/>
-        </w:rPr>
-        <w:t xml:space="preserve">(), new </w:t>
-      </w:r>
-      <w:proofErr w:type="spellStart"/>
-      <w:r>
-        <w:rPr>
-          <w:rFonts w:ascii="Cascadia Mono" w:hAnsi="Cascadia Mono"/>
-          <w:sz w:val="18"/>
-          <w:szCs w:val="18"/>
-          <w:lang w:val="en-US"/>
-        </w:rPr>
-        <w:t>TransactionsPage</w:t>
-      </w:r>
-      <w:proofErr w:type="spellEnd"/>
-      <w:r>
-        <w:rPr>
-          <w:rFonts w:ascii="Cascadia Mono" w:hAnsi="Cascadia Mono"/>
-          <w:sz w:val="18"/>
-          <w:szCs w:val="18"/>
-          <w:lang w:val="en-US"/>
-        </w:rPr>
-        <w:t>()};</w:t>
-      </w:r>
-    </w:p>
-    <w:p>
-      <w:pPr>
-        <w:pStyle w:val="HTML"/>
-        <w:rPr>
-          <w:rFonts w:ascii="Cascadia Mono" w:hAnsi="Cascadia Mono"/>
-          <w:sz w:val="18"/>
-          <w:szCs w:val="18"/>
-          <w:lang w:val="en-US"/>
-        </w:rPr>
-      </w:pPr>
-      <w:r>
-        <w:rPr>
-          <w:rFonts w:ascii="Cascadia Mono" w:hAnsi="Cascadia Mono"/>
-          <w:sz w:val="18"/>
-          <w:szCs w:val="18"/>
-          <w:lang w:val="en-US"/>
-        </w:rPr>
-        <w:t xml:space="preserve">            </w:t>
-      </w:r>
-      <w:proofErr w:type="spellStart"/>
-      <w:r>
-        <w:rPr>
-          <w:rFonts w:ascii="Cascadia Mono" w:hAnsi="Cascadia Mono"/>
-          <w:sz w:val="18"/>
-          <w:szCs w:val="18"/>
-          <w:lang w:val="en-US"/>
-        </w:rPr>
-        <w:t>CurrentInstance</w:t>
-      </w:r>
-      <w:proofErr w:type="spellEnd"/>
-      <w:r>
-        <w:rPr>
-          <w:rFonts w:ascii="Cascadia Mono" w:hAnsi="Cascadia Mono"/>
-          <w:sz w:val="18"/>
-          <w:szCs w:val="18"/>
-          <w:lang w:val="en-US"/>
-        </w:rPr>
-        <w:t xml:space="preserve"> = _</w:t>
+        <w:t xml:space="preserve">] </w:t>
       </w:r>
       <w:proofErr w:type="gramStart"/>
       <w:r>
@@ -17587,7 +17168,7 @@
           <w:szCs w:val="18"/>
           <w:lang w:val="en-US"/>
         </w:rPr>
-        <w:t>pages[</w:t>
+        <w:t>{ new</w:t>
       </w:r>
       <w:proofErr w:type="gramEnd"/>
       <w:r>
@@ -17597,169 +17178,7 @@
           <w:szCs w:val="18"/>
           <w:lang w:val="en-US"/>
         </w:rPr>
-        <w:t>0];</w:t>
-      </w:r>
-    </w:p>
-    <w:p>
-      <w:pPr>
-        <w:pStyle w:val="HTML"/>
-        <w:rPr>
-          <w:rFonts w:ascii="Cascadia Mono" w:hAnsi="Cascadia Mono"/>
-          <w:sz w:val="18"/>
-          <w:szCs w:val="18"/>
-          <w:lang w:val="en-US"/>
-        </w:rPr>
-      </w:pPr>
-      <w:r>
-        <w:rPr>
-          <w:rFonts w:ascii="Cascadia Mono" w:hAnsi="Cascadia Mono"/>
-          <w:sz w:val="18"/>
-          <w:szCs w:val="18"/>
-          <w:lang w:val="en-US"/>
-        </w:rPr>
-        <w:t xml:space="preserve">            </w:t>
-      </w:r>
-      <w:proofErr w:type="spellStart"/>
-      <w:r>
-        <w:rPr>
-          <w:rFonts w:ascii="Cascadia Mono" w:hAnsi="Cascadia Mono"/>
-          <w:sz w:val="18"/>
-          <w:szCs w:val="18"/>
-          <w:lang w:val="en-US"/>
-        </w:rPr>
-        <w:t>PageLabel</w:t>
-      </w:r>
-      <w:proofErr w:type="spellEnd"/>
-      <w:r>
-        <w:rPr>
-          <w:rFonts w:ascii="Cascadia Mono" w:hAnsi="Cascadia Mono"/>
-          <w:sz w:val="18"/>
-          <w:szCs w:val="18"/>
-          <w:lang w:val="en-US"/>
-        </w:rPr>
-        <w:t xml:space="preserve"> = </w:t>
-      </w:r>
-      <w:proofErr w:type="spellStart"/>
-      <w:r>
-        <w:rPr>
-          <w:rFonts w:ascii="Cascadia Mono" w:hAnsi="Cascadia Mono"/>
-          <w:sz w:val="18"/>
-          <w:szCs w:val="18"/>
-          <w:lang w:val="en-US"/>
-        </w:rPr>
-        <w:t>CurrentInstance.Title</w:t>
-      </w:r>
-      <w:proofErr w:type="spellEnd"/>
-      <w:r>
-        <w:rPr>
-          <w:rFonts w:ascii="Cascadia Mono" w:hAnsi="Cascadia Mono"/>
-          <w:sz w:val="18"/>
-          <w:szCs w:val="18"/>
-          <w:lang w:val="en-US"/>
-        </w:rPr>
-        <w:t>;</w:t>
-      </w:r>
-    </w:p>
-    <w:p>
-      <w:pPr>
-        <w:pStyle w:val="HTML"/>
-        <w:rPr>
-          <w:rFonts w:ascii="Cascadia Mono" w:hAnsi="Cascadia Mono"/>
-          <w:sz w:val="18"/>
-          <w:szCs w:val="18"/>
-          <w:lang w:val="en-US"/>
-        </w:rPr>
-      </w:pPr>
-      <w:r>
-        <w:rPr>
-          <w:rFonts w:ascii="Cascadia Mono" w:hAnsi="Cascadia Mono"/>
-          <w:sz w:val="18"/>
-          <w:szCs w:val="18"/>
-          <w:lang w:val="en-US"/>
-        </w:rPr>
-        <w:t xml:space="preserve">        }</w:t>
-      </w:r>
-    </w:p>
-    <w:p>
-      <w:pPr>
-        <w:pStyle w:val="HTML"/>
-        <w:rPr>
-          <w:rFonts w:ascii="Cascadia Mono" w:hAnsi="Cascadia Mono"/>
-          <w:sz w:val="18"/>
-          <w:szCs w:val="18"/>
-          <w:lang w:val="en-US"/>
-        </w:rPr>
-      </w:pPr>
-    </w:p>
-    <w:p>
-      <w:pPr>
-        <w:pStyle w:val="HTML"/>
-        <w:rPr>
-          <w:rFonts w:ascii="Cascadia Mono" w:hAnsi="Cascadia Mono"/>
-          <w:sz w:val="18"/>
-          <w:szCs w:val="18"/>
-          <w:lang w:val="en-US"/>
-        </w:rPr>
-      </w:pPr>
-    </w:p>
-    <w:p>
-      <w:pPr>
-        <w:pStyle w:val="HTML"/>
-        <w:rPr>
-          <w:rFonts w:ascii="Cascadia Mono" w:hAnsi="Cascadia Mono"/>
-          <w:sz w:val="18"/>
-          <w:szCs w:val="18"/>
-          <w:lang w:val="en-US"/>
-        </w:rPr>
-      </w:pPr>
-      <w:r>
-        <w:rPr>
-          <w:rFonts w:ascii="Cascadia Mono" w:hAnsi="Cascadia Mono"/>
-          <w:sz w:val="18"/>
-          <w:szCs w:val="18"/>
-          <w:lang w:val="en-US"/>
-        </w:rPr>
-        <w:t xml:space="preserve">        [</w:t>
-      </w:r>
-      <w:proofErr w:type="spellStart"/>
-      <w:r>
-        <w:rPr>
-          <w:rFonts w:ascii="Cascadia Mono" w:hAnsi="Cascadia Mono"/>
-          <w:sz w:val="18"/>
-          <w:szCs w:val="18"/>
-          <w:lang w:val="en-US"/>
-        </w:rPr>
-        <w:t>RelayCommand</w:t>
-      </w:r>
-      <w:proofErr w:type="spellEnd"/>
-      <w:r>
-        <w:rPr>
-          <w:rFonts w:ascii="Cascadia Mono" w:hAnsi="Cascadia Mono"/>
-          <w:sz w:val="18"/>
-          <w:szCs w:val="18"/>
-          <w:lang w:val="en-US"/>
-        </w:rPr>
-        <w:t>]</w:t>
-      </w:r>
-    </w:p>
-    <w:p>
-      <w:pPr>
-        <w:pStyle w:val="HTML"/>
-        <w:rPr>
-          <w:rFonts w:ascii="Cascadia Mono" w:hAnsi="Cascadia Mono"/>
-          <w:sz w:val="18"/>
-          <w:szCs w:val="18"/>
-          <w:lang w:val="en-US"/>
-        </w:rPr>
-      </w:pPr>
-      <w:r>
-        <w:rPr>
-          <w:rFonts w:ascii="Cascadia Mono" w:hAnsi="Cascadia Mono"/>
-          <w:sz w:val="18"/>
-          <w:szCs w:val="18"/>
-          <w:lang w:val="en-US"/>
-        </w:rPr>
-        <w:t xml:space="preserve">        void </w:t>
+        <w:t xml:space="preserve"> </w:t>
       </w:r>
       <w:proofErr w:type="spellStart"/>
       <w:proofErr w:type="gramStart"/>
@@ -17770,7 +17189,7 @@
           <w:szCs w:val="18"/>
           <w:lang w:val="en-US"/>
         </w:rPr>
-        <w:t>ChangeInstance</w:t>
+        <w:t>ProfilePage</w:t>
       </w:r>
       <w:proofErr w:type="spellEnd"/>
       <w:r>
@@ -17790,338 +17209,7 @@
           <w:szCs w:val="18"/>
           <w:lang w:val="en-US"/>
         </w:rPr>
-        <w:t>object index)</w:t>
-      </w:r>
-    </w:p>
-    <w:p>
-      <w:pPr>
-        <w:pStyle w:val="HTML"/>
-        <w:rPr>
-          <w:rFonts w:ascii="Cascadia Mono" w:hAnsi="Cascadia Mono"/>
-          <w:sz w:val="18"/>
-          <w:szCs w:val="18"/>
-          <w:lang w:val="en-US"/>
-        </w:rPr>
-      </w:pPr>
-      <w:r>
-        <w:rPr>
-          <w:rFonts w:ascii="Cascadia Mono" w:hAnsi="Cascadia Mono"/>
-          <w:sz w:val="18"/>
-          <w:szCs w:val="18"/>
-          <w:lang w:val="en-US"/>
-        </w:rPr>
-        <w:t xml:space="preserve">        {</w:t>
-      </w:r>
-    </w:p>
-    <w:p>
-      <w:pPr>
-        <w:pStyle w:val="HTML"/>
-        <w:rPr>
-          <w:rFonts w:ascii="Cascadia Mono" w:hAnsi="Cascadia Mono"/>
-          <w:sz w:val="18"/>
-          <w:szCs w:val="18"/>
-          <w:lang w:val="en-US"/>
-        </w:rPr>
-      </w:pPr>
-    </w:p>
-    <w:p>
-      <w:pPr>
-        <w:pStyle w:val="HTML"/>
-        <w:rPr>
-          <w:rFonts w:ascii="Cascadia Mono" w:hAnsi="Cascadia Mono"/>
-          <w:sz w:val="18"/>
-          <w:szCs w:val="18"/>
-          <w:lang w:val="en-US"/>
-        </w:rPr>
-      </w:pPr>
-      <w:r>
-        <w:rPr>
-          <w:rFonts w:ascii="Cascadia Mono" w:hAnsi="Cascadia Mono"/>
-          <w:sz w:val="18"/>
-          <w:szCs w:val="18"/>
-          <w:lang w:val="en-US"/>
-        </w:rPr>
-        <w:t xml:space="preserve">            if (_</w:t>
-      </w:r>
-      <w:proofErr w:type="gramStart"/>
-      <w:r>
-        <w:rPr>
-          <w:rFonts w:ascii="Cascadia Mono" w:hAnsi="Cascadia Mono"/>
-          <w:sz w:val="18"/>
-          <w:szCs w:val="18"/>
-          <w:lang w:val="en-US"/>
-        </w:rPr>
-        <w:t>pages[</w:t>
-      </w:r>
-      <w:proofErr w:type="gramEnd"/>
-      <w:r>
-        <w:rPr>
-          <w:rFonts w:ascii="Cascadia Mono" w:hAnsi="Cascadia Mono"/>
-          <w:sz w:val="18"/>
-          <w:szCs w:val="18"/>
-          <w:lang w:val="en-US"/>
-        </w:rPr>
-        <w:t xml:space="preserve">Convert.ToInt32(index)] != </w:t>
-      </w:r>
-      <w:proofErr w:type="spellStart"/>
-      <w:r>
-        <w:rPr>
-          <w:rFonts w:ascii="Cascadia Mono" w:hAnsi="Cascadia Mono"/>
-          <w:sz w:val="18"/>
-          <w:szCs w:val="18"/>
-          <w:lang w:val="en-US"/>
-        </w:rPr>
-        <w:t>CurrentInstance</w:t>
-      </w:r>
-      <w:proofErr w:type="spellEnd"/>
-      <w:r>
-        <w:rPr>
-          <w:rFonts w:ascii="Cascadia Mono" w:hAnsi="Cascadia Mono"/>
-          <w:sz w:val="18"/>
-          <w:szCs w:val="18"/>
-          <w:lang w:val="en-US"/>
-        </w:rPr>
-        <w:t>)</w:t>
-      </w:r>
-    </w:p>
-    <w:p>
-      <w:pPr>
-        <w:pStyle w:val="HTML"/>
-        <w:rPr>
-          <w:rFonts w:ascii="Cascadia Mono" w:hAnsi="Cascadia Mono"/>
-          <w:sz w:val="18"/>
-          <w:szCs w:val="18"/>
-          <w:lang w:val="en-US"/>
-        </w:rPr>
-      </w:pPr>
-      <w:r>
-        <w:rPr>
-          <w:rFonts w:ascii="Cascadia Mono" w:hAnsi="Cascadia Mono"/>
-          <w:sz w:val="18"/>
-          <w:szCs w:val="18"/>
-          <w:lang w:val="en-US"/>
-        </w:rPr>
-        <w:t xml:space="preserve">            {</w:t>
-      </w:r>
-    </w:p>
-    <w:p>
-      <w:pPr>
-        <w:pStyle w:val="HTML"/>
-        <w:rPr>
-          <w:rFonts w:ascii="Cascadia Mono" w:hAnsi="Cascadia Mono"/>
-          <w:sz w:val="18"/>
-          <w:szCs w:val="18"/>
-          <w:lang w:val="en-US"/>
-        </w:rPr>
-      </w:pPr>
-      <w:r>
-        <w:rPr>
-          <w:rFonts w:ascii="Cascadia Mono" w:hAnsi="Cascadia Mono"/>
-          <w:sz w:val="18"/>
-          <w:szCs w:val="18"/>
-          <w:lang w:val="en-US"/>
-        </w:rPr>
-        <w:t xml:space="preserve">                </w:t>
-      </w:r>
-      <w:proofErr w:type="spellStart"/>
-      <w:r>
-        <w:rPr>
-          <w:rFonts w:ascii="Cascadia Mono" w:hAnsi="Cascadia Mono"/>
-          <w:sz w:val="18"/>
-          <w:szCs w:val="18"/>
-          <w:lang w:val="en-US"/>
-        </w:rPr>
-        <w:t>CurrentInstance</w:t>
-      </w:r>
-      <w:proofErr w:type="spellEnd"/>
-      <w:r>
-        <w:rPr>
-          <w:rFonts w:ascii="Cascadia Mono" w:hAnsi="Cascadia Mono"/>
-          <w:sz w:val="18"/>
-          <w:szCs w:val="18"/>
-          <w:lang w:val="en-US"/>
-        </w:rPr>
-        <w:t xml:space="preserve"> = _</w:t>
-      </w:r>
-      <w:proofErr w:type="gramStart"/>
-      <w:r>
-        <w:rPr>
-          <w:rFonts w:ascii="Cascadia Mono" w:hAnsi="Cascadia Mono"/>
-          <w:sz w:val="18"/>
-          <w:szCs w:val="18"/>
-          <w:lang w:val="en-US"/>
-        </w:rPr>
-        <w:t>pages[</w:t>
-      </w:r>
-      <w:proofErr w:type="gramEnd"/>
-      <w:r>
-        <w:rPr>
-          <w:rFonts w:ascii="Cascadia Mono" w:hAnsi="Cascadia Mono"/>
-          <w:sz w:val="18"/>
-          <w:szCs w:val="18"/>
-          <w:lang w:val="en-US"/>
-        </w:rPr>
-        <w:t>Convert.ToInt32(index)];</w:t>
-      </w:r>
-    </w:p>
-    <w:p>
-      <w:pPr>
-        <w:pStyle w:val="HTML"/>
-        <w:rPr>
-          <w:rFonts w:ascii="Cascadia Mono" w:hAnsi="Cascadia Mono"/>
-          <w:sz w:val="18"/>
-          <w:szCs w:val="18"/>
-          <w:lang w:val="en-US"/>
-        </w:rPr>
-      </w:pPr>
-      <w:r>
-        <w:rPr>
-          <w:rFonts w:ascii="Cascadia Mono" w:hAnsi="Cascadia Mono"/>
-          <w:sz w:val="18"/>
-          <w:szCs w:val="18"/>
-          <w:lang w:val="en-US"/>
-        </w:rPr>
-        <w:t xml:space="preserve">                </w:t>
-      </w:r>
-      <w:proofErr w:type="spellStart"/>
-      <w:r>
-        <w:rPr>
-          <w:rFonts w:ascii="Cascadia Mono" w:hAnsi="Cascadia Mono"/>
-          <w:sz w:val="18"/>
-          <w:szCs w:val="18"/>
-          <w:lang w:val="en-US"/>
-        </w:rPr>
-        <w:t>PageLabel</w:t>
-      </w:r>
-      <w:proofErr w:type="spellEnd"/>
-      <w:r>
-        <w:rPr>
-          <w:rFonts w:ascii="Cascadia Mono" w:hAnsi="Cascadia Mono"/>
-          <w:sz w:val="18"/>
-          <w:szCs w:val="18"/>
-          <w:lang w:val="en-US"/>
-        </w:rPr>
-        <w:t xml:space="preserve"> = </w:t>
-      </w:r>
-      <w:proofErr w:type="spellStart"/>
-      <w:r>
-        <w:rPr>
-          <w:rFonts w:ascii="Cascadia Mono" w:hAnsi="Cascadia Mono"/>
-          <w:sz w:val="18"/>
-          <w:szCs w:val="18"/>
-          <w:lang w:val="en-US"/>
-        </w:rPr>
-        <w:t>CurrentInstance.Title</w:t>
-      </w:r>
-      <w:proofErr w:type="spellEnd"/>
-      <w:r>
-        <w:rPr>
-          <w:rFonts w:ascii="Cascadia Mono" w:hAnsi="Cascadia Mono"/>
-          <w:sz w:val="18"/>
-          <w:szCs w:val="18"/>
-          <w:lang w:val="en-US"/>
-        </w:rPr>
-        <w:t>;</w:t>
-      </w:r>
-    </w:p>
-    <w:p>
-      <w:pPr>
-        <w:pStyle w:val="HTML"/>
-        <w:rPr>
-          <w:rFonts w:ascii="Cascadia Mono" w:hAnsi="Cascadia Mono"/>
-          <w:sz w:val="18"/>
-          <w:szCs w:val="18"/>
-          <w:lang w:val="en-US"/>
-        </w:rPr>
-      </w:pPr>
-      <w:r>
-        <w:rPr>
-          <w:rFonts w:ascii="Cascadia Mono" w:hAnsi="Cascadia Mono"/>
-          <w:sz w:val="18"/>
-          <w:szCs w:val="18"/>
-          <w:lang w:val="en-US"/>
-        </w:rPr>
-        <w:t xml:space="preserve">            }</w:t>
-      </w:r>
-    </w:p>
-    <w:p>
-      <w:pPr>
-        <w:pStyle w:val="HTML"/>
-        <w:rPr>
-          <w:rFonts w:ascii="Cascadia Mono" w:hAnsi="Cascadia Mono"/>
-          <w:sz w:val="18"/>
-          <w:szCs w:val="18"/>
-          <w:lang w:val="en-US"/>
-        </w:rPr>
-      </w:pPr>
-      <w:r>
-        <w:rPr>
-          <w:rFonts w:ascii="Cascadia Mono" w:hAnsi="Cascadia Mono"/>
-          <w:sz w:val="18"/>
-          <w:szCs w:val="18"/>
-          <w:lang w:val="en-US"/>
-        </w:rPr>
-        <w:t xml:space="preserve">        }</w:t>
-      </w:r>
-    </w:p>
-    <w:p>
-      <w:pPr>
-        <w:pStyle w:val="HTML"/>
-        <w:rPr>
-          <w:rFonts w:ascii="Cascadia Mono" w:hAnsi="Cascadia Mono"/>
-          <w:sz w:val="18"/>
-          <w:szCs w:val="18"/>
-          <w:lang w:val="en-US"/>
-        </w:rPr>
-      </w:pPr>
-      <w:r>
-        <w:rPr>
-          <w:rFonts w:ascii="Cascadia Mono" w:hAnsi="Cascadia Mono"/>
-          <w:sz w:val="18"/>
-          <w:szCs w:val="18"/>
-          <w:lang w:val="en-US"/>
-        </w:rPr>
-        <w:t xml:space="preserve">    }</w:t>
-      </w:r>
-    </w:p>
-    <w:p>
-      <w:pPr>
-        <w:pStyle w:val="HTML"/>
-        <w:rPr>
-          <w:rFonts w:ascii="Cascadia Mono" w:hAnsi="Cascadia Mono"/>
-          <w:sz w:val="18"/>
-          <w:szCs w:val="18"/>
-          <w:lang w:val="en-US"/>
-        </w:rPr>
-      </w:pPr>
-      <w:r>
-        <w:rPr>
-          <w:rFonts w:ascii="Cascadia Mono" w:hAnsi="Cascadia Mono"/>
-          <w:sz w:val="18"/>
-          <w:szCs w:val="18"/>
-          <w:lang w:val="en-US"/>
-        </w:rPr>
-        <w:t>}</w:t>
-      </w:r>
-    </w:p>
-    <w:p>
-      <w:pPr>
-        <w:pStyle w:val="HTML"/>
-        <w:rPr>
-          <w:rFonts w:ascii="Cascadia Mono" w:hAnsi="Cascadia Mono"/>
-          <w:sz w:val="18"/>
-          <w:szCs w:val="18"/>
-          <w:lang w:val="en-US"/>
-        </w:rPr>
-      </w:pPr>
-      <w:r>
-        <w:rPr>
-          <w:rFonts w:ascii="Cascadia Mono" w:hAnsi="Cascadia Mono"/>
-          <w:sz w:val="18"/>
-          <w:szCs w:val="18"/>
-          <w:lang w:val="en-US"/>
-        </w:rPr>
-        <w:t xml:space="preserve">using </w:t>
+        <w:t xml:space="preserve">), new </w:t>
       </w:r>
       <w:proofErr w:type="spellStart"/>
       <w:proofErr w:type="gramStart"/>
@@ -18132,6 +17220,643 @@
           <w:szCs w:val="18"/>
           <w:lang w:val="en-US"/>
         </w:rPr>
+        <w:t>AccountsPage</w:t>
+      </w:r>
+      <w:proofErr w:type="spellEnd"/>
+      <w:r>
+        <w:rPr>
+          <w:rFonts w:ascii="Cascadia Mono" w:hAnsi="Cascadia Mono"/>
+          <w:sz w:val="18"/>
+          <w:szCs w:val="18"/>
+          <w:lang w:val="en-US"/>
+        </w:rPr>
+        <w:t>(</w:t>
+      </w:r>
+      <w:proofErr w:type="gramEnd"/>
+      <w:r>
+        <w:rPr>
+          <w:rFonts w:ascii="Cascadia Mono" w:hAnsi="Cascadia Mono"/>
+          <w:sz w:val="18"/>
+          <w:szCs w:val="18"/>
+          <w:lang w:val="en-US"/>
+        </w:rPr>
+        <w:t xml:space="preserve">), new </w:t>
+      </w:r>
+      <w:proofErr w:type="spellStart"/>
+      <w:proofErr w:type="gramStart"/>
+      <w:r>
+        <w:rPr>
+          <w:rFonts w:ascii="Cascadia Mono" w:hAnsi="Cascadia Mono"/>
+          <w:sz w:val="18"/>
+          <w:szCs w:val="18"/>
+          <w:lang w:val="en-US"/>
+        </w:rPr>
+        <w:t>CategoriesPage</w:t>
+      </w:r>
+      <w:proofErr w:type="spellEnd"/>
+      <w:r>
+        <w:rPr>
+          <w:rFonts w:ascii="Cascadia Mono" w:hAnsi="Cascadia Mono"/>
+          <w:sz w:val="18"/>
+          <w:szCs w:val="18"/>
+          <w:lang w:val="en-US"/>
+        </w:rPr>
+        <w:t>(</w:t>
+      </w:r>
+      <w:proofErr w:type="gramEnd"/>
+      <w:r>
+        <w:rPr>
+          <w:rFonts w:ascii="Cascadia Mono" w:hAnsi="Cascadia Mono"/>
+          <w:sz w:val="18"/>
+          <w:szCs w:val="18"/>
+          <w:lang w:val="en-US"/>
+        </w:rPr>
+        <w:t xml:space="preserve">), new </w:t>
+      </w:r>
+      <w:proofErr w:type="spellStart"/>
+      <w:proofErr w:type="gramStart"/>
+      <w:r>
+        <w:rPr>
+          <w:rFonts w:ascii="Cascadia Mono" w:hAnsi="Cascadia Mono"/>
+          <w:sz w:val="18"/>
+          <w:szCs w:val="18"/>
+          <w:lang w:val="en-US"/>
+        </w:rPr>
+        <w:t>TransactionsPage</w:t>
+      </w:r>
+      <w:proofErr w:type="spellEnd"/>
+      <w:r>
+        <w:rPr>
+          <w:rFonts w:ascii="Cascadia Mono" w:hAnsi="Cascadia Mono"/>
+          <w:sz w:val="18"/>
+          <w:szCs w:val="18"/>
+          <w:lang w:val="en-US"/>
+        </w:rPr>
+        <w:t>(</w:t>
+      </w:r>
+      <w:proofErr w:type="gramEnd"/>
+      <w:r>
+        <w:rPr>
+          <w:rFonts w:ascii="Cascadia Mono" w:hAnsi="Cascadia Mono"/>
+          <w:sz w:val="18"/>
+          <w:szCs w:val="18"/>
+          <w:lang w:val="en-US"/>
+        </w:rPr>
+        <w:t>)};</w:t>
+      </w:r>
+    </w:p>
+    <w:p>
+      <w:pPr>
+        <w:pStyle w:val="HTML"/>
+        <w:rPr>
+          <w:rFonts w:ascii="Cascadia Mono" w:hAnsi="Cascadia Mono"/>
+          <w:sz w:val="18"/>
+          <w:szCs w:val="18"/>
+          <w:lang w:val="en-US"/>
+        </w:rPr>
+      </w:pPr>
+      <w:r>
+        <w:rPr>
+          <w:rFonts w:ascii="Cascadia Mono" w:hAnsi="Cascadia Mono"/>
+          <w:sz w:val="18"/>
+          <w:szCs w:val="18"/>
+          <w:lang w:val="en-US"/>
+        </w:rPr>
+        <w:t xml:space="preserve">            CurrentInstance = _</w:t>
+      </w:r>
+      <w:proofErr w:type="gramStart"/>
+      <w:r>
+        <w:rPr>
+          <w:rFonts w:ascii="Cascadia Mono" w:hAnsi="Cascadia Mono"/>
+          <w:sz w:val="18"/>
+          <w:szCs w:val="18"/>
+          <w:lang w:val="en-US"/>
+        </w:rPr>
+        <w:t>pages[</w:t>
+      </w:r>
+      <w:proofErr w:type="gramEnd"/>
+      <w:r>
+        <w:rPr>
+          <w:rFonts w:ascii="Cascadia Mono" w:hAnsi="Cascadia Mono"/>
+          <w:sz w:val="18"/>
+          <w:szCs w:val="18"/>
+          <w:lang w:val="en-US"/>
+        </w:rPr>
+        <w:t>0];</w:t>
+      </w:r>
+    </w:p>
+    <w:p>
+      <w:pPr>
+        <w:pStyle w:val="HTML"/>
+        <w:rPr>
+          <w:rFonts w:ascii="Cascadia Mono" w:hAnsi="Cascadia Mono"/>
+          <w:sz w:val="18"/>
+          <w:szCs w:val="18"/>
+          <w:lang w:val="en-US"/>
+        </w:rPr>
+      </w:pPr>
+      <w:r>
+        <w:rPr>
+          <w:rFonts w:ascii="Cascadia Mono" w:hAnsi="Cascadia Mono"/>
+          <w:sz w:val="18"/>
+          <w:szCs w:val="18"/>
+          <w:lang w:val="en-US"/>
+        </w:rPr>
+        <w:t xml:space="preserve">            </w:t>
+      </w:r>
+      <w:proofErr w:type="spellStart"/>
+      <w:r>
+        <w:rPr>
+          <w:rFonts w:ascii="Cascadia Mono" w:hAnsi="Cascadia Mono"/>
+          <w:sz w:val="18"/>
+          <w:szCs w:val="18"/>
+          <w:lang w:val="en-US"/>
+        </w:rPr>
+        <w:t>PageLabel</w:t>
+      </w:r>
+      <w:proofErr w:type="spellEnd"/>
+      <w:r>
+        <w:rPr>
+          <w:rFonts w:ascii="Cascadia Mono" w:hAnsi="Cascadia Mono"/>
+          <w:sz w:val="18"/>
+          <w:szCs w:val="18"/>
+          <w:lang w:val="en-US"/>
+        </w:rPr>
+        <w:t xml:space="preserve"> = </w:t>
+      </w:r>
+      <w:proofErr w:type="spellStart"/>
+      <w:r>
+        <w:rPr>
+          <w:rFonts w:ascii="Cascadia Mono" w:hAnsi="Cascadia Mono"/>
+          <w:sz w:val="18"/>
+          <w:szCs w:val="18"/>
+          <w:lang w:val="en-US"/>
+        </w:rPr>
+        <w:t>CurrentInstance.Title</w:t>
+      </w:r>
+      <w:proofErr w:type="spellEnd"/>
+      <w:r>
+        <w:rPr>
+          <w:rFonts w:ascii="Cascadia Mono" w:hAnsi="Cascadia Mono"/>
+          <w:sz w:val="18"/>
+          <w:szCs w:val="18"/>
+          <w:lang w:val="en-US"/>
+        </w:rPr>
+        <w:t>;</w:t>
+      </w:r>
+    </w:p>
+    <w:p>
+      <w:pPr>
+        <w:pStyle w:val="HTML"/>
+        <w:rPr>
+          <w:rFonts w:ascii="Cascadia Mono" w:hAnsi="Cascadia Mono"/>
+          <w:sz w:val="18"/>
+          <w:szCs w:val="18"/>
+          <w:lang w:val="en-US"/>
+        </w:rPr>
+      </w:pPr>
+      <w:r>
+        <w:rPr>
+          <w:rFonts w:ascii="Cascadia Mono" w:hAnsi="Cascadia Mono"/>
+          <w:sz w:val="18"/>
+          <w:szCs w:val="18"/>
+          <w:lang w:val="en-US"/>
+        </w:rPr>
+        <w:t xml:space="preserve">        }</w:t>
+      </w:r>
+    </w:p>
+    <w:p>
+      <w:pPr>
+        <w:pStyle w:val="HTML"/>
+        <w:rPr>
+          <w:rFonts w:ascii="Cascadia Mono" w:hAnsi="Cascadia Mono"/>
+          <w:sz w:val="18"/>
+          <w:szCs w:val="18"/>
+          <w:lang w:val="en-US"/>
+        </w:rPr>
+      </w:pPr>
+    </w:p>
+    <w:p>
+      <w:pPr>
+        <w:pStyle w:val="HTML"/>
+        <w:rPr>
+          <w:rFonts w:ascii="Cascadia Mono" w:hAnsi="Cascadia Mono"/>
+          <w:sz w:val="18"/>
+          <w:szCs w:val="18"/>
+          <w:lang w:val="en-US"/>
+        </w:rPr>
+      </w:pPr>
+    </w:p>
+    <w:p>
+      <w:pPr>
+        <w:pStyle w:val="HTML"/>
+        <w:rPr>
+          <w:rFonts w:ascii="Cascadia Mono" w:hAnsi="Cascadia Mono"/>
+          <w:sz w:val="18"/>
+          <w:szCs w:val="18"/>
+          <w:lang w:val="en-US"/>
+        </w:rPr>
+      </w:pPr>
+      <w:r>
+        <w:rPr>
+          <w:rFonts w:ascii="Cascadia Mono" w:hAnsi="Cascadia Mono"/>
+          <w:sz w:val="18"/>
+          <w:szCs w:val="18"/>
+          <w:lang w:val="en-US"/>
+        </w:rPr>
+        <w:t xml:space="preserve">        [</w:t>
+      </w:r>
+      <w:proofErr w:type="spellStart"/>
+      <w:r>
+        <w:rPr>
+          <w:rFonts w:ascii="Cascadia Mono" w:hAnsi="Cascadia Mono"/>
+          <w:sz w:val="18"/>
+          <w:szCs w:val="18"/>
+          <w:lang w:val="en-US"/>
+        </w:rPr>
+        <w:t>RelayCommand</w:t>
+      </w:r>
+      <w:proofErr w:type="spellEnd"/>
+      <w:r>
+        <w:rPr>
+          <w:rFonts w:ascii="Cascadia Mono" w:hAnsi="Cascadia Mono"/>
+          <w:sz w:val="18"/>
+          <w:szCs w:val="18"/>
+          <w:lang w:val="en-US"/>
+        </w:rPr>
+        <w:t>]</w:t>
+      </w:r>
+    </w:p>
+    <w:p>
+      <w:pPr>
+        <w:pStyle w:val="HTML"/>
+        <w:rPr>
+          <w:rFonts w:ascii="Cascadia Mono" w:hAnsi="Cascadia Mono"/>
+          <w:sz w:val="18"/>
+          <w:szCs w:val="18"/>
+          <w:lang w:val="en-US"/>
+        </w:rPr>
+      </w:pPr>
+      <w:r>
+        <w:rPr>
+          <w:rFonts w:ascii="Cascadia Mono" w:hAnsi="Cascadia Mono"/>
+          <w:sz w:val="18"/>
+          <w:szCs w:val="18"/>
+          <w:lang w:val="en-US"/>
+        </w:rPr>
+        <w:t xml:space="preserve">        void </w:t>
+      </w:r>
+      <w:proofErr w:type="spellStart"/>
+      <w:proofErr w:type="gramStart"/>
+      <w:r>
+        <w:rPr>
+          <w:rFonts w:ascii="Cascadia Mono" w:hAnsi="Cascadia Mono"/>
+          <w:sz w:val="18"/>
+          <w:szCs w:val="18"/>
+          <w:lang w:val="en-US"/>
+        </w:rPr>
+        <w:t>ChangeInstance</w:t>
+      </w:r>
+      <w:proofErr w:type="spellEnd"/>
+      <w:r>
+        <w:rPr>
+          <w:rFonts w:ascii="Cascadia Mono" w:hAnsi="Cascadia Mono"/>
+          <w:sz w:val="18"/>
+          <w:szCs w:val="18"/>
+          <w:lang w:val="en-US"/>
+        </w:rPr>
+        <w:t>(</w:t>
+      </w:r>
+      <w:proofErr w:type="gramEnd"/>
+      <w:r>
+        <w:rPr>
+          <w:rFonts w:ascii="Cascadia Mono" w:hAnsi="Cascadia Mono"/>
+          <w:sz w:val="18"/>
+          <w:szCs w:val="18"/>
+          <w:lang w:val="en-US"/>
+        </w:rPr>
+        <w:t>object index)</w:t>
+      </w:r>
+    </w:p>
+    <w:p>
+      <w:pPr>
+        <w:pStyle w:val="HTML"/>
+        <w:rPr>
+          <w:rFonts w:ascii="Cascadia Mono" w:hAnsi="Cascadia Mono"/>
+          <w:sz w:val="18"/>
+          <w:szCs w:val="18"/>
+          <w:lang w:val="en-US"/>
+        </w:rPr>
+      </w:pPr>
+      <w:r>
+        <w:rPr>
+          <w:rFonts w:ascii="Cascadia Mono" w:hAnsi="Cascadia Mono"/>
+          <w:sz w:val="18"/>
+          <w:szCs w:val="18"/>
+          <w:lang w:val="en-US"/>
+        </w:rPr>
+        <w:t xml:space="preserve">        {</w:t>
+      </w:r>
+    </w:p>
+    <w:p>
+      <w:pPr>
+        <w:pStyle w:val="HTML"/>
+        <w:rPr>
+          <w:rFonts w:ascii="Cascadia Mono" w:hAnsi="Cascadia Mono"/>
+          <w:sz w:val="18"/>
+          <w:szCs w:val="18"/>
+          <w:lang w:val="en-US"/>
+        </w:rPr>
+      </w:pPr>
+    </w:p>
+    <w:p>
+      <w:pPr>
+        <w:pStyle w:val="HTML"/>
+        <w:rPr>
+          <w:rFonts w:ascii="Cascadia Mono" w:hAnsi="Cascadia Mono"/>
+          <w:sz w:val="18"/>
+          <w:szCs w:val="18"/>
+          <w:lang w:val="en-US"/>
+        </w:rPr>
+      </w:pPr>
+      <w:r>
+        <w:rPr>
+          <w:rFonts w:ascii="Cascadia Mono" w:hAnsi="Cascadia Mono"/>
+          <w:sz w:val="18"/>
+          <w:szCs w:val="18"/>
+          <w:lang w:val="en-US"/>
+        </w:rPr>
+        <w:t xml:space="preserve">            if (_</w:t>
+      </w:r>
+      <w:proofErr w:type="gramStart"/>
+      <w:r>
+        <w:rPr>
+          <w:rFonts w:ascii="Cascadia Mono" w:hAnsi="Cascadia Mono"/>
+          <w:sz w:val="18"/>
+          <w:szCs w:val="18"/>
+          <w:lang w:val="en-US"/>
+        </w:rPr>
+        <w:t>pages[</w:t>
+      </w:r>
+      <w:proofErr w:type="gramEnd"/>
+      <w:r>
+        <w:rPr>
+          <w:rFonts w:ascii="Cascadia Mono" w:hAnsi="Cascadia Mono"/>
+          <w:sz w:val="18"/>
+          <w:szCs w:val="18"/>
+          <w:lang w:val="en-US"/>
+        </w:rPr>
+        <w:t>Convert.ToInt32(index)</w:t>
+      </w:r>
+      <w:proofErr w:type="gramStart"/>
+      <w:r>
+        <w:rPr>
+          <w:rFonts w:ascii="Cascadia Mono" w:hAnsi="Cascadia Mono"/>
+          <w:sz w:val="18"/>
+          <w:szCs w:val="18"/>
+          <w:lang w:val="en-US"/>
+        </w:rPr>
+        <w:t>] !</w:t>
+      </w:r>
+      <w:proofErr w:type="gramEnd"/>
+      <w:r>
+        <w:rPr>
+          <w:rFonts w:ascii="Cascadia Mono" w:hAnsi="Cascadia Mono"/>
+          <w:sz w:val="18"/>
+          <w:szCs w:val="18"/>
+          <w:lang w:val="en-US"/>
+        </w:rPr>
+        <w:t>= CurrentInstance)</w:t>
+      </w:r>
+    </w:p>
+    <w:p>
+      <w:pPr>
+        <w:pStyle w:val="HTML"/>
+        <w:rPr>
+          <w:rFonts w:ascii="Cascadia Mono" w:hAnsi="Cascadia Mono"/>
+          <w:sz w:val="18"/>
+          <w:szCs w:val="18"/>
+          <w:lang w:val="en-US"/>
+        </w:rPr>
+      </w:pPr>
+      <w:r>
+        <w:rPr>
+          <w:rFonts w:ascii="Cascadia Mono" w:hAnsi="Cascadia Mono"/>
+          <w:sz w:val="18"/>
+          <w:szCs w:val="18"/>
+          <w:lang w:val="en-US"/>
+        </w:rPr>
+        <w:t xml:space="preserve">            {</w:t>
+      </w:r>
+    </w:p>
+    <w:p>
+      <w:pPr>
+        <w:pStyle w:val="HTML"/>
+        <w:rPr>
+          <w:rFonts w:ascii="Cascadia Mono" w:hAnsi="Cascadia Mono"/>
+          <w:sz w:val="18"/>
+          <w:szCs w:val="18"/>
+          <w:lang w:val="en-US"/>
+        </w:rPr>
+      </w:pPr>
+      <w:r>
+        <w:rPr>
+          <w:rFonts w:ascii="Cascadia Mono" w:hAnsi="Cascadia Mono"/>
+          <w:sz w:val="18"/>
+          <w:szCs w:val="18"/>
+          <w:lang w:val="en-US"/>
+        </w:rPr>
+        <w:t xml:space="preserve">                CurrentInstance = _</w:t>
+      </w:r>
+      <w:proofErr w:type="gramStart"/>
+      <w:r>
+        <w:rPr>
+          <w:rFonts w:ascii="Cascadia Mono" w:hAnsi="Cascadia Mono"/>
+          <w:sz w:val="18"/>
+          <w:szCs w:val="18"/>
+          <w:lang w:val="en-US"/>
+        </w:rPr>
+        <w:t>pages[</w:t>
+      </w:r>
+      <w:proofErr w:type="gramEnd"/>
+      <w:r>
+        <w:rPr>
+          <w:rFonts w:ascii="Cascadia Mono" w:hAnsi="Cascadia Mono"/>
+          <w:sz w:val="18"/>
+          <w:szCs w:val="18"/>
+          <w:lang w:val="en-US"/>
+        </w:rPr>
+        <w:t>Convert.ToInt32(index)];</w:t>
+      </w:r>
+    </w:p>
+    <w:p>
+      <w:pPr>
+        <w:pStyle w:val="HTML"/>
+        <w:rPr>
+          <w:rFonts w:ascii="Cascadia Mono" w:hAnsi="Cascadia Mono"/>
+          <w:sz w:val="18"/>
+          <w:szCs w:val="18"/>
+          <w:lang w:val="en-US"/>
+        </w:rPr>
+      </w:pPr>
+      <w:r>
+        <w:rPr>
+          <w:rFonts w:ascii="Cascadia Mono" w:hAnsi="Cascadia Mono"/>
+          <w:sz w:val="18"/>
+          <w:szCs w:val="18"/>
+          <w:lang w:val="en-US"/>
+        </w:rPr>
+        <w:t xml:space="preserve">                </w:t>
+      </w:r>
+      <w:proofErr w:type="spellStart"/>
+      <w:r>
+        <w:rPr>
+          <w:rFonts w:ascii="Cascadia Mono" w:hAnsi="Cascadia Mono"/>
+          <w:sz w:val="18"/>
+          <w:szCs w:val="18"/>
+          <w:lang w:val="en-US"/>
+        </w:rPr>
+        <w:t>PageLabel</w:t>
+      </w:r>
+      <w:proofErr w:type="spellEnd"/>
+      <w:r>
+        <w:rPr>
+          <w:rFonts w:ascii="Cascadia Mono" w:hAnsi="Cascadia Mono"/>
+          <w:sz w:val="18"/>
+          <w:szCs w:val="18"/>
+          <w:lang w:val="en-US"/>
+        </w:rPr>
+        <w:t xml:space="preserve"> = </w:t>
+      </w:r>
+      <w:proofErr w:type="spellStart"/>
+      <w:r>
+        <w:rPr>
+          <w:rFonts w:ascii="Cascadia Mono" w:hAnsi="Cascadia Mono"/>
+          <w:sz w:val="18"/>
+          <w:szCs w:val="18"/>
+          <w:lang w:val="en-US"/>
+        </w:rPr>
+        <w:t>CurrentInstance.Title</w:t>
+      </w:r>
+      <w:proofErr w:type="spellEnd"/>
+      <w:r>
+        <w:rPr>
+          <w:rFonts w:ascii="Cascadia Mono" w:hAnsi="Cascadia Mono"/>
+          <w:sz w:val="18"/>
+          <w:szCs w:val="18"/>
+          <w:lang w:val="en-US"/>
+        </w:rPr>
+        <w:t>;</w:t>
+      </w:r>
+    </w:p>
+    <w:p>
+      <w:pPr>
+        <w:pStyle w:val="HTML"/>
+        <w:rPr>
+          <w:rFonts w:ascii="Cascadia Mono" w:hAnsi="Cascadia Mono"/>
+          <w:sz w:val="18"/>
+          <w:szCs w:val="18"/>
+          <w:lang w:val="en-US"/>
+        </w:rPr>
+      </w:pPr>
+      <w:r>
+        <w:rPr>
+          <w:rFonts w:ascii="Cascadia Mono" w:hAnsi="Cascadia Mono"/>
+          <w:sz w:val="18"/>
+          <w:szCs w:val="18"/>
+          <w:lang w:val="en-US"/>
+        </w:rPr>
+        <w:t xml:space="preserve">            }</w:t>
+      </w:r>
+    </w:p>
+    <w:p>
+      <w:pPr>
+        <w:pStyle w:val="HTML"/>
+        <w:rPr>
+          <w:rFonts w:ascii="Cascadia Mono" w:hAnsi="Cascadia Mono"/>
+          <w:sz w:val="18"/>
+          <w:szCs w:val="18"/>
+          <w:lang w:val="en-US"/>
+        </w:rPr>
+      </w:pPr>
+      <w:r>
+        <w:rPr>
+          <w:rFonts w:ascii="Cascadia Mono" w:hAnsi="Cascadia Mono"/>
+          <w:sz w:val="18"/>
+          <w:szCs w:val="18"/>
+          <w:lang w:val="en-US"/>
+        </w:rPr>
+        <w:t xml:space="preserve">        }</w:t>
+      </w:r>
+    </w:p>
+    <w:p>
+      <w:pPr>
+        <w:pStyle w:val="HTML"/>
+        <w:rPr>
+          <w:rFonts w:ascii="Cascadia Mono" w:hAnsi="Cascadia Mono"/>
+          <w:sz w:val="18"/>
+          <w:szCs w:val="18"/>
+          <w:lang w:val="en-US"/>
+        </w:rPr>
+      </w:pPr>
+      <w:r>
+        <w:rPr>
+          <w:rFonts w:ascii="Cascadia Mono" w:hAnsi="Cascadia Mono"/>
+          <w:sz w:val="18"/>
+          <w:szCs w:val="18"/>
+          <w:lang w:val="en-US"/>
+        </w:rPr>
+        <w:t xml:space="preserve">    }</w:t>
+      </w:r>
+    </w:p>
+    <w:p>
+      <w:pPr>
+        <w:pStyle w:val="HTML"/>
+        <w:rPr>
+          <w:rFonts w:ascii="Cascadia Mono" w:hAnsi="Cascadia Mono"/>
+          <w:sz w:val="18"/>
+          <w:szCs w:val="18"/>
+          <w:lang w:val="en-US"/>
+        </w:rPr>
+      </w:pPr>
+      <w:r>
+        <w:rPr>
+          <w:rFonts w:ascii="Cascadia Mono" w:hAnsi="Cascadia Mono"/>
+          <w:sz w:val="18"/>
+          <w:szCs w:val="18"/>
+          <w:lang w:val="en-US"/>
+        </w:rPr>
+        <w:t>}</w:t>
+      </w:r>
+    </w:p>
+    <w:p>
+      <w:pPr>
+        <w:pStyle w:val="HTML"/>
+        <w:rPr>
+          <w:rFonts w:ascii="Cascadia Mono" w:hAnsi="Cascadia Mono"/>
+          <w:sz w:val="18"/>
+          <w:szCs w:val="18"/>
+          <w:lang w:val="en-US"/>
+        </w:rPr>
+      </w:pPr>
+      <w:r>
+        <w:rPr>
+          <w:rFonts w:ascii="Cascadia Mono" w:hAnsi="Cascadia Mono"/>
+          <w:sz w:val="18"/>
+          <w:szCs w:val="18"/>
+          <w:lang w:val="en-US"/>
+        </w:rPr>
+        <w:t xml:space="preserve">using </w:t>
+      </w:r>
+      <w:proofErr w:type="spellStart"/>
+      <w:proofErr w:type="gramStart"/>
+      <w:r>
+        <w:rPr>
+          <w:rFonts w:ascii="Cascadia Mono" w:hAnsi="Cascadia Mono"/>
+          <w:sz w:val="18"/>
+          <w:szCs w:val="18"/>
+          <w:lang w:val="en-US"/>
+        </w:rPr>
         <w:t>CommunityToolkit.Mvvm.ComponentModel</w:t>
       </w:r>
       <w:proofErr w:type="spellEnd"/>
@@ -18954,17 +18679,17 @@
         <w:t>&gt;(</w:t>
       </w:r>
       <w:proofErr w:type="spellStart"/>
+      <w:r>
+        <w:rPr>
+          <w:rFonts w:ascii="Cascadia Mono" w:hAnsi="Cascadia Mono"/>
+          <w:sz w:val="18"/>
+          <w:szCs w:val="18"/>
+          <w:lang w:val="en-US"/>
+        </w:rPr>
+        <w:t>App.Context.Categories.ToList</w:t>
+      </w:r>
+      <w:proofErr w:type="spellEnd"/>
       <w:proofErr w:type="gramEnd"/>
-      <w:r>
-        <w:rPr>
-          <w:rFonts w:ascii="Cascadia Mono" w:hAnsi="Cascadia Mono"/>
-          <w:sz w:val="18"/>
-          <w:szCs w:val="18"/>
-          <w:lang w:val="en-US"/>
-        </w:rPr>
-        <w:t>App.Context.Categories.ToList</w:t>
-      </w:r>
-      <w:proofErr w:type="spellEnd"/>
       <w:r>
         <w:rPr>
           <w:rFonts w:ascii="Cascadia Mono" w:hAnsi="Cascadia Mono"/>
@@ -19215,7 +18940,7 @@
 </file>
 
 <file path=word/endnotes.xml><?xml version="1.0" encoding="utf-8"?>
-<w:endnotes xmlns:wpc="http://schemas.microsoft.com/office/word/2010/wordprocessingCanvas" xmlns:cx="http://schemas.microsoft.com/office/drawing/2014/chartex" xmlns:cx1="http://schemas.microsoft.com/office/drawing/2015/9/8/chartex" xmlns:cx2="http://schemas.microsoft.com/office/drawing/2015/10/21/chartex" xmlns:cx3="http://schemas.microsoft.com/office/drawing/2016/5/9/chartex" xmlns:cx4="http://schemas.microsoft.com/office/drawing/2016/5/10/chartex" xmlns:cx5="http://schemas.microsoft.com/office/drawing/2016/5/11/chartex" xmlns:cx6="http://schemas.microsoft.com/office/drawing/2016/5/12/chartex" xmlns:cx7="http://schemas.microsoft.com/office/drawing/2016/5/13/chartex" xmlns:cx8="http://schemas.microsoft.com/office/drawing/2016/5/14/chartex" xmlns:mc="http://schemas.openxmlformats.org/markup-compatibility/2006" xmlns:aink="http://schemas.microsoft.com/office/drawing/2016/ink" xmlns:am3d="http://schemas.microsoft.com/office/drawing/2017/model3d" xmlns:o="urn:schemas-microsoft-com:office:office" xmlns:r="http://schemas.openxmlformats.org/officeDocument/2006/relationships" xmlns:m="http://schemas.openxmlformats.org/officeDocument/2006/math" xmlns:v="urn:schemas-microsoft-com:vml" xmlns:wp14="http://schemas.microsoft.com/office/word/2010/wordprocessingDrawing" xmlns:wp="http://schemas.openxmlformats.org/drawingml/2006/wordprocessingDrawing" xmlns:w10="urn:schemas-microsoft-com:office:word" xmlns:w="http://schemas.openxmlformats.org/wordprocessingml/2006/main" xmlns:w14="http://schemas.microsoft.com/office/word/2010/wordml" xmlns:w15="http://schemas.microsoft.com/office/word/2012/wordml" xmlns:w16cex="http://schemas.microsoft.com/office/word/2018/wordml/cex" xmlns:w16cid="http://schemas.microsoft.com/office/word/2016/wordml/cid" xmlns:w16="http://schemas.microsoft.com/office/word/2018/wordml" xmlns:w16se="http://schemas.microsoft.com/office/word/2015/wordml/symex" xmlns:wpg="http://schemas.microsoft.com/office/word/2010/wordprocessingGroup" xmlns:wpi="http://schemas.microsoft.com/office/word/2010/wordprocessingInk" xmlns:wne="http://schemas.microsoft.com/office/word/2006/wordml" xmlns:wps="http://schemas.microsoft.com/office/word/2010/wordprocessingShape" mc:Ignorable="w14 w15 w16se w16cid w16 w16cex wp14">
+<w:endnotes xmlns:wpc="http://schemas.microsoft.com/office/word/2010/wordprocessingCanvas" xmlns:cx="http://schemas.microsoft.com/office/drawing/2014/chartex" xmlns:cx1="http://schemas.microsoft.com/office/drawing/2015/9/8/chartex" xmlns:cx2="http://schemas.microsoft.com/office/drawing/2015/10/21/chartex" xmlns:cx3="http://schemas.microsoft.com/office/drawing/2016/5/9/chartex" xmlns:cx4="http://schemas.microsoft.com/office/drawing/2016/5/10/chartex" xmlns:cx5="http://schemas.microsoft.com/office/drawing/2016/5/11/chartex" xmlns:cx6="http://schemas.microsoft.com/office/drawing/2016/5/12/chartex" xmlns:cx7="http://schemas.microsoft.com/office/drawing/2016/5/13/chartex" xmlns:cx8="http://schemas.microsoft.com/office/drawing/2016/5/14/chartex" xmlns:mc="http://schemas.openxmlformats.org/markup-compatibility/2006" xmlns:aink="http://schemas.microsoft.com/office/drawing/2016/ink" xmlns:am3d="http://schemas.microsoft.com/office/drawing/2017/model3d" xmlns:o="urn:schemas-microsoft-com:office:office" xmlns:oel="http://schemas.microsoft.com/office/2019/extlst" xmlns:r="http://schemas.openxmlformats.org/officeDocument/2006/relationships" xmlns:m="http://schemas.openxmlformats.org/officeDocument/2006/math" xmlns:v="urn:schemas-microsoft-com:vml" xmlns:wp14="http://schemas.microsoft.com/office/word/2010/wordprocessingDrawing" xmlns:wp="http://schemas.openxmlformats.org/drawingml/2006/wordprocessingDrawing" xmlns:w10="urn:schemas-microsoft-com:office:word" xmlns:w="http://schemas.openxmlformats.org/wordprocessingml/2006/main" xmlns:w14="http://schemas.microsoft.com/office/word/2010/wordml" xmlns:w15="http://schemas.microsoft.com/office/word/2012/wordml" xmlns:w16cex="http://schemas.microsoft.com/office/word/2018/wordml/cex" xmlns:w16cid="http://schemas.microsoft.com/office/word/2016/wordml/cid" xmlns:w16="http://schemas.microsoft.com/office/word/2018/wordml" xmlns:w16du="http://schemas.microsoft.com/office/word/2023/wordml/word16du" xmlns:w16sdtdh="http://schemas.microsoft.com/office/word/2020/wordml/sdtdatahash" xmlns:w16sdtfl="http://schemas.microsoft.com/office/word/2024/wordml/sdtformatlock" xmlns:w16se="http://schemas.microsoft.com/office/word/2015/wordml/symex" xmlns:wpg="http://schemas.microsoft.com/office/word/2010/wordprocessingGroup" xmlns:wpi="http://schemas.microsoft.com/office/word/2010/wordprocessingInk" xmlns:wne="http://schemas.microsoft.com/office/word/2006/wordml" xmlns:wps="http://schemas.microsoft.com/office/word/2010/wordprocessingShape" mc:Ignorable="w14 w15 w16se w16cid w16 w16cex w16sdtdh w16sdtfl w16du wp14">
   <w:endnote w:type="separator" w:id="-1">
     <w:p>
       <w:pPr>
@@ -19240,7 +18965,7 @@
 </file>
 
 <file path=word/footer1.xml><?xml version="1.0" encoding="utf-8"?>
-<w:ftr xmlns:wpc="http://schemas.microsoft.com/office/word/2010/wordprocessingCanvas" xmlns:cx="http://schemas.microsoft.com/office/drawing/2014/chartex" xmlns:cx1="http://schemas.microsoft.com/office/drawing/2015/9/8/chartex" xmlns:cx2="http://schemas.microsoft.com/office/drawing/2015/10/21/chartex" xmlns:cx3="http://schemas.microsoft.com/office/drawing/2016/5/9/chartex" xmlns:cx4="http://schemas.microsoft.com/office/drawing/2016/5/10/chartex" xmlns:cx5="http://schemas.microsoft.com/office/drawing/2016/5/11/chartex" xmlns:cx6="http://schemas.microsoft.com/office/drawing/2016/5/12/chartex" xmlns:cx7="http://schemas.microsoft.com/office/drawing/2016/5/13/chartex" xmlns:cx8="http://schemas.microsoft.com/office/drawing/2016/5/14/chartex" xmlns:mc="http://schemas.openxmlformats.org/markup-compatibility/2006" xmlns:aink="http://schemas.microsoft.com/office/drawing/2016/ink" xmlns:am3d="http://schemas.microsoft.com/office/drawing/2017/model3d" xmlns:o="urn:schemas-microsoft-com:office:office" xmlns:r="http://schemas.openxmlformats.org/officeDocument/2006/relationships" xmlns:m="http://schemas.openxmlformats.org/officeDocument/2006/math" xmlns:v="urn:schemas-microsoft-com:vml" xmlns:wp14="http://schemas.microsoft.com/office/word/2010/wordprocessingDrawing" xmlns:wp="http://schemas.openxmlformats.org/drawingml/2006/wordprocessingDrawing" xmlns:w10="urn:schemas-microsoft-com:office:word" xmlns:w="http://schemas.openxmlformats.org/wordprocessingml/2006/main" xmlns:w14="http://schemas.microsoft.com/office/word/2010/wordml" xmlns:w15="http://schemas.microsoft.com/office/word/2012/wordml" xmlns:w16cex="http://schemas.microsoft.com/office/word/2018/wordml/cex" xmlns:w16cid="http://schemas.microsoft.com/office/word/2016/wordml/cid" xmlns:w16="http://schemas.microsoft.com/office/word/2018/wordml" xmlns:w16se="http://schemas.microsoft.com/office/word/2015/wordml/symex" xmlns:wpg="http://schemas.microsoft.com/office/word/2010/wordprocessingGroup" xmlns:wpi="http://schemas.microsoft.com/office/word/2010/wordprocessingInk" xmlns:wne="http://schemas.microsoft.com/office/word/2006/wordml" xmlns:wps="http://schemas.microsoft.com/office/word/2010/wordprocessingShape" mc:Ignorable="w14 w15 w16se w16cid w16 w16cex wp14">
+<w:ftr xmlns:wpc="http://schemas.microsoft.com/office/word/2010/wordprocessingCanvas" xmlns:cx="http://schemas.microsoft.com/office/drawing/2014/chartex" xmlns:cx1="http://schemas.microsoft.com/office/drawing/2015/9/8/chartex" xmlns:cx2="http://schemas.microsoft.com/office/drawing/2015/10/21/chartex" xmlns:cx3="http://schemas.microsoft.com/office/drawing/2016/5/9/chartex" xmlns:cx4="http://schemas.microsoft.com/office/drawing/2016/5/10/chartex" xmlns:cx5="http://schemas.microsoft.com/office/drawing/2016/5/11/chartex" xmlns:cx6="http://schemas.microsoft.com/office/drawing/2016/5/12/chartex" xmlns:cx7="http://schemas.microsoft.com/office/drawing/2016/5/13/chartex" xmlns:cx8="http://schemas.microsoft.com/office/drawing/2016/5/14/chartex" xmlns:mc="http://schemas.openxmlformats.org/markup-compatibility/2006" xmlns:aink="http://schemas.microsoft.com/office/drawing/2016/ink" xmlns:am3d="http://schemas.microsoft.com/office/drawing/2017/model3d" xmlns:o="urn:schemas-microsoft-com:office:office" xmlns:oel="http://schemas.microsoft.com/office/2019/extlst" xmlns:r="http://schemas.openxmlformats.org/officeDocument/2006/relationships" xmlns:m="http://schemas.openxmlformats.org/officeDocument/2006/math" xmlns:v="urn:schemas-microsoft-com:vml" xmlns:wp14="http://schemas.microsoft.com/office/word/2010/wordprocessingDrawing" xmlns:wp="http://schemas.openxmlformats.org/drawingml/2006/wordprocessingDrawing" xmlns:w10="urn:schemas-microsoft-com:office:word" xmlns:w="http://schemas.openxmlformats.org/wordprocessingml/2006/main" xmlns:w14="http://schemas.microsoft.com/office/word/2010/wordml" xmlns:w15="http://schemas.microsoft.com/office/word/2012/wordml" xmlns:w16cex="http://schemas.microsoft.com/office/word/2018/wordml/cex" xmlns:w16cid="http://schemas.microsoft.com/office/word/2016/wordml/cid" xmlns:w16="http://schemas.microsoft.com/office/word/2018/wordml" xmlns:w16du="http://schemas.microsoft.com/office/word/2023/wordml/word16du" xmlns:w16sdtdh="http://schemas.microsoft.com/office/word/2020/wordml/sdtdatahash" xmlns:w16sdtfl="http://schemas.microsoft.com/office/word/2024/wordml/sdtformatlock" xmlns:w16se="http://schemas.microsoft.com/office/word/2015/wordml/symex" xmlns:wpg="http://schemas.microsoft.com/office/word/2010/wordprocessingGroup" xmlns:wpi="http://schemas.microsoft.com/office/word/2010/wordprocessingInk" xmlns:wne="http://schemas.microsoft.com/office/word/2006/wordml" xmlns:wps="http://schemas.microsoft.com/office/word/2010/wordprocessingShape" mc:Ignorable="w14 w15 w16se w16cid w16 w16cex w16sdtdh w16sdtfl w16du wp14">
   <w:p>
     <w:pPr>
       <w:pStyle w:val="a5"/>
@@ -19256,7 +18981,7 @@
 </file>
 
 <file path=word/footer2.xml><?xml version="1.0" encoding="utf-8"?>
-<w:ftr xmlns:wpc="http://schemas.microsoft.com/office/word/2010/wordprocessingCanvas" xmlns:cx="http://schemas.microsoft.com/office/drawing/2014/chartex" xmlns:cx1="http://schemas.microsoft.com/office/drawing/2015/9/8/chartex" xmlns:cx2="http://schemas.microsoft.com/office/drawing/2015/10/21/chartex" xmlns:cx3="http://schemas.microsoft.com/office/drawing/2016/5/9/chartex" xmlns:cx4="http://schemas.microsoft.com/office/drawing/2016/5/10/chartex" xmlns:cx5="http://schemas.microsoft.com/office/drawing/2016/5/11/chartex" xmlns:cx6="http://schemas.microsoft.com/office/drawing/2016/5/12/chartex" xmlns:cx7="http://schemas.microsoft.com/office/drawing/2016/5/13/chartex" xmlns:cx8="http://schemas.microsoft.com/office/drawing/2016/5/14/chartex" xmlns:mc="http://schemas.openxmlformats.org/markup-compatibility/2006" xmlns:aink="http://schemas.microsoft.com/office/drawing/2016/ink" xmlns:am3d="http://schemas.microsoft.com/office/drawing/2017/model3d" xmlns:o="urn:schemas-microsoft-com:office:office" xmlns:r="http://schemas.openxmlformats.org/officeDocument/2006/relationships" xmlns:m="http://schemas.openxmlformats.org/officeDocument/2006/math" xmlns:v="urn:schemas-microsoft-com:vml" xmlns:wp14="http://schemas.microsoft.com/office/word/2010/wordprocessingDrawing" xmlns:wp="http://schemas.openxmlformats.org/drawingml/2006/wordprocessingDrawing" xmlns:w10="urn:schemas-microsoft-com:office:word" xmlns:w="http://schemas.openxmlformats.org/wordprocessingml/2006/main" xmlns:w14="http://schemas.microsoft.com/office/word/2010/wordml" xmlns:w15="http://schemas.microsoft.com/office/word/2012/wordml" xmlns:w16cex="http://schemas.microsoft.com/office/word/2018/wordml/cex" xmlns:w16cid="http://schemas.microsoft.com/office/word/2016/wordml/cid" xmlns:w16="http://schemas.microsoft.com/office/word/2018/wordml" xmlns:w16se="http://schemas.microsoft.com/office/word/2015/wordml/symex" xmlns:wpg="http://schemas.microsoft.com/office/word/2010/wordprocessingGroup" xmlns:wpi="http://schemas.microsoft.com/office/word/2010/wordprocessingInk" xmlns:wne="http://schemas.microsoft.com/office/word/2006/wordml" xmlns:wps="http://schemas.microsoft.com/office/word/2010/wordprocessingShape" mc:Ignorable="w14 w15 w16se w16cid w16 w16cex wp14">
+<w:ftr xmlns:wpc="http://schemas.microsoft.com/office/word/2010/wordprocessingCanvas" xmlns:cx="http://schemas.microsoft.com/office/drawing/2014/chartex" xmlns:cx1="http://schemas.microsoft.com/office/drawing/2015/9/8/chartex" xmlns:cx2="http://schemas.microsoft.com/office/drawing/2015/10/21/chartex" xmlns:cx3="http://schemas.microsoft.com/office/drawing/2016/5/9/chartex" xmlns:cx4="http://schemas.microsoft.com/office/drawing/2016/5/10/chartex" xmlns:cx5="http://schemas.microsoft.com/office/drawing/2016/5/11/chartex" xmlns:cx6="http://schemas.microsoft.com/office/drawing/2016/5/12/chartex" xmlns:cx7="http://schemas.microsoft.com/office/drawing/2016/5/13/chartex" xmlns:cx8="http://schemas.microsoft.com/office/drawing/2016/5/14/chartex" xmlns:mc="http://schemas.openxmlformats.org/markup-compatibility/2006" xmlns:aink="http://schemas.microsoft.com/office/drawing/2016/ink" xmlns:am3d="http://schemas.microsoft.com/office/drawing/2017/model3d" xmlns:o="urn:schemas-microsoft-com:office:office" xmlns:oel="http://schemas.microsoft.com/office/2019/extlst" xmlns:r="http://schemas.openxmlformats.org/officeDocument/2006/relationships" xmlns:m="http://schemas.openxmlformats.org/officeDocument/2006/math" xmlns:v="urn:schemas-microsoft-com:vml" xmlns:wp14="http://schemas.microsoft.com/office/word/2010/wordprocessingDrawing" xmlns:wp="http://schemas.openxmlformats.org/drawingml/2006/wordprocessingDrawing" xmlns:w10="urn:schemas-microsoft-com:office:word" xmlns:w="http://schemas.openxmlformats.org/wordprocessingml/2006/main" xmlns:w14="http://schemas.microsoft.com/office/word/2010/wordml" xmlns:w15="http://schemas.microsoft.com/office/word/2012/wordml" xmlns:w16cex="http://schemas.microsoft.com/office/word/2018/wordml/cex" xmlns:w16cid="http://schemas.microsoft.com/office/word/2016/wordml/cid" xmlns:w16="http://schemas.microsoft.com/office/word/2018/wordml" xmlns:w16du="http://schemas.microsoft.com/office/word/2023/wordml/word16du" xmlns:w16sdtdh="http://schemas.microsoft.com/office/word/2020/wordml/sdtdatahash" xmlns:w16sdtfl="http://schemas.microsoft.com/office/word/2024/wordml/sdtformatlock" xmlns:w16se="http://schemas.microsoft.com/office/word/2015/wordml/symex" xmlns:wpg="http://schemas.microsoft.com/office/word/2010/wordprocessingGroup" xmlns:wpi="http://schemas.microsoft.com/office/word/2010/wordprocessingInk" xmlns:wne="http://schemas.microsoft.com/office/word/2006/wordml" xmlns:wps="http://schemas.microsoft.com/office/word/2010/wordprocessingShape" mc:Ignorable="w14 w15 w16se w16cid w16 w16cex w16sdtdh w16sdtfl w16du wp14">
   <w:sdt>
     <w:sdtPr>
       <w:id w:val="1130596981"/>
@@ -20051,7 +19776,7 @@
 </file>
 
 <file path=word/footer3.xml><?xml version="1.0" encoding="utf-8"?>
-<w:ftr xmlns:wpc="http://schemas.microsoft.com/office/word/2010/wordprocessingCanvas" xmlns:cx="http://schemas.microsoft.com/office/drawing/2014/chartex" xmlns:cx1="http://schemas.microsoft.com/office/drawing/2015/9/8/chartex" xmlns:cx2="http://schemas.microsoft.com/office/drawing/2015/10/21/chartex" xmlns:cx3="http://schemas.microsoft.com/office/drawing/2016/5/9/chartex" xmlns:cx4="http://schemas.microsoft.com/office/drawing/2016/5/10/chartex" xmlns:cx5="http://schemas.microsoft.com/office/drawing/2016/5/11/chartex" xmlns:cx6="http://schemas.microsoft.com/office/drawing/2016/5/12/chartex" xmlns:cx7="http://schemas.microsoft.com/office/drawing/2016/5/13/chartex" xmlns:cx8="http://schemas.microsoft.com/office/drawing/2016/5/14/chartex" xmlns:mc="http://schemas.openxmlformats.org/markup-compatibility/2006" xmlns:aink="http://schemas.microsoft.com/office/drawing/2016/ink" xmlns:am3d="http://schemas.microsoft.com/office/drawing/2017/model3d" xmlns:o="urn:schemas-microsoft-com:office:office" xmlns:r="http://schemas.openxmlformats.org/officeDocument/2006/relationships" xmlns:m="http://schemas.openxmlformats.org/officeDocument/2006/math" xmlns:v="urn:schemas-microsoft-com:vml" xmlns:wp14="http://schemas.microsoft.com/office/word/2010/wordprocessingDrawing" xmlns:wp="http://schemas.openxmlformats.org/drawingml/2006/wordprocessingDrawing" xmlns:w10="urn:schemas-microsoft-com:office:word" xmlns:w="http://schemas.openxmlformats.org/wordprocessingml/2006/main" xmlns:w14="http://schemas.microsoft.com/office/word/2010/wordml" xmlns:w15="http://schemas.microsoft.com/office/word/2012/wordml" xmlns:w16cex="http://schemas.microsoft.com/office/word/2018/wordml/cex" xmlns:w16cid="http://schemas.microsoft.com/office/word/2016/wordml/cid" xmlns:w16="http://schemas.microsoft.com/office/word/2018/wordml" xmlns:w16se="http://schemas.microsoft.com/office/word/2015/wordml/symex" xmlns:wpg="http://schemas.microsoft.com/office/word/2010/wordprocessingGroup" xmlns:wpi="http://schemas.microsoft.com/office/word/2010/wordprocessingInk" xmlns:wne="http://schemas.microsoft.com/office/word/2006/wordml" xmlns:wps="http://schemas.microsoft.com/office/word/2010/wordprocessingShape" mc:Ignorable="w14 w15 w16se w16cid w16 w16cex wp14">
+<w:ftr xmlns:wpc="http://schemas.microsoft.com/office/word/2010/wordprocessingCanvas" xmlns:cx="http://schemas.microsoft.com/office/drawing/2014/chartex" xmlns:cx1="http://schemas.microsoft.com/office/drawing/2015/9/8/chartex" xmlns:cx2="http://schemas.microsoft.com/office/drawing/2015/10/21/chartex" xmlns:cx3="http://schemas.microsoft.com/office/drawing/2016/5/9/chartex" xmlns:cx4="http://schemas.microsoft.com/office/drawing/2016/5/10/chartex" xmlns:cx5="http://schemas.microsoft.com/office/drawing/2016/5/11/chartex" xmlns:cx6="http://schemas.microsoft.com/office/drawing/2016/5/12/chartex" xmlns:cx7="http://schemas.microsoft.com/office/drawing/2016/5/13/chartex" xmlns:cx8="http://schemas.microsoft.com/office/drawing/2016/5/14/chartex" xmlns:mc="http://schemas.openxmlformats.org/markup-compatibility/2006" xmlns:aink="http://schemas.microsoft.com/office/drawing/2016/ink" xmlns:am3d="http://schemas.microsoft.com/office/drawing/2017/model3d" xmlns:o="urn:schemas-microsoft-com:office:office" xmlns:oel="http://schemas.microsoft.com/office/2019/extlst" xmlns:r="http://schemas.openxmlformats.org/officeDocument/2006/relationships" xmlns:m="http://schemas.openxmlformats.org/officeDocument/2006/math" xmlns:v="urn:schemas-microsoft-com:vml" xmlns:wp14="http://schemas.microsoft.com/office/word/2010/wordprocessingDrawing" xmlns:wp="http://schemas.openxmlformats.org/drawingml/2006/wordprocessingDrawing" xmlns:w10="urn:schemas-microsoft-com:office:word" xmlns:w="http://schemas.openxmlformats.org/wordprocessingml/2006/main" xmlns:w14="http://schemas.microsoft.com/office/word/2010/wordml" xmlns:w15="http://schemas.microsoft.com/office/word/2012/wordml" xmlns:w16cex="http://schemas.microsoft.com/office/word/2018/wordml/cex" xmlns:w16cid="http://schemas.microsoft.com/office/word/2016/wordml/cid" xmlns:w16="http://schemas.microsoft.com/office/word/2018/wordml" xmlns:w16du="http://schemas.microsoft.com/office/word/2023/wordml/word16du" xmlns:w16sdtdh="http://schemas.microsoft.com/office/word/2020/wordml/sdtdatahash" xmlns:w16sdtfl="http://schemas.microsoft.com/office/word/2024/wordml/sdtformatlock" xmlns:w16se="http://schemas.microsoft.com/office/word/2015/wordml/symex" xmlns:wpg="http://schemas.microsoft.com/office/word/2010/wordprocessingGroup" xmlns:wpi="http://schemas.microsoft.com/office/word/2010/wordprocessingInk" xmlns:wne="http://schemas.microsoft.com/office/word/2006/wordml" xmlns:wps="http://schemas.microsoft.com/office/word/2010/wordprocessingShape" mc:Ignorable="w14 w15 w16se w16cid w16 w16cex w16sdtdh w16sdtfl w16du wp14">
   <w:p>
     <w:pPr>
       <w:pStyle w:val="a5"/>
@@ -22412,7 +22137,7 @@
 </file>
 
 <file path=word/footnotes.xml><?xml version="1.0" encoding="utf-8"?>
-<w:footnotes xmlns:wpc="http://schemas.microsoft.com/office/word/2010/wordprocessingCanvas" xmlns:cx="http://schemas.microsoft.com/office/drawing/2014/chartex" xmlns:cx1="http://schemas.microsoft.com/office/drawing/2015/9/8/chartex" xmlns:cx2="http://schemas.microsoft.com/office/drawing/2015/10/21/chartex" xmlns:cx3="http://schemas.microsoft.com/office/drawing/2016/5/9/chartex" xmlns:cx4="http://schemas.microsoft.com/office/drawing/2016/5/10/chartex" xmlns:cx5="http://schemas.microsoft.com/office/drawing/2016/5/11/chartex" xmlns:cx6="http://schemas.microsoft.com/office/drawing/2016/5/12/chartex" xmlns:cx7="http://schemas.microsoft.com/office/drawing/2016/5/13/chartex" xmlns:cx8="http://schemas.microsoft.com/office/drawing/2016/5/14/chartex" xmlns:mc="http://schemas.openxmlformats.org/markup-compatibility/2006" xmlns:aink="http://schemas.microsoft.com/office/drawing/2016/ink" xmlns:am3d="http://schemas.microsoft.com/office/drawing/2017/model3d" xmlns:o="urn:schemas-microsoft-com:office:office" xmlns:r="http://schemas.openxmlformats.org/officeDocument/2006/relationships" xmlns:m="http://schemas.openxmlformats.org/officeDocument/2006/math" xmlns:v="urn:schemas-microsoft-com:vml" xmlns:wp14="http://schemas.microsoft.com/office/word/2010/wordprocessingDrawing" xmlns:wp="http://schemas.openxmlformats.org/drawingml/2006/wordprocessingDrawing" xmlns:w10="urn:schemas-microsoft-com:office:word" xmlns:w="http://schemas.openxmlformats.org/wordprocessingml/2006/main" xmlns:w14="http://schemas.microsoft.com/office/word/2010/wordml" xmlns:w15="http://schemas.microsoft.com/office/word/2012/wordml" xmlns:w16cex="http://schemas.microsoft.com/office/word/2018/wordml/cex" xmlns:w16cid="http://schemas.microsoft.com/office/word/2016/wordml/cid" xmlns:w16="http://schemas.microsoft.com/office/word/2018/wordml" xmlns:w16se="http://schemas.microsoft.com/office/word/2015/wordml/symex" xmlns:wpg="http://schemas.microsoft.com/office/word/2010/wordprocessingGroup" xmlns:wpi="http://schemas.microsoft.com/office/word/2010/wordprocessingInk" xmlns:wne="http://schemas.microsoft.com/office/word/2006/wordml" xmlns:wps="http://schemas.microsoft.com/office/word/2010/wordprocessingShape" mc:Ignorable="w14 w15 w16se w16cid w16 w16cex wp14">
+<w:footnotes xmlns:wpc="http://schemas.microsoft.com/office/word/2010/wordprocessingCanvas" xmlns:cx="http://schemas.microsoft.com/office/drawing/2014/chartex" xmlns:cx1="http://schemas.microsoft.com/office/drawing/2015/9/8/chartex" xmlns:cx2="http://schemas.microsoft.com/office/drawing/2015/10/21/chartex" xmlns:cx3="http://schemas.microsoft.com/office/drawing/2016/5/9/chartex" xmlns:cx4="http://schemas.microsoft.com/office/drawing/2016/5/10/chartex" xmlns:cx5="http://schemas.microsoft.com/office/drawing/2016/5/11/chartex" xmlns:cx6="http://schemas.microsoft.com/office/drawing/2016/5/12/chartex" xmlns:cx7="http://schemas.microsoft.com/office/drawing/2016/5/13/chartex" xmlns:cx8="http://schemas.microsoft.com/office/drawing/2016/5/14/chartex" xmlns:mc="http://schemas.openxmlformats.org/markup-compatibility/2006" xmlns:aink="http://schemas.microsoft.com/office/drawing/2016/ink" xmlns:am3d="http://schemas.microsoft.com/office/drawing/2017/model3d" xmlns:o="urn:schemas-microsoft-com:office:office" xmlns:oel="http://schemas.microsoft.com/office/2019/extlst" xmlns:r="http://schemas.openxmlformats.org/officeDocument/2006/relationships" xmlns:m="http://schemas.openxmlformats.org/officeDocument/2006/math" xmlns:v="urn:schemas-microsoft-com:vml" xmlns:wp14="http://schemas.microsoft.com/office/word/2010/wordprocessingDrawing" xmlns:wp="http://schemas.openxmlformats.org/drawingml/2006/wordprocessingDrawing" xmlns:w10="urn:schemas-microsoft-com:office:word" xmlns:w="http://schemas.openxmlformats.org/wordprocessingml/2006/main" xmlns:w14="http://schemas.microsoft.com/office/word/2010/wordml" xmlns:w15="http://schemas.microsoft.com/office/word/2012/wordml" xmlns:w16cex="http://schemas.microsoft.com/office/word/2018/wordml/cex" xmlns:w16cid="http://schemas.microsoft.com/office/word/2016/wordml/cid" xmlns:w16="http://schemas.microsoft.com/office/word/2018/wordml" xmlns:w16du="http://schemas.microsoft.com/office/word/2023/wordml/word16du" xmlns:w16sdtdh="http://schemas.microsoft.com/office/word/2020/wordml/sdtdatahash" xmlns:w16sdtfl="http://schemas.microsoft.com/office/word/2024/wordml/sdtformatlock" xmlns:w16se="http://schemas.microsoft.com/office/word/2015/wordml/symex" xmlns:wpg="http://schemas.microsoft.com/office/word/2010/wordprocessingGroup" xmlns:wpi="http://schemas.microsoft.com/office/word/2010/wordprocessingInk" xmlns:wne="http://schemas.microsoft.com/office/word/2006/wordml" xmlns:wps="http://schemas.microsoft.com/office/word/2010/wordprocessingShape" mc:Ignorable="w14 w15 w16se w16cid w16 w16cex w16sdtdh w16sdtfl w16du wp14">
   <w:footnote w:type="separator" w:id="-1">
     <w:p>
       <w:pPr>
@@ -22437,7 +22162,7 @@
 </file>
 
 <file path=word/header1.xml><?xml version="1.0" encoding="utf-8"?>
-<w:hdr xmlns:wpc="http://schemas.microsoft.com/office/word/2010/wordprocessingCanvas" xmlns:cx="http://schemas.microsoft.com/office/drawing/2014/chartex" xmlns:cx1="http://schemas.microsoft.com/office/drawing/2015/9/8/chartex" xmlns:cx2="http://schemas.microsoft.com/office/drawing/2015/10/21/chartex" xmlns:cx3="http://schemas.microsoft.com/office/drawing/2016/5/9/chartex" xmlns:cx4="http://schemas.microsoft.com/office/drawing/2016/5/10/chartex" xmlns:cx5="http://schemas.microsoft.com/office/drawing/2016/5/11/chartex" xmlns:cx6="http://schemas.microsoft.com/office/drawing/2016/5/12/chartex" xmlns:cx7="http://schemas.microsoft.com/office/drawing/2016/5/13/chartex" xmlns:cx8="http://schemas.microsoft.com/office/drawing/2016/5/14/chartex" xmlns:mc="http://schemas.openxmlformats.org/markup-compatibility/2006" xmlns:aink="http://schemas.microsoft.com/office/drawing/2016/ink" xmlns:am3d="http://schemas.microsoft.com/office/drawing/2017/model3d" xmlns:o="urn:schemas-microsoft-com:office:office" xmlns:r="http://schemas.openxmlformats.org/officeDocument/2006/relationships" xmlns:m="http://schemas.openxmlformats.org/officeDocument/2006/math" xmlns:v="urn:schemas-microsoft-com:vml" xmlns:wp14="http://schemas.microsoft.com/office/word/2010/wordprocessingDrawing" xmlns:wp="http://schemas.openxmlformats.org/drawingml/2006/wordprocessingDrawing" xmlns:w10="urn:schemas-microsoft-com:office:word" xmlns:w="http://schemas.openxmlformats.org/wordprocessingml/2006/main" xmlns:w14="http://schemas.microsoft.com/office/word/2010/wordml" xmlns:w15="http://schemas.microsoft.com/office/word/2012/wordml" xmlns:w16cex="http://schemas.microsoft.com/office/word/2018/wordml/cex" xmlns:w16cid="http://schemas.microsoft.com/office/word/2016/wordml/cid" xmlns:w16="http://schemas.microsoft.com/office/word/2018/wordml" xmlns:w16se="http://schemas.microsoft.com/office/word/2015/wordml/symex" xmlns:wpg="http://schemas.microsoft.com/office/word/2010/wordprocessingGroup" xmlns:wpi="http://schemas.microsoft.com/office/word/2010/wordprocessingInk" xmlns:wne="http://schemas.microsoft.com/office/word/2006/wordml" xmlns:wps="http://schemas.microsoft.com/office/word/2010/wordprocessingShape" mc:Ignorable="w14 w15 w16se w16cid w16 w16cex wp14">
+<w:hdr xmlns:wpc="http://schemas.microsoft.com/office/word/2010/wordprocessingCanvas" xmlns:cx="http://schemas.microsoft.com/office/drawing/2014/chartex" xmlns:cx1="http://schemas.microsoft.com/office/drawing/2015/9/8/chartex" xmlns:cx2="http://schemas.microsoft.com/office/drawing/2015/10/21/chartex" xmlns:cx3="http://schemas.microsoft.com/office/drawing/2016/5/9/chartex" xmlns:cx4="http://schemas.microsoft.com/office/drawing/2016/5/10/chartex" xmlns:cx5="http://schemas.microsoft.com/office/drawing/2016/5/11/chartex" xmlns:cx6="http://schemas.microsoft.com/office/drawing/2016/5/12/chartex" xmlns:cx7="http://schemas.microsoft.com/office/drawing/2016/5/13/chartex" xmlns:cx8="http://schemas.microsoft.com/office/drawing/2016/5/14/chartex" xmlns:mc="http://schemas.openxmlformats.org/markup-compatibility/2006" xmlns:aink="http://schemas.microsoft.com/office/drawing/2016/ink" xmlns:am3d="http://schemas.microsoft.com/office/drawing/2017/model3d" xmlns:o="urn:schemas-microsoft-com:office:office" xmlns:oel="http://schemas.microsoft.com/office/2019/extlst" xmlns:r="http://schemas.openxmlformats.org/officeDocument/2006/relationships" xmlns:m="http://schemas.openxmlformats.org/officeDocument/2006/math" xmlns:v="urn:schemas-microsoft-com:vml" xmlns:wp14="http://schemas.microsoft.com/office/word/2010/wordprocessingDrawing" xmlns:wp="http://schemas.openxmlformats.org/drawingml/2006/wordprocessingDrawing" xmlns:w10="urn:schemas-microsoft-com:office:word" xmlns:w="http://schemas.openxmlformats.org/wordprocessingml/2006/main" xmlns:w14="http://schemas.microsoft.com/office/word/2010/wordml" xmlns:w15="http://schemas.microsoft.com/office/word/2012/wordml" xmlns:w16cex="http://schemas.microsoft.com/office/word/2018/wordml/cex" xmlns:w16cid="http://schemas.microsoft.com/office/word/2016/wordml/cid" xmlns:w16="http://schemas.microsoft.com/office/word/2018/wordml" xmlns:w16du="http://schemas.microsoft.com/office/word/2023/wordml/word16du" xmlns:w16sdtdh="http://schemas.microsoft.com/office/word/2020/wordml/sdtdatahash" xmlns:w16sdtfl="http://schemas.microsoft.com/office/word/2024/wordml/sdtformatlock" xmlns:w16se="http://schemas.microsoft.com/office/word/2015/wordml/symex" xmlns:wpg="http://schemas.microsoft.com/office/word/2010/wordprocessingGroup" xmlns:wpi="http://schemas.microsoft.com/office/word/2010/wordprocessingInk" xmlns:wne="http://schemas.microsoft.com/office/word/2006/wordml" xmlns:wps="http://schemas.microsoft.com/office/word/2010/wordprocessingShape" mc:Ignorable="w14 w15 w16se w16cid w16 w16cex w16sdtdh w16sdtfl w16du wp14">
   <w:p>
     <w:pPr>
       <w:pStyle w:val="a3"/>
@@ -22941,7 +22666,7 @@
 </file>
 
 <file path=word/header2.xml><?xml version="1.0" encoding="utf-8"?>
-<w:hdr xmlns:wpc="http://schemas.microsoft.com/office/word/2010/wordprocessingCanvas" xmlns:cx="http://schemas.microsoft.com/office/drawing/2014/chartex" xmlns:cx1="http://schemas.microsoft.com/office/drawing/2015/9/8/chartex" xmlns:cx2="http://schemas.microsoft.com/office/drawing/2015/10/21/chartex" xmlns:cx3="http://schemas.microsoft.com/office/drawing/2016/5/9/chartex" xmlns:cx4="http://schemas.microsoft.com/office/drawing/2016/5/10/chartex" xmlns:cx5="http://schemas.microsoft.com/office/drawing/2016/5/11/chartex" xmlns:cx6="http://schemas.microsoft.com/office/drawing/2016/5/12/chartex" xmlns:cx7="http://schemas.microsoft.com/office/drawing/2016/5/13/chartex" xmlns:cx8="http://schemas.microsoft.com/office/drawing/2016/5/14/chartex" xmlns:mc="http://schemas.openxmlformats.org/markup-compatibility/2006" xmlns:aink="http://schemas.microsoft.com/office/drawing/2016/ink" xmlns:am3d="http://schemas.microsoft.com/office/drawing/2017/model3d" xmlns:o="urn:schemas-microsoft-com:office:office" xmlns:r="http://schemas.openxmlformats.org/officeDocument/2006/relationships" xmlns:m="http://schemas.openxmlformats.org/officeDocument/2006/math" xmlns:v="urn:schemas-microsoft-com:vml" xmlns:wp14="http://schemas.microsoft.com/office/word/2010/wordprocessingDrawing" xmlns:wp="http://schemas.openxmlformats.org/drawingml/2006/wordprocessingDrawing" xmlns:w10="urn:schemas-microsoft-com:office:word" xmlns:w="http://schemas.openxmlformats.org/wordprocessingml/2006/main" xmlns:w14="http://schemas.microsoft.com/office/word/2010/wordml" xmlns:w15="http://schemas.microsoft.com/office/word/2012/wordml" xmlns:w16cex="http://schemas.microsoft.com/office/word/2018/wordml/cex" xmlns:w16cid="http://schemas.microsoft.com/office/word/2016/wordml/cid" xmlns:w16="http://schemas.microsoft.com/office/word/2018/wordml" xmlns:w16se="http://schemas.microsoft.com/office/word/2015/wordml/symex" xmlns:wpg="http://schemas.microsoft.com/office/word/2010/wordprocessingGroup" xmlns:wpi="http://schemas.microsoft.com/office/word/2010/wordprocessingInk" xmlns:wne="http://schemas.microsoft.com/office/word/2006/wordml" xmlns:wps="http://schemas.microsoft.com/office/word/2010/wordprocessingShape" mc:Ignorable="w14 w15 w16se w16cid w16 w16cex wp14">
+<w:hdr xmlns:wpc="http://schemas.microsoft.com/office/word/2010/wordprocessingCanvas" xmlns:cx="http://schemas.microsoft.com/office/drawing/2014/chartex" xmlns:cx1="http://schemas.microsoft.com/office/drawing/2015/9/8/chartex" xmlns:cx2="http://schemas.microsoft.com/office/drawing/2015/10/21/chartex" xmlns:cx3="http://schemas.microsoft.com/office/drawing/2016/5/9/chartex" xmlns:cx4="http://schemas.microsoft.com/office/drawing/2016/5/10/chartex" xmlns:cx5="http://schemas.microsoft.com/office/drawing/2016/5/11/chartex" xmlns:cx6="http://schemas.microsoft.com/office/drawing/2016/5/12/chartex" xmlns:cx7="http://schemas.microsoft.com/office/drawing/2016/5/13/chartex" xmlns:cx8="http://schemas.microsoft.com/office/drawing/2016/5/14/chartex" xmlns:mc="http://schemas.openxmlformats.org/markup-compatibility/2006" xmlns:aink="http://schemas.microsoft.com/office/drawing/2016/ink" xmlns:am3d="http://schemas.microsoft.com/office/drawing/2017/model3d" xmlns:o="urn:schemas-microsoft-com:office:office" xmlns:oel="http://schemas.microsoft.com/office/2019/extlst" xmlns:r="http://schemas.openxmlformats.org/officeDocument/2006/relationships" xmlns:m="http://schemas.openxmlformats.org/officeDocument/2006/math" xmlns:v="urn:schemas-microsoft-com:vml" xmlns:wp14="http://schemas.microsoft.com/office/word/2010/wordprocessingDrawing" xmlns:wp="http://schemas.openxmlformats.org/drawingml/2006/wordprocessingDrawing" xmlns:w10="urn:schemas-microsoft-com:office:word" xmlns:w="http://schemas.openxmlformats.org/wordprocessingml/2006/main" xmlns:w14="http://schemas.microsoft.com/office/word/2010/wordml" xmlns:w15="http://schemas.microsoft.com/office/word/2012/wordml" xmlns:w16cex="http://schemas.microsoft.com/office/word/2018/wordml/cex" xmlns:w16cid="http://schemas.microsoft.com/office/word/2016/wordml/cid" xmlns:w16="http://schemas.microsoft.com/office/word/2018/wordml" xmlns:w16du="http://schemas.microsoft.com/office/word/2023/wordml/word16du" xmlns:w16sdtdh="http://schemas.microsoft.com/office/word/2020/wordml/sdtdatahash" xmlns:w16sdtfl="http://schemas.microsoft.com/office/word/2024/wordml/sdtformatlock" xmlns:w16se="http://schemas.microsoft.com/office/word/2015/wordml/symex" xmlns:wpg="http://schemas.microsoft.com/office/word/2010/wordprocessingGroup" xmlns:wpi="http://schemas.microsoft.com/office/word/2010/wordprocessingInk" xmlns:wne="http://schemas.microsoft.com/office/word/2006/wordml" xmlns:wps="http://schemas.microsoft.com/office/word/2010/wordprocessingShape" mc:Ignorable="w14 w15 w16se w16cid w16 w16cex w16sdtdh w16sdtfl w16du wp14">
   <w:p>
     <w:pPr>
       <w:pStyle w:val="a3"/>
@@ -24079,7 +23804,7 @@
 </file>
 
 <file path=word/numbering.xml><?xml version="1.0" encoding="utf-8"?>
-<w:numbering xmlns:wpc="http://schemas.microsoft.com/office/word/2010/wordprocessingCanvas" xmlns:cx="http://schemas.microsoft.com/office/drawing/2014/chartex" xmlns:cx1="http://schemas.microsoft.com/office/drawing/2015/9/8/chartex" xmlns:cx2="http://schemas.microsoft.com/office/drawing/2015/10/21/chartex" xmlns:cx3="http://schemas.microsoft.com/office/drawing/2016/5/9/chartex" xmlns:cx4="http://schemas.microsoft.com/office/drawing/2016/5/10/chartex" xmlns:cx5="http://schemas.microsoft.com/office/drawing/2016/5/11/chartex" xmlns:cx6="http://schemas.microsoft.com/office/drawing/2016/5/12/chartex" xmlns:cx7="http://schemas.microsoft.com/office/drawing/2016/5/13/chartex" xmlns:cx8="http://schemas.microsoft.com/office/drawing/2016/5/14/chartex" xmlns:mc="http://schemas.openxmlformats.org/markup-compatibility/2006" xmlns:aink="http://schemas.microsoft.com/office/drawing/2016/ink" xmlns:am3d="http://schemas.microsoft.com/office/drawing/2017/model3d" xmlns:o="urn:schemas-microsoft-com:office:office" xmlns:r="http://schemas.openxmlformats.org/officeDocument/2006/relationships" xmlns:m="http://schemas.openxmlformats.org/officeDocument/2006/math" xmlns:v="urn:schemas-microsoft-com:vml" xmlns:wp14="http://schemas.microsoft.com/office/word/2010/wordprocessingDrawing" xmlns:wp="http://schemas.openxmlformats.org/drawingml/2006/wordprocessingDrawing" xmlns:w10="urn:schemas-microsoft-com:office:word" xmlns:w="http://schemas.openxmlformats.org/wordprocessingml/2006/main" xmlns:w14="http://schemas.microsoft.com/office/word/2010/wordml" xmlns:w15="http://schemas.microsoft.com/office/word/2012/wordml" xmlns:w16cex="http://schemas.microsoft.com/office/word/2018/wordml/cex" xmlns:w16cid="http://schemas.microsoft.com/office/word/2016/wordml/cid" xmlns:w16="http://schemas.microsoft.com/office/word/2018/wordml" xmlns:w16se="http://schemas.microsoft.com/office/word/2015/wordml/symex" xmlns:wpg="http://schemas.microsoft.com/office/word/2010/wordprocessingGroup" xmlns:wpi="http://schemas.microsoft.com/office/word/2010/wordprocessingInk" xmlns:wne="http://schemas.microsoft.com/office/word/2006/wordml" xmlns:wps="http://schemas.microsoft.com/office/word/2010/wordprocessingShape" mc:Ignorable="w14 w15 w16se w16cid w16 w16cex wp14">
+<w:numbering xmlns:wpc="http://schemas.microsoft.com/office/word/2010/wordprocessingCanvas" xmlns:cx="http://schemas.microsoft.com/office/drawing/2014/chartex" xmlns:cx1="http://schemas.microsoft.com/office/drawing/2015/9/8/chartex" xmlns:cx2="http://schemas.microsoft.com/office/drawing/2015/10/21/chartex" xmlns:cx3="http://schemas.microsoft.com/office/drawing/2016/5/9/chartex" xmlns:cx4="http://schemas.microsoft.com/office/drawing/2016/5/10/chartex" xmlns:cx5="http://schemas.microsoft.com/office/drawing/2016/5/11/chartex" xmlns:cx6="http://schemas.microsoft.com/office/drawing/2016/5/12/chartex" xmlns:cx7="http://schemas.microsoft.com/office/drawing/2016/5/13/chartex" xmlns:cx8="http://schemas.microsoft.com/office/drawing/2016/5/14/chartex" xmlns:mc="http://schemas.openxmlformats.org/markup-compatibility/2006" xmlns:aink="http://schemas.microsoft.com/office/drawing/2016/ink" xmlns:am3d="http://schemas.microsoft.com/office/drawing/2017/model3d" xmlns:o="urn:schemas-microsoft-com:office:office" xmlns:oel="http://schemas.microsoft.com/office/2019/extlst" xmlns:r="http://schemas.openxmlformats.org/officeDocument/2006/relationships" xmlns:m="http://schemas.openxmlformats.org/officeDocument/2006/math" xmlns:v="urn:schemas-microsoft-com:vml" xmlns:wp14="http://schemas.microsoft.com/office/word/2010/wordprocessingDrawing" xmlns:wp="http://schemas.openxmlformats.org/drawingml/2006/wordprocessingDrawing" xmlns:w10="urn:schemas-microsoft-com:office:word" xmlns:w="http://schemas.openxmlformats.org/wordprocessingml/2006/main" xmlns:w14="http://schemas.microsoft.com/office/word/2010/wordml" xmlns:w15="http://schemas.microsoft.com/office/word/2012/wordml" xmlns:w16cex="http://schemas.microsoft.com/office/word/2018/wordml/cex" xmlns:w16cid="http://schemas.microsoft.com/office/word/2016/wordml/cid" xmlns:w16="http://schemas.microsoft.com/office/word/2018/wordml" xmlns:w16du="http://schemas.microsoft.com/office/word/2023/wordml/word16du" xmlns:w16sdtdh="http://schemas.microsoft.com/office/word/2020/wordml/sdtdatahash" xmlns:w16sdtfl="http://schemas.microsoft.com/office/word/2024/wordml/sdtformatlock" xmlns:w16se="http://schemas.microsoft.com/office/word/2015/wordml/symex" xmlns:wpg="http://schemas.microsoft.com/office/word/2010/wordprocessingGroup" xmlns:wpi="http://schemas.microsoft.com/office/word/2010/wordprocessingInk" xmlns:wne="http://schemas.microsoft.com/office/word/2006/wordml" xmlns:wps="http://schemas.microsoft.com/office/word/2010/wordprocessingShape" mc:Ignorable="w14 w15 w16se w16cid w16 w16cex w16sdtdh w16sdtfl w16du wp14">
   <w:abstractNum w:abstractNumId="0" w15:restartNumberingAfterBreak="0">
     <w:nsid w:val="0EA32FDA"/>
     <w:multiLevelType w:val="multilevel"/>
@@ -25311,46 +25036,46 @@
       </w:rPr>
     </w:lvl>
   </w:abstractNum>
-  <w:num w:numId="1">
+  <w:num w:numId="1" w16cid:durableId="1126506664">
     <w:abstractNumId w:val="4"/>
   </w:num>
-  <w:num w:numId="2">
+  <w:num w:numId="2" w16cid:durableId="366293691">
     <w:abstractNumId w:val="0"/>
   </w:num>
-  <w:num w:numId="3">
+  <w:num w:numId="3" w16cid:durableId="1511681060">
     <w:abstractNumId w:val="9"/>
   </w:num>
-  <w:num w:numId="4">
+  <w:num w:numId="4" w16cid:durableId="1279408252">
     <w:abstractNumId w:val="13"/>
   </w:num>
-  <w:num w:numId="5">
+  <w:num w:numId="5" w16cid:durableId="466246528">
     <w:abstractNumId w:val="6"/>
   </w:num>
-  <w:num w:numId="6">
+  <w:num w:numId="6" w16cid:durableId="153032199">
     <w:abstractNumId w:val="12"/>
   </w:num>
-  <w:num w:numId="7">
+  <w:num w:numId="7" w16cid:durableId="738673878">
     <w:abstractNumId w:val="5"/>
   </w:num>
-  <w:num w:numId="8">
+  <w:num w:numId="8" w16cid:durableId="649286852">
     <w:abstractNumId w:val="10"/>
   </w:num>
-  <w:num w:numId="9">
+  <w:num w:numId="9" w16cid:durableId="1757705987">
     <w:abstractNumId w:val="8"/>
   </w:num>
-  <w:num w:numId="10">
+  <w:num w:numId="10" w16cid:durableId="368379610">
     <w:abstractNumId w:val="7"/>
   </w:num>
-  <w:num w:numId="11">
+  <w:num w:numId="11" w16cid:durableId="1214123415">
     <w:abstractNumId w:val="11"/>
   </w:num>
-  <w:num w:numId="12">
+  <w:num w:numId="12" w16cid:durableId="1482772972">
     <w:abstractNumId w:val="2"/>
   </w:num>
-  <w:num w:numId="13">
+  <w:num w:numId="13" w16cid:durableId="20789732">
     <w:abstractNumId w:val="3"/>
   </w:num>
-  <w:num w:numId="14">
+  <w:num w:numId="14" w16cid:durableId="1467969256">
     <w:abstractNumId w:val="1"/>
   </w:num>
   <w:numIdMacAtCleanup w:val="6"/>
@@ -25358,7 +25083,7 @@
 </file>
 
 <file path=word/styles.xml><?xml version="1.0" encoding="utf-8"?>
-<w:styles xmlns:mc="http://schemas.openxmlformats.org/markup-compatibility/2006" xmlns:r="http://schemas.openxmlformats.org/officeDocument/2006/relationships" xmlns:w="http://schemas.openxmlformats.org/wordprocessingml/2006/main" xmlns:w14="http://schemas.microsoft.com/office/word/2010/wordml" xmlns:w15="http://schemas.microsoft.com/office/word/2012/wordml" xmlns:w16cex="http://schemas.microsoft.com/office/word/2018/wordml/cex" xmlns:w16cid="http://schemas.microsoft.com/office/word/2016/wordml/cid" xmlns:w16="http://schemas.microsoft.com/office/word/2018/wordml" xmlns:w16se="http://schemas.microsoft.com/office/word/2015/wordml/symex" mc:Ignorable="w14 w15 w16se w16cid w16 w16cex">
+<w:styles xmlns:mc="http://schemas.openxmlformats.org/markup-compatibility/2006" xmlns:r="http://schemas.openxmlformats.org/officeDocument/2006/relationships" xmlns:w="http://schemas.openxmlformats.org/wordprocessingml/2006/main" xmlns:w14="http://schemas.microsoft.com/office/word/2010/wordml" xmlns:w15="http://schemas.microsoft.com/office/word/2012/wordml" xmlns:w16cex="http://schemas.microsoft.com/office/word/2018/wordml/cex" xmlns:w16cid="http://schemas.microsoft.com/office/word/2016/wordml/cid" xmlns:w16="http://schemas.microsoft.com/office/word/2018/wordml" xmlns:w16du="http://schemas.microsoft.com/office/word/2023/wordml/word16du" xmlns:w16sdtdh="http://schemas.microsoft.com/office/word/2020/wordml/sdtdatahash" xmlns:w16sdtfl="http://schemas.microsoft.com/office/word/2024/wordml/sdtformatlock" xmlns:w16se="http://schemas.microsoft.com/office/word/2015/wordml/symex" mc:Ignorable="w14 w15 w16se w16cid w16 w16cex w16sdtdh w16sdtfl w16du">
   <w:docDefaults>
     <w:rPrDefault>
       <w:rPr>
@@ -25832,6 +25557,7 @@
   <w:style w:type="character" w:default="1" w:styleId="a0">
     <w:name w:val="Default Paragraph Font"/>
     <w:uiPriority w:val="1"/>
+    <w:semiHidden/>
     <w:unhideWhenUsed/>
   </w:style>
   <w:style w:type="table" w:default="1" w:styleId="a1">
